--- a/docs/artifacts/spec-documents/06-detailed-design-specification.docx
+++ b/docs/artifacts/spec-documents/06-detailed-design-specification.docx
@@ -316,7 +316,7 @@
               <w:jc w:val="left"/>
             </w:pPr>
             <w:r>
-              <w:t xml:space="preserve">2026-09-13T02:20:37Z</w:t>
+              <w:t xml:space="preserve">2026-09-13T04:11:53Z</w:t>
             </w:r>
           </w:p>
         </w:tc>
@@ -16836,7 +16836,7 @@
           <w:i/>
           <w:iCs/>
         </w:rPr>
-        <w:t xml:space="preserve">Generated: 2026-09-13T02:20:37Z — auto-generated from the machine-verifiable corpus. Regenerate with</w:t>
+        <w:t xml:space="preserve">Generated: 2026-09-13T04:11:53Z — auto-generated from the machine-verifiable corpus. Regenerate with</w:t>
       </w:r>
       <w:r>
         <w:rPr>

--- a/docs/artifacts/spec-documents/06-detailed-design-specification.docx
+++ b/docs/artifacts/spec-documents/06-detailed-design-specification.docx
@@ -316,7 +316,7 @@
               <w:jc w:val="left"/>
             </w:pPr>
             <w:r>
-              <w:t xml:space="preserve">2026-09-13T04:11:53Z</w:t>
+              <w:t xml:space="preserve">2026-09-13T15:17:46Z</w:t>
             </w:r>
           </w:p>
         </w:tc>
@@ -16836,7 +16836,7 @@
           <w:i/>
           <w:iCs/>
         </w:rPr>
-        <w:t xml:space="preserve">Generated: 2026-09-13T04:11:53Z — auto-generated from the machine-verifiable corpus. Regenerate with</w:t>
+        <w:t xml:space="preserve">Generated: 2026-09-13T15:17:46Z — auto-generated from the machine-verifiable corpus. Regenerate with</w:t>
       </w:r>
       <w:r>
         <w:rPr>

--- a/docs/artifacts/spec-documents/06-detailed-design-specification.docx
+++ b/docs/artifacts/spec-documents/06-detailed-design-specification.docx
@@ -23,7 +23,7 @@
         <w:pStyle w:val="Date"/>
       </w:pPr>
       <w:r>
-        <w:t xml:space="preserve">2026-09-13</w:t>
+        <w:t xml:space="preserve">2026-09-18</w:t>
       </w:r>
     </w:p>
     <w:sdt>
@@ -52,7 +52,7 @@
         </w:p>
       </w:sdtContent>
     </w:sdt>
-    <w:bookmarkStart w:id="117" w:name="foxbms-2-detailed-design-specification"/>
+    <w:bookmarkStart w:id="118" w:name="foxbms-2-detailed-design-specification"/>
     <w:p>
       <w:pPr>
         <w:pStyle w:val="Heading1"/>
@@ -16820,6 +16820,1233 @@
         <w:t xml:space="preserve">budgets)</w:t>
       </w:r>
     </w:p>
+    <w:bookmarkEnd w:id="115"/>
+    <w:bookmarkEnd w:id="116"/>
+    <w:bookmarkStart w:id="117" w:name="design-traceability-and-gaps"/>
+    <w:p>
+      <w:pPr>
+        <w:pStyle w:val="Heading2"/>
+      </w:pPr>
+      <w:r>
+        <w:t xml:space="preserve">Design Traceability and Gaps</w:t>
+      </w:r>
+    </w:p>
+    <w:p>
+      <w:pPr>
+        <w:pStyle w:val="FirstParagraph"/>
+      </w:pPr>
+      <w:r>
+        <w:t xml:space="preserve">Upstream and downstream links per design, identical in both profiles unless noted.</w:t>
+      </w:r>
+    </w:p>
+    <w:tbl>
+      <w:tblPr>
+        <w:tblStyle w:val="Table"/>
+        <w:tblW w:type="pct" w:w="5000"/>
+        <w:jc w:val="left"/>
+        <w:tblLayout w:type="fixed"/>
+        <w:tblLook w:firstRow="1" w:lastRow="0" w:firstColumn="0" w:lastColumn="0" w:noHBand="0" w:noVBand="0" w:val="0020"/>
+      </w:tblPr>
+      <w:tblGrid>
+        <w:gridCol w:w="1584"/>
+        <w:gridCol w:w="1584"/>
+        <w:gridCol w:w="1584"/>
+        <w:gridCol w:w="1584"/>
+        <w:gridCol w:w="1584"/>
+      </w:tblGrid>
+      <w:tr>
+        <w:trPr>
+          <w:tblHeader w:val="on"/>
+        </w:trPr>
+        <w:tc>
+          <w:tcPr/>
+          <w:p>
+            <w:pPr>
+              <w:pStyle w:val="Compact"/>
+              <w:jc w:val="left"/>
+            </w:pPr>
+            <w:r>
+              <w:t xml:space="preserve">Design</w:t>
+            </w:r>
+          </w:p>
+        </w:tc>
+        <w:tc>
+          <w:tcPr/>
+          <w:p>
+            <w:pPr>
+              <w:pStyle w:val="Compact"/>
+              <w:jc w:val="left"/>
+            </w:pPr>
+            <w:r>
+              <w:t xml:space="preserve">Implements (upstream)</w:t>
+            </w:r>
+          </w:p>
+        </w:tc>
+        <w:tc>
+          <w:tcPr/>
+          <w:p>
+            <w:pPr>
+              <w:pStyle w:val="Compact"/>
+              <w:jc w:val="left"/>
+            </w:pPr>
+            <w:r>
+              <w:t xml:space="preserve">Upstream chain</w:t>
+            </w:r>
+          </w:p>
+        </w:tc>
+        <w:tc>
+          <w:tcPr/>
+          <w:p>
+            <w:pPr>
+              <w:pStyle w:val="Compact"/>
+              <w:jc w:val="left"/>
+            </w:pPr>
+            <w:r>
+              <w:t xml:space="preserve">Implementation anchors (downstream)</w:t>
+            </w:r>
+          </w:p>
+        </w:tc>
+        <w:tc>
+          <w:tcPr/>
+          <w:p>
+            <w:pPr>
+              <w:pStyle w:val="Compact"/>
+              <w:jc w:val="left"/>
+            </w:pPr>
+            <w:r>
+              <w:t xml:space="preserve">Verifying test measure (downstream)</w:t>
+            </w:r>
+          </w:p>
+        </w:tc>
+      </w:tr>
+      <w:tr>
+        <w:tc>
+          <w:tcPr/>
+          <w:p>
+            <w:pPr>
+              <w:pStyle w:val="Compact"/>
+              <w:jc w:val="left"/>
+            </w:pPr>
+            <w:r>
+              <w:rPr>
+                <w:rStyle w:val="VerbatimChar"/>
+              </w:rPr>
+              <w:t xml:space="preserve">FB2-SW-DSN-000001</w:t>
+            </w:r>
+          </w:p>
+        </w:tc>
+        <w:tc>
+          <w:tcPr/>
+          <w:p>
+            <w:pPr>
+              <w:pStyle w:val="Compact"/>
+              <w:jc w:val="left"/>
+            </w:pPr>
+            <w:r>
+              <w:rPr>
+                <w:rStyle w:val="VerbatimChar"/>
+              </w:rPr>
+              <w:t xml:space="preserve">FB2-SW-SWR-000001</w:t>
+            </w:r>
+            <w:r>
+              <w:t xml:space="preserve"> </w:t>
+            </w:r>
+            <w:r>
+              <w:t xml:space="preserve">(</w:t>
+            </w:r>
+            <w:r>
+              <w:rPr>
+                <w:rStyle w:val="VerbatimChar"/>
+              </w:rPr>
+              <w:t xml:space="preserve">FB2-LNK-SAF-000011</w:t>
+            </w:r>
+            <w:r>
+              <w:t xml:space="preserve">)</w:t>
+            </w:r>
+          </w:p>
+        </w:tc>
+        <w:tc>
+          <w:tcPr/>
+          <w:p>
+            <w:pPr>
+              <w:pStyle w:val="Compact"/>
+              <w:jc w:val="left"/>
+            </w:pPr>
+            <w:r>
+              <w:rPr>
+                <w:rStyle w:val="VerbatimChar"/>
+              </w:rPr>
+              <w:t xml:space="preserve">SWR-000001</w:t>
+            </w:r>
+            <w:r>
+              <w:t xml:space="preserve"> </w:t>
+            </w:r>
+            <w:r>
+              <w:t xml:space="preserve">→</w:t>
+            </w:r>
+            <w:r>
+              <w:t xml:space="preserve"> </w:t>
+            </w:r>
+            <w:r>
+              <w:rPr>
+                <w:rStyle w:val="VerbatimChar"/>
+              </w:rPr>
+              <w:t xml:space="preserve">FSR-000001</w:t>
+            </w:r>
+            <w:r>
+              <w:t xml:space="preserve"> </w:t>
+            </w:r>
+            <w:r>
+              <w:t xml:space="preserve">(</w:t>
+            </w:r>
+            <w:r>
+              <w:rPr>
+                <w:rStyle w:val="VerbatimChar"/>
+              </w:rPr>
+              <w:t xml:space="preserve">LNK-008</w:t>
+            </w:r>
+            <w:r>
+              <w:t xml:space="preserve">) →</w:t>
+            </w:r>
+            <w:r>
+              <w:t xml:space="preserve"> </w:t>
+            </w:r>
+            <w:r>
+              <w:rPr>
+                <w:rStyle w:val="VerbatimChar"/>
+              </w:rPr>
+              <w:t xml:space="preserve">SGO-000001</w:t>
+            </w:r>
+            <w:r>
+              <w:t xml:space="preserve"> </w:t>
+            </w:r>
+            <w:r>
+              <w:t xml:space="preserve">(</w:t>
+            </w:r>
+            <w:r>
+              <w:rPr>
+                <w:rStyle w:val="VerbatimChar"/>
+              </w:rPr>
+              <w:t xml:space="preserve">LNK-002</w:t>
+            </w:r>
+            <w:r>
+              <w:t xml:space="preserve">) →</w:t>
+            </w:r>
+            <w:r>
+              <w:t xml:space="preserve"> </w:t>
+            </w:r>
+            <w:r>
+              <w:rPr>
+                <w:rStyle w:val="VerbatimChar"/>
+              </w:rPr>
+              <w:t xml:space="preserve">HAZ-000001</w:t>
+            </w:r>
+            <w:r>
+              <w:t xml:space="preserve"> </w:t>
+            </w:r>
+            <w:r>
+              <w:t xml:space="preserve">(</w:t>
+            </w:r>
+            <w:r>
+              <w:rPr>
+                <w:rStyle w:val="VerbatimChar"/>
+              </w:rPr>
+              <w:t xml:space="preserve">LNK-001</w:t>
+            </w:r>
+            <w:r>
+              <w:t xml:space="preserve">)</w:t>
+            </w:r>
+          </w:p>
+        </w:tc>
+        <w:tc>
+          <w:tcPr/>
+          <w:p>
+            <w:pPr>
+              <w:pStyle w:val="Compact"/>
+              <w:jc w:val="left"/>
+            </w:pPr>
+            <w:r>
+              <w:rPr>
+                <w:rStyle w:val="VerbatimChar"/>
+              </w:rPr>
+              <w:t xml:space="preserve">ltc_afe.c</w:t>
+            </w:r>
+            <w:r>
+              <w:t xml:space="preserve">,</w:t>
+            </w:r>
+            <w:r>
+              <w:t xml:space="preserve"> </w:t>
+            </w:r>
+            <w:r>
+              <w:rPr>
+                <w:rStyle w:val="VerbatimChar"/>
+              </w:rPr>
+              <w:t xml:space="preserve">ltc_afe_dma.c</w:t>
+            </w:r>
+            <w:r>
+              <w:t xml:space="preserve">,</w:t>
+            </w:r>
+            <w:r>
+              <w:t xml:space="preserve"> </w:t>
+            </w:r>
+            <w:r>
+              <w:rPr>
+                <w:rStyle w:val="VerbatimChar"/>
+              </w:rPr>
+              <w:t xml:space="preserve">ltc_pec.c</w:t>
+            </w:r>
+            <w:r>
+              <w:t xml:space="preserve">,</w:t>
+            </w:r>
+            <w:r>
+              <w:t xml:space="preserve"> </w:t>
+            </w:r>
+            <w:r>
+              <w:rPr>
+                <w:rStyle w:val="VerbatimChar"/>
+              </w:rPr>
+              <w:t xml:space="preserve">ltc_6813-1.c</w:t>
+            </w:r>
+            <w:r>
+              <w:t xml:space="preserve"> </w:t>
+            </w:r>
+            <w:r>
+              <w:t xml:space="preserve">(symbols in Software Architecture Specification)</w:t>
+            </w:r>
+          </w:p>
+        </w:tc>
+        <w:tc>
+          <w:tcPr/>
+          <w:p>
+            <w:pPr>
+              <w:pStyle w:val="Compact"/>
+              <w:jc w:val="left"/>
+            </w:pPr>
+            <w:r>
+              <w:t xml:space="preserve">as_is</w:t>
+            </w:r>
+            <w:r>
+              <w:t xml:space="preserve"> </w:t>
+            </w:r>
+            <w:r>
+              <w:rPr>
+                <w:rStyle w:val="VerbatimChar"/>
+              </w:rPr>
+              <w:t xml:space="preserve">TMS-000003</w:t>
+            </w:r>
+            <w:r>
+              <w:t xml:space="preserve"> </w:t>
+            </w:r>
+            <w:r>
+              <w:t xml:space="preserve">(</w:t>
+            </w:r>
+            <w:r>
+              <w:rPr>
+                <w:rStyle w:val="VerbatimChar"/>
+              </w:rPr>
+              <w:t xml:space="preserve">LNK-021/022</w:t>
+            </w:r>
+            <w:r>
+              <w:t xml:space="preserve">, no execution); synthetic</w:t>
+            </w:r>
+            <w:r>
+              <w:t xml:space="preserve"> </w:t>
+            </w:r>
+            <w:r>
+              <w:rPr>
+                <w:rStyle w:val="VerbatimChar"/>
+              </w:rPr>
+              <w:t xml:space="preserve">TMS-000003</w:t>
+            </w:r>
+            <w:r>
+              <w:t xml:space="preserve"> </w:t>
+            </w:r>
+            <w:r>
+              <w:t xml:space="preserve">(</w:t>
+            </w:r>
+            <w:r>
+              <w:rPr>
+                <w:rStyle w:val="VerbatimChar"/>
+              </w:rPr>
+              <w:t xml:space="preserve">LNK-026/027/028</w:t>
+            </w:r>
+            <w:r>
+              <w:t xml:space="preserve">) →</w:t>
+            </w:r>
+            <w:r>
+              <w:t xml:space="preserve"> </w:t>
+            </w:r>
+            <w:r>
+              <w:rPr>
+                <w:rStyle w:val="VerbatimChar"/>
+              </w:rPr>
+              <w:t xml:space="preserve">EXE-000003</w:t>
+            </w:r>
+            <w:r>
+              <w:t xml:space="preserve"> </w:t>
+            </w:r>
+            <w:r>
+              <w:t xml:space="preserve">(</w:t>
+            </w:r>
+            <w:r>
+              <w:rPr>
+                <w:rStyle w:val="VerbatimChar"/>
+              </w:rPr>
+              <w:t xml:space="preserve">LNK-035</w:t>
+            </w:r>
+            <w:r>
+              <w:t xml:space="preserve">,</w:t>
+            </w:r>
+            <w:r>
+              <w:t xml:space="preserve"> </w:t>
+            </w:r>
+            <w:r>
+              <w:rPr>
+                <w:rStyle w:val="VerbatimChar"/>
+              </w:rPr>
+              <w:t xml:space="preserve">synthetic_fixture</w:t>
+            </w:r>
+            <w:r>
+              <w:t xml:space="preserve">)</w:t>
+            </w:r>
+          </w:p>
+        </w:tc>
+      </w:tr>
+      <w:tr>
+        <w:tc>
+          <w:tcPr/>
+          <w:p>
+            <w:pPr>
+              <w:pStyle w:val="Compact"/>
+              <w:jc w:val="left"/>
+            </w:pPr>
+            <w:r>
+              <w:rPr>
+                <w:rStyle w:val="VerbatimChar"/>
+              </w:rPr>
+              <w:t xml:space="preserve">FB2-SW-DSN-000002</w:t>
+            </w:r>
+          </w:p>
+        </w:tc>
+        <w:tc>
+          <w:tcPr/>
+          <w:p>
+            <w:pPr>
+              <w:pStyle w:val="Compact"/>
+              <w:jc w:val="left"/>
+            </w:pPr>
+            <w:r>
+              <w:rPr>
+                <w:rStyle w:val="VerbatimChar"/>
+              </w:rPr>
+              <w:t xml:space="preserve">FB2-SW-SWR-000002</w:t>
+            </w:r>
+            <w:r>
+              <w:t xml:space="preserve"> </w:t>
+            </w:r>
+            <w:r>
+              <w:t xml:space="preserve">(</w:t>
+            </w:r>
+            <w:r>
+              <w:rPr>
+                <w:rStyle w:val="VerbatimChar"/>
+              </w:rPr>
+              <w:t xml:space="preserve">FB2-LNK-SAF-000012</w:t>
+            </w:r>
+            <w:r>
+              <w:t xml:space="preserve">)</w:t>
+            </w:r>
+          </w:p>
+        </w:tc>
+        <w:tc>
+          <w:tcPr/>
+          <w:p>
+            <w:pPr>
+              <w:pStyle w:val="Compact"/>
+              <w:jc w:val="left"/>
+            </w:pPr>
+            <w:r>
+              <w:rPr>
+                <w:rStyle w:val="VerbatimChar"/>
+              </w:rPr>
+              <w:t xml:space="preserve">SWR-000002</w:t>
+            </w:r>
+            <w:r>
+              <w:t xml:space="preserve"> </w:t>
+            </w:r>
+            <w:r>
+              <w:t xml:space="preserve">→</w:t>
+            </w:r>
+            <w:r>
+              <w:t xml:space="preserve"> </w:t>
+            </w:r>
+            <w:r>
+              <w:rPr>
+                <w:rStyle w:val="VerbatimChar"/>
+              </w:rPr>
+              <w:t xml:space="preserve">FSR-000002</w:t>
+            </w:r>
+            <w:r>
+              <w:t xml:space="preserve"> </w:t>
+            </w:r>
+            <w:r>
+              <w:t xml:space="preserve">(</w:t>
+            </w:r>
+            <w:r>
+              <w:rPr>
+                <w:rStyle w:val="VerbatimChar"/>
+              </w:rPr>
+              <w:t xml:space="preserve">LNK-009</w:t>
+            </w:r>
+            <w:r>
+              <w:t xml:space="preserve">) →</w:t>
+            </w:r>
+            <w:r>
+              <w:t xml:space="preserve"> </w:t>
+            </w:r>
+            <w:r>
+              <w:rPr>
+                <w:rStyle w:val="VerbatimChar"/>
+              </w:rPr>
+              <w:t xml:space="preserve">SGO-000001</w:t>
+            </w:r>
+            <w:r>
+              <w:t xml:space="preserve"> </w:t>
+            </w:r>
+            <w:r>
+              <w:t xml:space="preserve">(</w:t>
+            </w:r>
+            <w:r>
+              <w:rPr>
+                <w:rStyle w:val="VerbatimChar"/>
+              </w:rPr>
+              <w:t xml:space="preserve">LNK-003</w:t>
+            </w:r>
+            <w:r>
+              <w:t xml:space="preserve">) →</w:t>
+            </w:r>
+            <w:r>
+              <w:t xml:space="preserve"> </w:t>
+            </w:r>
+            <w:r>
+              <w:rPr>
+                <w:rStyle w:val="VerbatimChar"/>
+              </w:rPr>
+              <w:t xml:space="preserve">HAZ-000001</w:t>
+            </w:r>
+            <w:r>
+              <w:t xml:space="preserve"> </w:t>
+            </w:r>
+            <w:r>
+              <w:t xml:space="preserve">(</w:t>
+            </w:r>
+            <w:r>
+              <w:rPr>
+                <w:rStyle w:val="VerbatimChar"/>
+              </w:rPr>
+              <w:t xml:space="preserve">LNK-001</w:t>
+            </w:r>
+            <w:r>
+              <w:t xml:space="preserve">)</w:t>
+            </w:r>
+          </w:p>
+        </w:tc>
+        <w:tc>
+          <w:tcPr/>
+          <w:p>
+            <w:pPr>
+              <w:pStyle w:val="Compact"/>
+              <w:jc w:val="left"/>
+            </w:pPr>
+            <w:r>
+              <w:rPr>
+                <w:rStyle w:val="VerbatimChar"/>
+              </w:rPr>
+              <w:t xml:space="preserve">soa.c</w:t>
+            </w:r>
+            <w:r>
+              <w:t xml:space="preserve">,</w:t>
+            </w:r>
+            <w:r>
+              <w:t xml:space="preserve"> </w:t>
+            </w:r>
+            <w:r>
+              <w:rPr>
+                <w:rStyle w:val="VerbatimChar"/>
+              </w:rPr>
+              <w:t xml:space="preserve">diag_cbs_voltage.c</w:t>
+            </w:r>
+            <w:r>
+              <w:t xml:space="preserve"> </w:t>
+            </w:r>
+            <w:r>
+              <w:t xml:space="preserve">(symbols in Software Architecture Specification)</w:t>
+            </w:r>
+          </w:p>
+        </w:tc>
+        <w:tc>
+          <w:tcPr/>
+          <w:p>
+            <w:pPr>
+              <w:pStyle w:val="Compact"/>
+              <w:jc w:val="left"/>
+            </w:pPr>
+            <w:r>
+              <w:t xml:space="preserve">as_is</w:t>
+            </w:r>
+            <w:r>
+              <w:t xml:space="preserve"> </w:t>
+            </w:r>
+            <w:r>
+              <w:rPr>
+                <w:rStyle w:val="VerbatimChar"/>
+              </w:rPr>
+              <w:t xml:space="preserve">TMS-000001</w:t>
+            </w:r>
+            <w:r>
+              <w:t xml:space="preserve"> </w:t>
+            </w:r>
+            <w:r>
+              <w:t xml:space="preserve">(</w:t>
+            </w:r>
+            <w:r>
+              <w:rPr>
+                <w:rStyle w:val="VerbatimChar"/>
+              </w:rPr>
+              <w:t xml:space="preserve">LNK-014/015</w:t>
+            </w:r>
+            <w:r>
+              <w:t xml:space="preserve">) →</w:t>
+            </w:r>
+            <w:r>
+              <w:t xml:space="preserve"> </w:t>
+            </w:r>
+            <w:r>
+              <w:rPr>
+                <w:rStyle w:val="VerbatimChar"/>
+              </w:rPr>
+              <w:t xml:space="preserve">EXE-000001</w:t>
+            </w:r>
+            <w:r>
+              <w:t xml:space="preserve"> </w:t>
+            </w:r>
+            <w:r>
+              <w:t xml:space="preserve">(</w:t>
+            </w:r>
+            <w:r>
+              <w:rPr>
+                <w:rStyle w:val="VerbatimChar"/>
+              </w:rPr>
+              <w:t xml:space="preserve">LNK-018</w:t>
+            </w:r>
+            <w:r>
+              <w:t xml:space="preserve">,</w:t>
+            </w:r>
+            <w:r>
+              <w:t xml:space="preserve"> </w:t>
+            </w:r>
+            <w:r>
+              <w:rPr>
+                <w:rStyle w:val="VerbatimChar"/>
+              </w:rPr>
+              <w:t xml:space="preserve">actual_host_run</w:t>
+            </w:r>
+            <w:r>
+              <w:t xml:space="preserve">, hashes</w:t>
+            </w:r>
+            <w:r>
+              <w:t xml:space="preserve"> </w:t>
+            </w:r>
+            <w:r>
+              <w:rPr>
+                <w:rStyle w:val="VerbatimChar"/>
+              </w:rPr>
+              <w:t xml:space="preserve">sha256:placeholder</w:t>
+            </w:r>
+            <w:r>
+              <w:t xml:space="preserve">); synthetic</w:t>
+            </w:r>
+            <w:r>
+              <w:t xml:space="preserve"> </w:t>
+            </w:r>
+            <w:r>
+              <w:rPr>
+                <w:rStyle w:val="VerbatimChar"/>
+              </w:rPr>
+              <w:t xml:space="preserve">TMS-000001</w:t>
+            </w:r>
+            <w:r>
+              <w:t xml:space="preserve"> </w:t>
+            </w:r>
+            <w:r>
+              <w:t xml:space="preserve">(</w:t>
+            </w:r>
+            <w:r>
+              <w:rPr>
+                <w:rStyle w:val="VerbatimChar"/>
+              </w:rPr>
+              <w:t xml:space="preserve">LNK-022/023</w:t>
+            </w:r>
+            <w:r>
+              <w:t xml:space="preserve">) →</w:t>
+            </w:r>
+            <w:r>
+              <w:t xml:space="preserve"> </w:t>
+            </w:r>
+            <w:r>
+              <w:rPr>
+                <w:rStyle w:val="VerbatimChar"/>
+              </w:rPr>
+              <w:t xml:space="preserve">EXE-000001</w:t>
+            </w:r>
+            <w:r>
+              <w:t xml:space="preserve"> </w:t>
+            </w:r>
+            <w:r>
+              <w:t xml:space="preserve">(</w:t>
+            </w:r>
+            <w:r>
+              <w:rPr>
+                <w:rStyle w:val="VerbatimChar"/>
+              </w:rPr>
+              <w:t xml:space="preserve">LNK-033</w:t>
+            </w:r>
+            <w:r>
+              <w:t xml:space="preserve">,</w:t>
+            </w:r>
+            <w:r>
+              <w:t xml:space="preserve"> </w:t>
+            </w:r>
+            <w:r>
+              <w:rPr>
+                <w:rStyle w:val="VerbatimChar"/>
+              </w:rPr>
+              <w:t xml:space="preserve">synthetic_fixture</w:t>
+            </w:r>
+            <w:r>
+              <w:t xml:space="preserve">)</w:t>
+            </w:r>
+          </w:p>
+        </w:tc>
+      </w:tr>
+      <w:tr>
+        <w:tc>
+          <w:tcPr/>
+          <w:p>
+            <w:pPr>
+              <w:pStyle w:val="Compact"/>
+              <w:jc w:val="left"/>
+            </w:pPr>
+            <w:r>
+              <w:rPr>
+                <w:rStyle w:val="VerbatimChar"/>
+              </w:rPr>
+              <w:t xml:space="preserve">FB2-SW-DSN-000003</w:t>
+            </w:r>
+          </w:p>
+        </w:tc>
+        <w:tc>
+          <w:tcPr/>
+          <w:p>
+            <w:pPr>
+              <w:pStyle w:val="Compact"/>
+              <w:jc w:val="left"/>
+            </w:pPr>
+            <w:r>
+              <w:rPr>
+                <w:rStyle w:val="VerbatimChar"/>
+              </w:rPr>
+              <w:t xml:space="preserve">FB2-SW-SWR-000003</w:t>
+            </w:r>
+            <w:r>
+              <w:t xml:space="preserve"> </w:t>
+            </w:r>
+            <w:r>
+              <w:t xml:space="preserve">(</w:t>
+            </w:r>
+            <w:r>
+              <w:rPr>
+                <w:rStyle w:val="VerbatimChar"/>
+              </w:rPr>
+              <w:t xml:space="preserve">FB2-LNK-SAF-000013</w:t>
+            </w:r>
+            <w:r>
+              <w:t xml:space="preserve">)</w:t>
+            </w:r>
+          </w:p>
+        </w:tc>
+        <w:tc>
+          <w:tcPr/>
+          <w:p>
+            <w:pPr>
+              <w:pStyle w:val="Compact"/>
+              <w:jc w:val="left"/>
+            </w:pPr>
+            <w:r>
+              <w:rPr>
+                <w:rStyle w:val="VerbatimChar"/>
+              </w:rPr>
+              <w:t xml:space="preserve">SWR-000003</w:t>
+            </w:r>
+            <w:r>
+              <w:t xml:space="preserve"> </w:t>
+            </w:r>
+            <w:r>
+              <w:t xml:space="preserve">→</w:t>
+            </w:r>
+            <w:r>
+              <w:t xml:space="preserve"> </w:t>
+            </w:r>
+            <w:r>
+              <w:rPr>
+                <w:rStyle w:val="VerbatimChar"/>
+              </w:rPr>
+              <w:t xml:space="preserve">FSR-000003</w:t>
+            </w:r>
+            <w:r>
+              <w:t xml:space="preserve"> </w:t>
+            </w:r>
+            <w:r>
+              <w:t xml:space="preserve">(</w:t>
+            </w:r>
+            <w:r>
+              <w:rPr>
+                <w:rStyle w:val="VerbatimChar"/>
+              </w:rPr>
+              <w:t xml:space="preserve">LNK-010</w:t>
+            </w:r>
+            <w:r>
+              <w:t xml:space="preserve">) →</w:t>
+            </w:r>
+            <w:r>
+              <w:t xml:space="preserve"> </w:t>
+            </w:r>
+            <w:r>
+              <w:rPr>
+                <w:rStyle w:val="VerbatimChar"/>
+              </w:rPr>
+              <w:t xml:space="preserve">SGO-000001</w:t>
+            </w:r>
+            <w:r>
+              <w:t xml:space="preserve"> </w:t>
+            </w:r>
+            <w:r>
+              <w:t xml:space="preserve">(</w:t>
+            </w:r>
+            <w:r>
+              <w:rPr>
+                <w:rStyle w:val="VerbatimChar"/>
+              </w:rPr>
+              <w:t xml:space="preserve">LNK-004</w:t>
+            </w:r>
+            <w:r>
+              <w:t xml:space="preserve">) →</w:t>
+            </w:r>
+            <w:r>
+              <w:t xml:space="preserve"> </w:t>
+            </w:r>
+            <w:r>
+              <w:rPr>
+                <w:rStyle w:val="VerbatimChar"/>
+              </w:rPr>
+              <w:t xml:space="preserve">HAZ-000001</w:t>
+            </w:r>
+            <w:r>
+              <w:t xml:space="preserve"> </w:t>
+            </w:r>
+            <w:r>
+              <w:t xml:space="preserve">(</w:t>
+            </w:r>
+            <w:r>
+              <w:rPr>
+                <w:rStyle w:val="VerbatimChar"/>
+              </w:rPr>
+              <w:t xml:space="preserve">LNK-001</w:t>
+            </w:r>
+            <w:r>
+              <w:t xml:space="preserve">)</w:t>
+            </w:r>
+          </w:p>
+        </w:tc>
+        <w:tc>
+          <w:tcPr/>
+          <w:p>
+            <w:pPr>
+              <w:pStyle w:val="Compact"/>
+              <w:jc w:val="left"/>
+            </w:pPr>
+            <w:r>
+              <w:rPr>
+                <w:rStyle w:val="VerbatimChar"/>
+              </w:rPr>
+              <w:t xml:space="preserve">contactor.c</w:t>
+            </w:r>
+            <w:r>
+              <w:t xml:space="preserve">,</w:t>
+            </w:r>
+            <w:r>
+              <w:t xml:space="preserve"> </w:t>
+            </w:r>
+            <w:r>
+              <w:rPr>
+                <w:rStyle w:val="VerbatimChar"/>
+              </w:rPr>
+              <w:t xml:space="preserve">sbc_fs8x.c</w:t>
+            </w:r>
+            <w:r>
+              <w:t xml:space="preserve">,</w:t>
+            </w:r>
+            <w:r>
+              <w:t xml:space="preserve"> </w:t>
+            </w:r>
+            <w:r>
+              <w:rPr>
+                <w:rStyle w:val="VerbatimChar"/>
+              </w:rPr>
+              <w:t xml:space="preserve">diag_cbs_contactor.c</w:t>
+            </w:r>
+            <w:r>
+              <w:t xml:space="preserve"> </w:t>
+            </w:r>
+            <w:r>
+              <w:t xml:space="preserve">(symbols in Software Architecture Specification)</w:t>
+            </w:r>
+          </w:p>
+        </w:tc>
+        <w:tc>
+          <w:tcPr/>
+          <w:p>
+            <w:pPr>
+              <w:pStyle w:val="Compact"/>
+              <w:jc w:val="left"/>
+            </w:pPr>
+            <w:r>
+              <w:t xml:space="preserve">as_is</w:t>
+            </w:r>
+            <w:r>
+              <w:t xml:space="preserve"> </w:t>
+            </w:r>
+            <w:r>
+              <w:rPr>
+                <w:rStyle w:val="VerbatimChar"/>
+              </w:rPr>
+              <w:t xml:space="preserve">TMS-000002</w:t>
+            </w:r>
+            <w:r>
+              <w:t xml:space="preserve"> </w:t>
+            </w:r>
+            <w:r>
+              <w:t xml:space="preserve">(</w:t>
+            </w:r>
+            <w:r>
+              <w:rPr>
+                <w:rStyle w:val="VerbatimChar"/>
+              </w:rPr>
+              <w:t xml:space="preserve">LNK-016/017</w:t>
+            </w:r>
+            <w:r>
+              <w:t xml:space="preserve">, no execution); synthetic</w:t>
+            </w:r>
+            <w:r>
+              <w:t xml:space="preserve"> </w:t>
+            </w:r>
+            <w:r>
+              <w:rPr>
+                <w:rStyle w:val="VerbatimChar"/>
+              </w:rPr>
+              <w:t xml:space="preserve">TMS-000002</w:t>
+            </w:r>
+            <w:r>
+              <w:t xml:space="preserve"> </w:t>
+            </w:r>
+            <w:r>
+              <w:t xml:space="preserve">(</w:t>
+            </w:r>
+            <w:r>
+              <w:rPr>
+                <w:rStyle w:val="VerbatimChar"/>
+              </w:rPr>
+              <w:t xml:space="preserve">LNK-024/025</w:t>
+            </w:r>
+            <w:r>
+              <w:t xml:space="preserve">) →</w:t>
+            </w:r>
+            <w:r>
+              <w:t xml:space="preserve"> </w:t>
+            </w:r>
+            <w:r>
+              <w:rPr>
+                <w:rStyle w:val="VerbatimChar"/>
+              </w:rPr>
+              <w:t xml:space="preserve">EXE-000002</w:t>
+            </w:r>
+            <w:r>
+              <w:t xml:space="preserve"> </w:t>
+            </w:r>
+            <w:r>
+              <w:t xml:space="preserve">(</w:t>
+            </w:r>
+            <w:r>
+              <w:rPr>
+                <w:rStyle w:val="VerbatimChar"/>
+              </w:rPr>
+              <w:t xml:space="preserve">LNK-034</w:t>
+            </w:r>
+            <w:r>
+              <w:t xml:space="preserve">,</w:t>
+            </w:r>
+            <w:r>
+              <w:t xml:space="preserve"> </w:t>
+            </w:r>
+            <w:r>
+              <w:rPr>
+                <w:rStyle w:val="VerbatimChar"/>
+              </w:rPr>
+              <w:t xml:space="preserve">synthetic_fixture</w:t>
+            </w:r>
+            <w:r>
+              <w:t xml:space="preserve">)</w:t>
+            </w:r>
+          </w:p>
+        </w:tc>
+      </w:tr>
+    </w:tbl>
+    <w:p>
+      <w:pPr>
+        <w:pStyle w:val="BodyText"/>
+      </w:pPr>
+      <w:r>
+        <w:t xml:space="preserve">Gaps:</w:t>
+      </w:r>
+      <w:r>
+        <w:t xml:space="preserve"> </w:t>
+      </w:r>
+      <w:r>
+        <w:t xml:space="preserve">- No design exists for</w:t>
+      </w:r>
+      <w:r>
+        <w:t xml:space="preserve"> </w:t>
+      </w:r>
+      <w:r>
+        <w:rPr>
+          <w:rStyle w:val="VerbatimChar"/>
+        </w:rPr>
+        <w:t xml:space="preserve">FB2-SAF-FSR-000004</w:t>
+      </w:r>
+      <w:r>
+        <w:t xml:space="preserve"> </w:t>
+      </w:r>
+      <w:r>
+        <w:t xml:space="preserve">/</w:t>
+      </w:r>
+      <w:r>
+        <w:t xml:space="preserve"> </w:t>
+      </w:r>
+      <w:r>
+        <w:rPr>
+          <w:rStyle w:val="VerbatimChar"/>
+        </w:rPr>
+        <w:t xml:space="preserve">FB2-HW-TSR-000004</w:t>
+      </w:r>
+      <w:r>
+        <w:t xml:space="preserve"> </w:t>
+      </w:r>
+      <w:r>
+        <w:t xml:space="preserve">(independent monitor,</w:t>
+      </w:r>
+      <w:r>
+        <w:t xml:space="preserve"> </w:t>
+      </w:r>
+      <w:r>
+        <w:rPr>
+          <w:rStyle w:val="VerbatimChar"/>
+        </w:rPr>
+        <w:t xml:space="preserve">synthetic_reference</w:t>
+      </w:r>
+      <w:r>
+        <w:t xml:space="preserve"> </w:t>
+      </w:r>
+      <w:r>
+        <w:t xml:space="preserve">only).</w:t>
+      </w:r>
+      <w:r>
+        <w:t xml:space="preserve"> </w:t>
+      </w:r>
+      <w:r>
+        <w:t xml:space="preserve">-</w:t>
+      </w:r>
+      <w:r>
+        <w:t xml:space="preserve"> </w:t>
+      </w:r>
+      <w:r>
+        <w:rPr>
+          <w:rStyle w:val="VerbatimChar"/>
+        </w:rPr>
+        <w:t xml:space="preserve">FB2-SW-DSN-000001</w:t>
+      </w:r>
+      <w:r>
+        <w:t xml:space="preserve"> </w:t>
+      </w:r>
+      <w:r>
+        <w:t xml:space="preserve">is recorded at level</w:t>
+      </w:r>
+      <w:r>
+        <w:t xml:space="preserve"> </w:t>
+      </w:r>
+      <w:r>
+        <w:rPr>
+          <w:rStyle w:val="VerbatimChar"/>
+        </w:rPr>
+        <w:t xml:space="preserve">architecture</w:t>
+      </w:r>
+      <w:r>
+        <w:t xml:space="preserve">, not</w:t>
+      </w:r>
+      <w:r>
+        <w:t xml:space="preserve"> </w:t>
+      </w:r>
+      <w:r>
+        <w:rPr>
+          <w:rStyle w:val="VerbatimChar"/>
+        </w:rPr>
+        <w:t xml:space="preserve">detailed_design</w:t>
+      </w:r>
+      <w:r>
+        <w:t xml:space="preserve">.</w:t>
+      </w:r>
+      <w:r>
+        <w:t xml:space="preserve"> </w:t>
+      </w:r>
+      <w:r>
+        <w:t xml:space="preserve">- Decomposition is placeholder (</w:t>
+      </w:r>
+      <w:r>
+        <w:rPr>
+          <w:rStyle w:val="VerbatimChar"/>
+        </w:rPr>
+        <w:t xml:space="preserve">C0</w:t>
+      </w:r>
+      <w:r>
+        <w:t xml:space="preserve">/</w:t>
+      </w:r>
+      <w:r>
+        <w:rPr>
+          <w:rStyle w:val="VerbatimChar"/>
+        </w:rPr>
+        <w:t xml:space="preserve">C1</w:t>
+      </w:r>
+      <w:r>
+        <w:t xml:space="preserve">/</w:t>
+      </w:r>
+      <w:r>
+        <w:rPr>
+          <w:rStyle w:val="VerbatimChar"/>
+        </w:rPr>
+        <w:t xml:space="preserve">C2</w:t>
+      </w:r>
+      <w:r>
+        <w:t xml:space="preserve">) in</w:t>
+      </w:r>
+      <w:r>
+        <w:t xml:space="preserve"> </w:t>
+      </w:r>
+      <w:r>
+        <w:rPr>
+          <w:rStyle w:val="VerbatimChar"/>
+        </w:rPr>
+        <w:t xml:space="preserve">FB2-SW-DSN-000001</w:t>
+      </w:r>
+      <w:r>
+        <w:t xml:space="preserve"> </w:t>
+      </w:r>
+      <w:r>
+        <w:t xml:space="preserve">and unspecified in</w:t>
+      </w:r>
+      <w:r>
+        <w:t xml:space="preserve"> </w:t>
+      </w:r>
+      <w:r>
+        <w:rPr>
+          <w:rStyle w:val="VerbatimChar"/>
+        </w:rPr>
+        <w:t xml:space="preserve">FB2-SW-DSN-000002</w:t>
+      </w:r>
+      <w:r>
+        <w:t xml:space="preserve"> </w:t>
+      </w:r>
+      <w:r>
+        <w:t xml:space="preserve">/</w:t>
+      </w:r>
+      <w:r>
+        <w:t xml:space="preserve"> </w:t>
+      </w:r>
+      <w:r>
+        <w:rPr>
+          <w:rStyle w:val="VerbatimChar"/>
+        </w:rPr>
+        <w:t xml:space="preserve">FB2-SW-DSN-000003</w:t>
+      </w:r>
+      <w:r>
+        <w:t xml:space="preserve">.</w:t>
+      </w:r>
+      <w:r>
+        <w:t xml:space="preserve"> </w:t>
+      </w:r>
+      <w:r>
+        <w:t xml:space="preserve">- No</w:t>
+      </w:r>
+      <w:r>
+        <w:t xml:space="preserve"> </w:t>
+      </w:r>
+      <w:r>
+        <w:rPr>
+          <w:rStyle w:val="VerbatimChar"/>
+        </w:rPr>
+        <w:t xml:space="preserve">verifies</w:t>
+      </w:r>
+      <w:r>
+        <w:t xml:space="preserve"> </w:t>
+      </w:r>
+      <w:r>
+        <w:t xml:space="preserve">link targets a DSN; design verification is inherited via each parent SWR.</w:t>
+      </w:r>
+      <w:r>
+        <w:t xml:space="preserve"> </w:t>
+      </w:r>
+      <w:r>
+        <w:rPr>
+          <w:rStyle w:val="VerbatimChar"/>
+        </w:rPr>
+        <w:t xml:space="preserve">synthetic_fixture</w:t>
+      </w:r>
+      <w:r>
+        <w:t xml:space="preserve"> </w:t>
+      </w:r>
+      <w:r>
+        <w:t xml:space="preserve">results demonstrate corpus structure only (</w:t>
+      </w:r>
+      <w:r>
+        <w:rPr>
+          <w:rStyle w:val="VerbatimChar"/>
+        </w:rPr>
+        <w:t xml:space="preserve">product_verification_credit: false</w:t>
+      </w:r>
+      <w:r>
+        <w:t xml:space="preserve">,</w:t>
+      </w:r>
+      <w:r>
+        <w:t xml:space="preserve"> </w:t>
+      </w:r>
+      <w:r>
+        <w:rPr>
+          <w:rStyle w:val="VerbatimChar"/>
+        </w:rPr>
+        <w:t xml:space="preserve">human_approval_status: pending</w:t>
+      </w:r>
+      <w:r>
+        <w:t xml:space="preserve">).</w:t>
+      </w:r>
+    </w:p>
     <w:p>
       <w:r>
         <w:pict>
@@ -16861,9 +18088,8 @@
         <w:t xml:space="preserve">.</w:t>
       </w:r>
     </w:p>
-    <w:bookmarkEnd w:id="115"/>
-    <w:bookmarkEnd w:id="116"/>
     <w:bookmarkEnd w:id="117"/>
+    <w:bookmarkEnd w:id="118"/>
     <w:sectPr/>
   </w:body>
 </w:document>

--- a/docs/artifacts/spec-documents/06-detailed-design-specification.docx
+++ b/docs/artifacts/spec-documents/06-detailed-design-specification.docx
@@ -23,7 +23,7 @@
         <w:pStyle w:val="Date"/>
       </w:pPr>
       <w:r>
-        <w:t xml:space="preserve">2026-09-18</w:t>
+        <w:t xml:space="preserve">2026-09-29</w:t>
       </w:r>
     </w:p>
     <w:sdt>
@@ -52,7 +52,7 @@
         </w:p>
       </w:sdtContent>
     </w:sdt>
-    <w:bookmarkStart w:id="118" w:name="foxbms-2-detailed-design-specification"/>
+    <w:bookmarkStart w:id="117" w:name="foxbms-2-detailed-design-specification"/>
     <w:p>
       <w:pPr>
         <w:pStyle w:val="Heading1"/>
@@ -316,7 +316,7 @@
               <w:jc w:val="left"/>
             </w:pPr>
             <w:r>
-              <w:t xml:space="preserve">2026-09-13T15:17:46Z</w:t>
+              <w:t xml:space="preserve">2026-09-29T10:08:35Z</w:t>
             </w:r>
           </w:p>
         </w:tc>
@@ -16820,1233 +16820,6 @@
         <w:t xml:space="preserve">budgets)</w:t>
       </w:r>
     </w:p>
-    <w:bookmarkEnd w:id="115"/>
-    <w:bookmarkEnd w:id="116"/>
-    <w:bookmarkStart w:id="117" w:name="design-traceability-and-gaps"/>
-    <w:p>
-      <w:pPr>
-        <w:pStyle w:val="Heading2"/>
-      </w:pPr>
-      <w:r>
-        <w:t xml:space="preserve">Design Traceability and Gaps</w:t>
-      </w:r>
-    </w:p>
-    <w:p>
-      <w:pPr>
-        <w:pStyle w:val="FirstParagraph"/>
-      </w:pPr>
-      <w:r>
-        <w:t xml:space="preserve">Upstream and downstream links per design, identical in both profiles unless noted.</w:t>
-      </w:r>
-    </w:p>
-    <w:tbl>
-      <w:tblPr>
-        <w:tblStyle w:val="Table"/>
-        <w:tblW w:type="pct" w:w="5000"/>
-        <w:jc w:val="left"/>
-        <w:tblLayout w:type="fixed"/>
-        <w:tblLook w:firstRow="1" w:lastRow="0" w:firstColumn="0" w:lastColumn="0" w:noHBand="0" w:noVBand="0" w:val="0020"/>
-      </w:tblPr>
-      <w:tblGrid>
-        <w:gridCol w:w="1584"/>
-        <w:gridCol w:w="1584"/>
-        <w:gridCol w:w="1584"/>
-        <w:gridCol w:w="1584"/>
-        <w:gridCol w:w="1584"/>
-      </w:tblGrid>
-      <w:tr>
-        <w:trPr>
-          <w:tblHeader w:val="on"/>
-        </w:trPr>
-        <w:tc>
-          <w:tcPr/>
-          <w:p>
-            <w:pPr>
-              <w:pStyle w:val="Compact"/>
-              <w:jc w:val="left"/>
-            </w:pPr>
-            <w:r>
-              <w:t xml:space="preserve">Design</w:t>
-            </w:r>
-          </w:p>
-        </w:tc>
-        <w:tc>
-          <w:tcPr/>
-          <w:p>
-            <w:pPr>
-              <w:pStyle w:val="Compact"/>
-              <w:jc w:val="left"/>
-            </w:pPr>
-            <w:r>
-              <w:t xml:space="preserve">Implements (upstream)</w:t>
-            </w:r>
-          </w:p>
-        </w:tc>
-        <w:tc>
-          <w:tcPr/>
-          <w:p>
-            <w:pPr>
-              <w:pStyle w:val="Compact"/>
-              <w:jc w:val="left"/>
-            </w:pPr>
-            <w:r>
-              <w:t xml:space="preserve">Upstream chain</w:t>
-            </w:r>
-          </w:p>
-        </w:tc>
-        <w:tc>
-          <w:tcPr/>
-          <w:p>
-            <w:pPr>
-              <w:pStyle w:val="Compact"/>
-              <w:jc w:val="left"/>
-            </w:pPr>
-            <w:r>
-              <w:t xml:space="preserve">Implementation anchors (downstream)</w:t>
-            </w:r>
-          </w:p>
-        </w:tc>
-        <w:tc>
-          <w:tcPr/>
-          <w:p>
-            <w:pPr>
-              <w:pStyle w:val="Compact"/>
-              <w:jc w:val="left"/>
-            </w:pPr>
-            <w:r>
-              <w:t xml:space="preserve">Verifying test measure (downstream)</w:t>
-            </w:r>
-          </w:p>
-        </w:tc>
-      </w:tr>
-      <w:tr>
-        <w:tc>
-          <w:tcPr/>
-          <w:p>
-            <w:pPr>
-              <w:pStyle w:val="Compact"/>
-              <w:jc w:val="left"/>
-            </w:pPr>
-            <w:r>
-              <w:rPr>
-                <w:rStyle w:val="VerbatimChar"/>
-              </w:rPr>
-              <w:t xml:space="preserve">FB2-SW-DSN-000001</w:t>
-            </w:r>
-          </w:p>
-        </w:tc>
-        <w:tc>
-          <w:tcPr/>
-          <w:p>
-            <w:pPr>
-              <w:pStyle w:val="Compact"/>
-              <w:jc w:val="left"/>
-            </w:pPr>
-            <w:r>
-              <w:rPr>
-                <w:rStyle w:val="VerbatimChar"/>
-              </w:rPr>
-              <w:t xml:space="preserve">FB2-SW-SWR-000001</w:t>
-            </w:r>
-            <w:r>
-              <w:t xml:space="preserve"> </w:t>
-            </w:r>
-            <w:r>
-              <w:t xml:space="preserve">(</w:t>
-            </w:r>
-            <w:r>
-              <w:rPr>
-                <w:rStyle w:val="VerbatimChar"/>
-              </w:rPr>
-              <w:t xml:space="preserve">FB2-LNK-SAF-000011</w:t>
-            </w:r>
-            <w:r>
-              <w:t xml:space="preserve">)</w:t>
-            </w:r>
-          </w:p>
-        </w:tc>
-        <w:tc>
-          <w:tcPr/>
-          <w:p>
-            <w:pPr>
-              <w:pStyle w:val="Compact"/>
-              <w:jc w:val="left"/>
-            </w:pPr>
-            <w:r>
-              <w:rPr>
-                <w:rStyle w:val="VerbatimChar"/>
-              </w:rPr>
-              <w:t xml:space="preserve">SWR-000001</w:t>
-            </w:r>
-            <w:r>
-              <w:t xml:space="preserve"> </w:t>
-            </w:r>
-            <w:r>
-              <w:t xml:space="preserve">→</w:t>
-            </w:r>
-            <w:r>
-              <w:t xml:space="preserve"> </w:t>
-            </w:r>
-            <w:r>
-              <w:rPr>
-                <w:rStyle w:val="VerbatimChar"/>
-              </w:rPr>
-              <w:t xml:space="preserve">FSR-000001</w:t>
-            </w:r>
-            <w:r>
-              <w:t xml:space="preserve"> </w:t>
-            </w:r>
-            <w:r>
-              <w:t xml:space="preserve">(</w:t>
-            </w:r>
-            <w:r>
-              <w:rPr>
-                <w:rStyle w:val="VerbatimChar"/>
-              </w:rPr>
-              <w:t xml:space="preserve">LNK-008</w:t>
-            </w:r>
-            <w:r>
-              <w:t xml:space="preserve">) →</w:t>
-            </w:r>
-            <w:r>
-              <w:t xml:space="preserve"> </w:t>
-            </w:r>
-            <w:r>
-              <w:rPr>
-                <w:rStyle w:val="VerbatimChar"/>
-              </w:rPr>
-              <w:t xml:space="preserve">SGO-000001</w:t>
-            </w:r>
-            <w:r>
-              <w:t xml:space="preserve"> </w:t>
-            </w:r>
-            <w:r>
-              <w:t xml:space="preserve">(</w:t>
-            </w:r>
-            <w:r>
-              <w:rPr>
-                <w:rStyle w:val="VerbatimChar"/>
-              </w:rPr>
-              <w:t xml:space="preserve">LNK-002</w:t>
-            </w:r>
-            <w:r>
-              <w:t xml:space="preserve">) →</w:t>
-            </w:r>
-            <w:r>
-              <w:t xml:space="preserve"> </w:t>
-            </w:r>
-            <w:r>
-              <w:rPr>
-                <w:rStyle w:val="VerbatimChar"/>
-              </w:rPr>
-              <w:t xml:space="preserve">HAZ-000001</w:t>
-            </w:r>
-            <w:r>
-              <w:t xml:space="preserve"> </w:t>
-            </w:r>
-            <w:r>
-              <w:t xml:space="preserve">(</w:t>
-            </w:r>
-            <w:r>
-              <w:rPr>
-                <w:rStyle w:val="VerbatimChar"/>
-              </w:rPr>
-              <w:t xml:space="preserve">LNK-001</w:t>
-            </w:r>
-            <w:r>
-              <w:t xml:space="preserve">)</w:t>
-            </w:r>
-          </w:p>
-        </w:tc>
-        <w:tc>
-          <w:tcPr/>
-          <w:p>
-            <w:pPr>
-              <w:pStyle w:val="Compact"/>
-              <w:jc w:val="left"/>
-            </w:pPr>
-            <w:r>
-              <w:rPr>
-                <w:rStyle w:val="VerbatimChar"/>
-              </w:rPr>
-              <w:t xml:space="preserve">ltc_afe.c</w:t>
-            </w:r>
-            <w:r>
-              <w:t xml:space="preserve">,</w:t>
-            </w:r>
-            <w:r>
-              <w:t xml:space="preserve"> </w:t>
-            </w:r>
-            <w:r>
-              <w:rPr>
-                <w:rStyle w:val="VerbatimChar"/>
-              </w:rPr>
-              <w:t xml:space="preserve">ltc_afe_dma.c</w:t>
-            </w:r>
-            <w:r>
-              <w:t xml:space="preserve">,</w:t>
-            </w:r>
-            <w:r>
-              <w:t xml:space="preserve"> </w:t>
-            </w:r>
-            <w:r>
-              <w:rPr>
-                <w:rStyle w:val="VerbatimChar"/>
-              </w:rPr>
-              <w:t xml:space="preserve">ltc_pec.c</w:t>
-            </w:r>
-            <w:r>
-              <w:t xml:space="preserve">,</w:t>
-            </w:r>
-            <w:r>
-              <w:t xml:space="preserve"> </w:t>
-            </w:r>
-            <w:r>
-              <w:rPr>
-                <w:rStyle w:val="VerbatimChar"/>
-              </w:rPr>
-              <w:t xml:space="preserve">ltc_6813-1.c</w:t>
-            </w:r>
-            <w:r>
-              <w:t xml:space="preserve"> </w:t>
-            </w:r>
-            <w:r>
-              <w:t xml:space="preserve">(symbols in Software Architecture Specification)</w:t>
-            </w:r>
-          </w:p>
-        </w:tc>
-        <w:tc>
-          <w:tcPr/>
-          <w:p>
-            <w:pPr>
-              <w:pStyle w:val="Compact"/>
-              <w:jc w:val="left"/>
-            </w:pPr>
-            <w:r>
-              <w:t xml:space="preserve">as_is</w:t>
-            </w:r>
-            <w:r>
-              <w:t xml:space="preserve"> </w:t>
-            </w:r>
-            <w:r>
-              <w:rPr>
-                <w:rStyle w:val="VerbatimChar"/>
-              </w:rPr>
-              <w:t xml:space="preserve">TMS-000003</w:t>
-            </w:r>
-            <w:r>
-              <w:t xml:space="preserve"> </w:t>
-            </w:r>
-            <w:r>
-              <w:t xml:space="preserve">(</w:t>
-            </w:r>
-            <w:r>
-              <w:rPr>
-                <w:rStyle w:val="VerbatimChar"/>
-              </w:rPr>
-              <w:t xml:space="preserve">LNK-021/022</w:t>
-            </w:r>
-            <w:r>
-              <w:t xml:space="preserve">, no execution); synthetic</w:t>
-            </w:r>
-            <w:r>
-              <w:t xml:space="preserve"> </w:t>
-            </w:r>
-            <w:r>
-              <w:rPr>
-                <w:rStyle w:val="VerbatimChar"/>
-              </w:rPr>
-              <w:t xml:space="preserve">TMS-000003</w:t>
-            </w:r>
-            <w:r>
-              <w:t xml:space="preserve"> </w:t>
-            </w:r>
-            <w:r>
-              <w:t xml:space="preserve">(</w:t>
-            </w:r>
-            <w:r>
-              <w:rPr>
-                <w:rStyle w:val="VerbatimChar"/>
-              </w:rPr>
-              <w:t xml:space="preserve">LNK-026/027/028</w:t>
-            </w:r>
-            <w:r>
-              <w:t xml:space="preserve">) →</w:t>
-            </w:r>
-            <w:r>
-              <w:t xml:space="preserve"> </w:t>
-            </w:r>
-            <w:r>
-              <w:rPr>
-                <w:rStyle w:val="VerbatimChar"/>
-              </w:rPr>
-              <w:t xml:space="preserve">EXE-000003</w:t>
-            </w:r>
-            <w:r>
-              <w:t xml:space="preserve"> </w:t>
-            </w:r>
-            <w:r>
-              <w:t xml:space="preserve">(</w:t>
-            </w:r>
-            <w:r>
-              <w:rPr>
-                <w:rStyle w:val="VerbatimChar"/>
-              </w:rPr>
-              <w:t xml:space="preserve">LNK-035</w:t>
-            </w:r>
-            <w:r>
-              <w:t xml:space="preserve">,</w:t>
-            </w:r>
-            <w:r>
-              <w:t xml:space="preserve"> </w:t>
-            </w:r>
-            <w:r>
-              <w:rPr>
-                <w:rStyle w:val="VerbatimChar"/>
-              </w:rPr>
-              <w:t xml:space="preserve">synthetic_fixture</w:t>
-            </w:r>
-            <w:r>
-              <w:t xml:space="preserve">)</w:t>
-            </w:r>
-          </w:p>
-        </w:tc>
-      </w:tr>
-      <w:tr>
-        <w:tc>
-          <w:tcPr/>
-          <w:p>
-            <w:pPr>
-              <w:pStyle w:val="Compact"/>
-              <w:jc w:val="left"/>
-            </w:pPr>
-            <w:r>
-              <w:rPr>
-                <w:rStyle w:val="VerbatimChar"/>
-              </w:rPr>
-              <w:t xml:space="preserve">FB2-SW-DSN-000002</w:t>
-            </w:r>
-          </w:p>
-        </w:tc>
-        <w:tc>
-          <w:tcPr/>
-          <w:p>
-            <w:pPr>
-              <w:pStyle w:val="Compact"/>
-              <w:jc w:val="left"/>
-            </w:pPr>
-            <w:r>
-              <w:rPr>
-                <w:rStyle w:val="VerbatimChar"/>
-              </w:rPr>
-              <w:t xml:space="preserve">FB2-SW-SWR-000002</w:t>
-            </w:r>
-            <w:r>
-              <w:t xml:space="preserve"> </w:t>
-            </w:r>
-            <w:r>
-              <w:t xml:space="preserve">(</w:t>
-            </w:r>
-            <w:r>
-              <w:rPr>
-                <w:rStyle w:val="VerbatimChar"/>
-              </w:rPr>
-              <w:t xml:space="preserve">FB2-LNK-SAF-000012</w:t>
-            </w:r>
-            <w:r>
-              <w:t xml:space="preserve">)</w:t>
-            </w:r>
-          </w:p>
-        </w:tc>
-        <w:tc>
-          <w:tcPr/>
-          <w:p>
-            <w:pPr>
-              <w:pStyle w:val="Compact"/>
-              <w:jc w:val="left"/>
-            </w:pPr>
-            <w:r>
-              <w:rPr>
-                <w:rStyle w:val="VerbatimChar"/>
-              </w:rPr>
-              <w:t xml:space="preserve">SWR-000002</w:t>
-            </w:r>
-            <w:r>
-              <w:t xml:space="preserve"> </w:t>
-            </w:r>
-            <w:r>
-              <w:t xml:space="preserve">→</w:t>
-            </w:r>
-            <w:r>
-              <w:t xml:space="preserve"> </w:t>
-            </w:r>
-            <w:r>
-              <w:rPr>
-                <w:rStyle w:val="VerbatimChar"/>
-              </w:rPr>
-              <w:t xml:space="preserve">FSR-000002</w:t>
-            </w:r>
-            <w:r>
-              <w:t xml:space="preserve"> </w:t>
-            </w:r>
-            <w:r>
-              <w:t xml:space="preserve">(</w:t>
-            </w:r>
-            <w:r>
-              <w:rPr>
-                <w:rStyle w:val="VerbatimChar"/>
-              </w:rPr>
-              <w:t xml:space="preserve">LNK-009</w:t>
-            </w:r>
-            <w:r>
-              <w:t xml:space="preserve">) →</w:t>
-            </w:r>
-            <w:r>
-              <w:t xml:space="preserve"> </w:t>
-            </w:r>
-            <w:r>
-              <w:rPr>
-                <w:rStyle w:val="VerbatimChar"/>
-              </w:rPr>
-              <w:t xml:space="preserve">SGO-000001</w:t>
-            </w:r>
-            <w:r>
-              <w:t xml:space="preserve"> </w:t>
-            </w:r>
-            <w:r>
-              <w:t xml:space="preserve">(</w:t>
-            </w:r>
-            <w:r>
-              <w:rPr>
-                <w:rStyle w:val="VerbatimChar"/>
-              </w:rPr>
-              <w:t xml:space="preserve">LNK-003</w:t>
-            </w:r>
-            <w:r>
-              <w:t xml:space="preserve">) →</w:t>
-            </w:r>
-            <w:r>
-              <w:t xml:space="preserve"> </w:t>
-            </w:r>
-            <w:r>
-              <w:rPr>
-                <w:rStyle w:val="VerbatimChar"/>
-              </w:rPr>
-              <w:t xml:space="preserve">HAZ-000001</w:t>
-            </w:r>
-            <w:r>
-              <w:t xml:space="preserve"> </w:t>
-            </w:r>
-            <w:r>
-              <w:t xml:space="preserve">(</w:t>
-            </w:r>
-            <w:r>
-              <w:rPr>
-                <w:rStyle w:val="VerbatimChar"/>
-              </w:rPr>
-              <w:t xml:space="preserve">LNK-001</w:t>
-            </w:r>
-            <w:r>
-              <w:t xml:space="preserve">)</w:t>
-            </w:r>
-          </w:p>
-        </w:tc>
-        <w:tc>
-          <w:tcPr/>
-          <w:p>
-            <w:pPr>
-              <w:pStyle w:val="Compact"/>
-              <w:jc w:val="left"/>
-            </w:pPr>
-            <w:r>
-              <w:rPr>
-                <w:rStyle w:val="VerbatimChar"/>
-              </w:rPr>
-              <w:t xml:space="preserve">soa.c</w:t>
-            </w:r>
-            <w:r>
-              <w:t xml:space="preserve">,</w:t>
-            </w:r>
-            <w:r>
-              <w:t xml:space="preserve"> </w:t>
-            </w:r>
-            <w:r>
-              <w:rPr>
-                <w:rStyle w:val="VerbatimChar"/>
-              </w:rPr>
-              <w:t xml:space="preserve">diag_cbs_voltage.c</w:t>
-            </w:r>
-            <w:r>
-              <w:t xml:space="preserve"> </w:t>
-            </w:r>
-            <w:r>
-              <w:t xml:space="preserve">(symbols in Software Architecture Specification)</w:t>
-            </w:r>
-          </w:p>
-        </w:tc>
-        <w:tc>
-          <w:tcPr/>
-          <w:p>
-            <w:pPr>
-              <w:pStyle w:val="Compact"/>
-              <w:jc w:val="left"/>
-            </w:pPr>
-            <w:r>
-              <w:t xml:space="preserve">as_is</w:t>
-            </w:r>
-            <w:r>
-              <w:t xml:space="preserve"> </w:t>
-            </w:r>
-            <w:r>
-              <w:rPr>
-                <w:rStyle w:val="VerbatimChar"/>
-              </w:rPr>
-              <w:t xml:space="preserve">TMS-000001</w:t>
-            </w:r>
-            <w:r>
-              <w:t xml:space="preserve"> </w:t>
-            </w:r>
-            <w:r>
-              <w:t xml:space="preserve">(</w:t>
-            </w:r>
-            <w:r>
-              <w:rPr>
-                <w:rStyle w:val="VerbatimChar"/>
-              </w:rPr>
-              <w:t xml:space="preserve">LNK-014/015</w:t>
-            </w:r>
-            <w:r>
-              <w:t xml:space="preserve">) →</w:t>
-            </w:r>
-            <w:r>
-              <w:t xml:space="preserve"> </w:t>
-            </w:r>
-            <w:r>
-              <w:rPr>
-                <w:rStyle w:val="VerbatimChar"/>
-              </w:rPr>
-              <w:t xml:space="preserve">EXE-000001</w:t>
-            </w:r>
-            <w:r>
-              <w:t xml:space="preserve"> </w:t>
-            </w:r>
-            <w:r>
-              <w:t xml:space="preserve">(</w:t>
-            </w:r>
-            <w:r>
-              <w:rPr>
-                <w:rStyle w:val="VerbatimChar"/>
-              </w:rPr>
-              <w:t xml:space="preserve">LNK-018</w:t>
-            </w:r>
-            <w:r>
-              <w:t xml:space="preserve">,</w:t>
-            </w:r>
-            <w:r>
-              <w:t xml:space="preserve"> </w:t>
-            </w:r>
-            <w:r>
-              <w:rPr>
-                <w:rStyle w:val="VerbatimChar"/>
-              </w:rPr>
-              <w:t xml:space="preserve">actual_host_run</w:t>
-            </w:r>
-            <w:r>
-              <w:t xml:space="preserve">, hashes</w:t>
-            </w:r>
-            <w:r>
-              <w:t xml:space="preserve"> </w:t>
-            </w:r>
-            <w:r>
-              <w:rPr>
-                <w:rStyle w:val="VerbatimChar"/>
-              </w:rPr>
-              <w:t xml:space="preserve">sha256:placeholder</w:t>
-            </w:r>
-            <w:r>
-              <w:t xml:space="preserve">); synthetic</w:t>
-            </w:r>
-            <w:r>
-              <w:t xml:space="preserve"> </w:t>
-            </w:r>
-            <w:r>
-              <w:rPr>
-                <w:rStyle w:val="VerbatimChar"/>
-              </w:rPr>
-              <w:t xml:space="preserve">TMS-000001</w:t>
-            </w:r>
-            <w:r>
-              <w:t xml:space="preserve"> </w:t>
-            </w:r>
-            <w:r>
-              <w:t xml:space="preserve">(</w:t>
-            </w:r>
-            <w:r>
-              <w:rPr>
-                <w:rStyle w:val="VerbatimChar"/>
-              </w:rPr>
-              <w:t xml:space="preserve">LNK-022/023</w:t>
-            </w:r>
-            <w:r>
-              <w:t xml:space="preserve">) →</w:t>
-            </w:r>
-            <w:r>
-              <w:t xml:space="preserve"> </w:t>
-            </w:r>
-            <w:r>
-              <w:rPr>
-                <w:rStyle w:val="VerbatimChar"/>
-              </w:rPr>
-              <w:t xml:space="preserve">EXE-000001</w:t>
-            </w:r>
-            <w:r>
-              <w:t xml:space="preserve"> </w:t>
-            </w:r>
-            <w:r>
-              <w:t xml:space="preserve">(</w:t>
-            </w:r>
-            <w:r>
-              <w:rPr>
-                <w:rStyle w:val="VerbatimChar"/>
-              </w:rPr>
-              <w:t xml:space="preserve">LNK-033</w:t>
-            </w:r>
-            <w:r>
-              <w:t xml:space="preserve">,</w:t>
-            </w:r>
-            <w:r>
-              <w:t xml:space="preserve"> </w:t>
-            </w:r>
-            <w:r>
-              <w:rPr>
-                <w:rStyle w:val="VerbatimChar"/>
-              </w:rPr>
-              <w:t xml:space="preserve">synthetic_fixture</w:t>
-            </w:r>
-            <w:r>
-              <w:t xml:space="preserve">)</w:t>
-            </w:r>
-          </w:p>
-        </w:tc>
-      </w:tr>
-      <w:tr>
-        <w:tc>
-          <w:tcPr/>
-          <w:p>
-            <w:pPr>
-              <w:pStyle w:val="Compact"/>
-              <w:jc w:val="left"/>
-            </w:pPr>
-            <w:r>
-              <w:rPr>
-                <w:rStyle w:val="VerbatimChar"/>
-              </w:rPr>
-              <w:t xml:space="preserve">FB2-SW-DSN-000003</w:t>
-            </w:r>
-          </w:p>
-        </w:tc>
-        <w:tc>
-          <w:tcPr/>
-          <w:p>
-            <w:pPr>
-              <w:pStyle w:val="Compact"/>
-              <w:jc w:val="left"/>
-            </w:pPr>
-            <w:r>
-              <w:rPr>
-                <w:rStyle w:val="VerbatimChar"/>
-              </w:rPr>
-              <w:t xml:space="preserve">FB2-SW-SWR-000003</w:t>
-            </w:r>
-            <w:r>
-              <w:t xml:space="preserve"> </w:t>
-            </w:r>
-            <w:r>
-              <w:t xml:space="preserve">(</w:t>
-            </w:r>
-            <w:r>
-              <w:rPr>
-                <w:rStyle w:val="VerbatimChar"/>
-              </w:rPr>
-              <w:t xml:space="preserve">FB2-LNK-SAF-000013</w:t>
-            </w:r>
-            <w:r>
-              <w:t xml:space="preserve">)</w:t>
-            </w:r>
-          </w:p>
-        </w:tc>
-        <w:tc>
-          <w:tcPr/>
-          <w:p>
-            <w:pPr>
-              <w:pStyle w:val="Compact"/>
-              <w:jc w:val="left"/>
-            </w:pPr>
-            <w:r>
-              <w:rPr>
-                <w:rStyle w:val="VerbatimChar"/>
-              </w:rPr>
-              <w:t xml:space="preserve">SWR-000003</w:t>
-            </w:r>
-            <w:r>
-              <w:t xml:space="preserve"> </w:t>
-            </w:r>
-            <w:r>
-              <w:t xml:space="preserve">→</w:t>
-            </w:r>
-            <w:r>
-              <w:t xml:space="preserve"> </w:t>
-            </w:r>
-            <w:r>
-              <w:rPr>
-                <w:rStyle w:val="VerbatimChar"/>
-              </w:rPr>
-              <w:t xml:space="preserve">FSR-000003</w:t>
-            </w:r>
-            <w:r>
-              <w:t xml:space="preserve"> </w:t>
-            </w:r>
-            <w:r>
-              <w:t xml:space="preserve">(</w:t>
-            </w:r>
-            <w:r>
-              <w:rPr>
-                <w:rStyle w:val="VerbatimChar"/>
-              </w:rPr>
-              <w:t xml:space="preserve">LNK-010</w:t>
-            </w:r>
-            <w:r>
-              <w:t xml:space="preserve">) →</w:t>
-            </w:r>
-            <w:r>
-              <w:t xml:space="preserve"> </w:t>
-            </w:r>
-            <w:r>
-              <w:rPr>
-                <w:rStyle w:val="VerbatimChar"/>
-              </w:rPr>
-              <w:t xml:space="preserve">SGO-000001</w:t>
-            </w:r>
-            <w:r>
-              <w:t xml:space="preserve"> </w:t>
-            </w:r>
-            <w:r>
-              <w:t xml:space="preserve">(</w:t>
-            </w:r>
-            <w:r>
-              <w:rPr>
-                <w:rStyle w:val="VerbatimChar"/>
-              </w:rPr>
-              <w:t xml:space="preserve">LNK-004</w:t>
-            </w:r>
-            <w:r>
-              <w:t xml:space="preserve">) →</w:t>
-            </w:r>
-            <w:r>
-              <w:t xml:space="preserve"> </w:t>
-            </w:r>
-            <w:r>
-              <w:rPr>
-                <w:rStyle w:val="VerbatimChar"/>
-              </w:rPr>
-              <w:t xml:space="preserve">HAZ-000001</w:t>
-            </w:r>
-            <w:r>
-              <w:t xml:space="preserve"> </w:t>
-            </w:r>
-            <w:r>
-              <w:t xml:space="preserve">(</w:t>
-            </w:r>
-            <w:r>
-              <w:rPr>
-                <w:rStyle w:val="VerbatimChar"/>
-              </w:rPr>
-              <w:t xml:space="preserve">LNK-001</w:t>
-            </w:r>
-            <w:r>
-              <w:t xml:space="preserve">)</w:t>
-            </w:r>
-          </w:p>
-        </w:tc>
-        <w:tc>
-          <w:tcPr/>
-          <w:p>
-            <w:pPr>
-              <w:pStyle w:val="Compact"/>
-              <w:jc w:val="left"/>
-            </w:pPr>
-            <w:r>
-              <w:rPr>
-                <w:rStyle w:val="VerbatimChar"/>
-              </w:rPr>
-              <w:t xml:space="preserve">contactor.c</w:t>
-            </w:r>
-            <w:r>
-              <w:t xml:space="preserve">,</w:t>
-            </w:r>
-            <w:r>
-              <w:t xml:space="preserve"> </w:t>
-            </w:r>
-            <w:r>
-              <w:rPr>
-                <w:rStyle w:val="VerbatimChar"/>
-              </w:rPr>
-              <w:t xml:space="preserve">sbc_fs8x.c</w:t>
-            </w:r>
-            <w:r>
-              <w:t xml:space="preserve">,</w:t>
-            </w:r>
-            <w:r>
-              <w:t xml:space="preserve"> </w:t>
-            </w:r>
-            <w:r>
-              <w:rPr>
-                <w:rStyle w:val="VerbatimChar"/>
-              </w:rPr>
-              <w:t xml:space="preserve">diag_cbs_contactor.c</w:t>
-            </w:r>
-            <w:r>
-              <w:t xml:space="preserve"> </w:t>
-            </w:r>
-            <w:r>
-              <w:t xml:space="preserve">(symbols in Software Architecture Specification)</w:t>
-            </w:r>
-          </w:p>
-        </w:tc>
-        <w:tc>
-          <w:tcPr/>
-          <w:p>
-            <w:pPr>
-              <w:pStyle w:val="Compact"/>
-              <w:jc w:val="left"/>
-            </w:pPr>
-            <w:r>
-              <w:t xml:space="preserve">as_is</w:t>
-            </w:r>
-            <w:r>
-              <w:t xml:space="preserve"> </w:t>
-            </w:r>
-            <w:r>
-              <w:rPr>
-                <w:rStyle w:val="VerbatimChar"/>
-              </w:rPr>
-              <w:t xml:space="preserve">TMS-000002</w:t>
-            </w:r>
-            <w:r>
-              <w:t xml:space="preserve"> </w:t>
-            </w:r>
-            <w:r>
-              <w:t xml:space="preserve">(</w:t>
-            </w:r>
-            <w:r>
-              <w:rPr>
-                <w:rStyle w:val="VerbatimChar"/>
-              </w:rPr>
-              <w:t xml:space="preserve">LNK-016/017</w:t>
-            </w:r>
-            <w:r>
-              <w:t xml:space="preserve">, no execution); synthetic</w:t>
-            </w:r>
-            <w:r>
-              <w:t xml:space="preserve"> </w:t>
-            </w:r>
-            <w:r>
-              <w:rPr>
-                <w:rStyle w:val="VerbatimChar"/>
-              </w:rPr>
-              <w:t xml:space="preserve">TMS-000002</w:t>
-            </w:r>
-            <w:r>
-              <w:t xml:space="preserve"> </w:t>
-            </w:r>
-            <w:r>
-              <w:t xml:space="preserve">(</w:t>
-            </w:r>
-            <w:r>
-              <w:rPr>
-                <w:rStyle w:val="VerbatimChar"/>
-              </w:rPr>
-              <w:t xml:space="preserve">LNK-024/025</w:t>
-            </w:r>
-            <w:r>
-              <w:t xml:space="preserve">) →</w:t>
-            </w:r>
-            <w:r>
-              <w:t xml:space="preserve"> </w:t>
-            </w:r>
-            <w:r>
-              <w:rPr>
-                <w:rStyle w:val="VerbatimChar"/>
-              </w:rPr>
-              <w:t xml:space="preserve">EXE-000002</w:t>
-            </w:r>
-            <w:r>
-              <w:t xml:space="preserve"> </w:t>
-            </w:r>
-            <w:r>
-              <w:t xml:space="preserve">(</w:t>
-            </w:r>
-            <w:r>
-              <w:rPr>
-                <w:rStyle w:val="VerbatimChar"/>
-              </w:rPr>
-              <w:t xml:space="preserve">LNK-034</w:t>
-            </w:r>
-            <w:r>
-              <w:t xml:space="preserve">,</w:t>
-            </w:r>
-            <w:r>
-              <w:t xml:space="preserve"> </w:t>
-            </w:r>
-            <w:r>
-              <w:rPr>
-                <w:rStyle w:val="VerbatimChar"/>
-              </w:rPr>
-              <w:t xml:space="preserve">synthetic_fixture</w:t>
-            </w:r>
-            <w:r>
-              <w:t xml:space="preserve">)</w:t>
-            </w:r>
-          </w:p>
-        </w:tc>
-      </w:tr>
-    </w:tbl>
-    <w:p>
-      <w:pPr>
-        <w:pStyle w:val="BodyText"/>
-      </w:pPr>
-      <w:r>
-        <w:t xml:space="preserve">Gaps:</w:t>
-      </w:r>
-      <w:r>
-        <w:t xml:space="preserve"> </w:t>
-      </w:r>
-      <w:r>
-        <w:t xml:space="preserve">- No design exists for</w:t>
-      </w:r>
-      <w:r>
-        <w:t xml:space="preserve"> </w:t>
-      </w:r>
-      <w:r>
-        <w:rPr>
-          <w:rStyle w:val="VerbatimChar"/>
-        </w:rPr>
-        <w:t xml:space="preserve">FB2-SAF-FSR-000004</w:t>
-      </w:r>
-      <w:r>
-        <w:t xml:space="preserve"> </w:t>
-      </w:r>
-      <w:r>
-        <w:t xml:space="preserve">/</w:t>
-      </w:r>
-      <w:r>
-        <w:t xml:space="preserve"> </w:t>
-      </w:r>
-      <w:r>
-        <w:rPr>
-          <w:rStyle w:val="VerbatimChar"/>
-        </w:rPr>
-        <w:t xml:space="preserve">FB2-HW-TSR-000004</w:t>
-      </w:r>
-      <w:r>
-        <w:t xml:space="preserve"> </w:t>
-      </w:r>
-      <w:r>
-        <w:t xml:space="preserve">(independent monitor,</w:t>
-      </w:r>
-      <w:r>
-        <w:t xml:space="preserve"> </w:t>
-      </w:r>
-      <w:r>
-        <w:rPr>
-          <w:rStyle w:val="VerbatimChar"/>
-        </w:rPr>
-        <w:t xml:space="preserve">synthetic_reference</w:t>
-      </w:r>
-      <w:r>
-        <w:t xml:space="preserve"> </w:t>
-      </w:r>
-      <w:r>
-        <w:t xml:space="preserve">only).</w:t>
-      </w:r>
-      <w:r>
-        <w:t xml:space="preserve"> </w:t>
-      </w:r>
-      <w:r>
-        <w:t xml:space="preserve">-</w:t>
-      </w:r>
-      <w:r>
-        <w:t xml:space="preserve"> </w:t>
-      </w:r>
-      <w:r>
-        <w:rPr>
-          <w:rStyle w:val="VerbatimChar"/>
-        </w:rPr>
-        <w:t xml:space="preserve">FB2-SW-DSN-000001</w:t>
-      </w:r>
-      <w:r>
-        <w:t xml:space="preserve"> </w:t>
-      </w:r>
-      <w:r>
-        <w:t xml:space="preserve">is recorded at level</w:t>
-      </w:r>
-      <w:r>
-        <w:t xml:space="preserve"> </w:t>
-      </w:r>
-      <w:r>
-        <w:rPr>
-          <w:rStyle w:val="VerbatimChar"/>
-        </w:rPr>
-        <w:t xml:space="preserve">architecture</w:t>
-      </w:r>
-      <w:r>
-        <w:t xml:space="preserve">, not</w:t>
-      </w:r>
-      <w:r>
-        <w:t xml:space="preserve"> </w:t>
-      </w:r>
-      <w:r>
-        <w:rPr>
-          <w:rStyle w:val="VerbatimChar"/>
-        </w:rPr>
-        <w:t xml:space="preserve">detailed_design</w:t>
-      </w:r>
-      <w:r>
-        <w:t xml:space="preserve">.</w:t>
-      </w:r>
-      <w:r>
-        <w:t xml:space="preserve"> </w:t>
-      </w:r>
-      <w:r>
-        <w:t xml:space="preserve">- Decomposition is placeholder (</w:t>
-      </w:r>
-      <w:r>
-        <w:rPr>
-          <w:rStyle w:val="VerbatimChar"/>
-        </w:rPr>
-        <w:t xml:space="preserve">C0</w:t>
-      </w:r>
-      <w:r>
-        <w:t xml:space="preserve">/</w:t>
-      </w:r>
-      <w:r>
-        <w:rPr>
-          <w:rStyle w:val="VerbatimChar"/>
-        </w:rPr>
-        <w:t xml:space="preserve">C1</w:t>
-      </w:r>
-      <w:r>
-        <w:t xml:space="preserve">/</w:t>
-      </w:r>
-      <w:r>
-        <w:rPr>
-          <w:rStyle w:val="VerbatimChar"/>
-        </w:rPr>
-        <w:t xml:space="preserve">C2</w:t>
-      </w:r>
-      <w:r>
-        <w:t xml:space="preserve">) in</w:t>
-      </w:r>
-      <w:r>
-        <w:t xml:space="preserve"> </w:t>
-      </w:r>
-      <w:r>
-        <w:rPr>
-          <w:rStyle w:val="VerbatimChar"/>
-        </w:rPr>
-        <w:t xml:space="preserve">FB2-SW-DSN-000001</w:t>
-      </w:r>
-      <w:r>
-        <w:t xml:space="preserve"> </w:t>
-      </w:r>
-      <w:r>
-        <w:t xml:space="preserve">and unspecified in</w:t>
-      </w:r>
-      <w:r>
-        <w:t xml:space="preserve"> </w:t>
-      </w:r>
-      <w:r>
-        <w:rPr>
-          <w:rStyle w:val="VerbatimChar"/>
-        </w:rPr>
-        <w:t xml:space="preserve">FB2-SW-DSN-000002</w:t>
-      </w:r>
-      <w:r>
-        <w:t xml:space="preserve"> </w:t>
-      </w:r>
-      <w:r>
-        <w:t xml:space="preserve">/</w:t>
-      </w:r>
-      <w:r>
-        <w:t xml:space="preserve"> </w:t>
-      </w:r>
-      <w:r>
-        <w:rPr>
-          <w:rStyle w:val="VerbatimChar"/>
-        </w:rPr>
-        <w:t xml:space="preserve">FB2-SW-DSN-000003</w:t>
-      </w:r>
-      <w:r>
-        <w:t xml:space="preserve">.</w:t>
-      </w:r>
-      <w:r>
-        <w:t xml:space="preserve"> </w:t>
-      </w:r>
-      <w:r>
-        <w:t xml:space="preserve">- No</w:t>
-      </w:r>
-      <w:r>
-        <w:t xml:space="preserve"> </w:t>
-      </w:r>
-      <w:r>
-        <w:rPr>
-          <w:rStyle w:val="VerbatimChar"/>
-        </w:rPr>
-        <w:t xml:space="preserve">verifies</w:t>
-      </w:r>
-      <w:r>
-        <w:t xml:space="preserve"> </w:t>
-      </w:r>
-      <w:r>
-        <w:t xml:space="preserve">link targets a DSN; design verification is inherited via each parent SWR.</w:t>
-      </w:r>
-      <w:r>
-        <w:t xml:space="preserve"> </w:t>
-      </w:r>
-      <w:r>
-        <w:rPr>
-          <w:rStyle w:val="VerbatimChar"/>
-        </w:rPr>
-        <w:t xml:space="preserve">synthetic_fixture</w:t>
-      </w:r>
-      <w:r>
-        <w:t xml:space="preserve"> </w:t>
-      </w:r>
-      <w:r>
-        <w:t xml:space="preserve">results demonstrate corpus structure only (</w:t>
-      </w:r>
-      <w:r>
-        <w:rPr>
-          <w:rStyle w:val="VerbatimChar"/>
-        </w:rPr>
-        <w:t xml:space="preserve">product_verification_credit: false</w:t>
-      </w:r>
-      <w:r>
-        <w:t xml:space="preserve">,</w:t>
-      </w:r>
-      <w:r>
-        <w:t xml:space="preserve"> </w:t>
-      </w:r>
-      <w:r>
-        <w:rPr>
-          <w:rStyle w:val="VerbatimChar"/>
-        </w:rPr>
-        <w:t xml:space="preserve">human_approval_status: pending</w:t>
-      </w:r>
-      <w:r>
-        <w:t xml:space="preserve">).</w:t>
-      </w:r>
-    </w:p>
     <w:p>
       <w:r>
         <w:pict>
@@ -18063,7 +16836,7 @@
           <w:i/>
           <w:iCs/>
         </w:rPr>
-        <w:t xml:space="preserve">Generated: 2026-09-13T15:17:46Z — auto-generated from the machine-verifiable corpus. Regenerate with</w:t>
+        <w:t xml:space="preserve">Generated: 2026-09-29T10:08:35Z — auto-generated from the machine-verifiable corpus. Regenerate with</w:t>
       </w:r>
       <w:r>
         <w:rPr>
@@ -18088,8 +16861,9 @@
         <w:t xml:space="preserve">.</w:t>
       </w:r>
     </w:p>
+    <w:bookmarkEnd w:id="115"/>
+    <w:bookmarkEnd w:id="116"/>
     <w:bookmarkEnd w:id="117"/>
-    <w:bookmarkEnd w:id="118"/>
     <w:sectPr/>
   </w:body>
 </w:document>

--- a/docs/artifacts/spec-documents/06-detailed-design-specification.docx
+++ b/docs/artifacts/spec-documents/06-detailed-design-specification.docx
@@ -316,7 +316,7 @@
               <w:jc w:val="left"/>
             </w:pPr>
             <w:r>
-              <w:t xml:space="preserve">2026-09-29T10:08:35Z</w:t>
+              <w:t xml:space="preserve">2026-09-29T12:17:43Z</w:t>
             </w:r>
           </w:p>
         </w:tc>
@@ -16836,7 +16836,7 @@
           <w:i/>
           <w:iCs/>
         </w:rPr>
-        <w:t xml:space="preserve">Generated: 2026-09-29T10:08:35Z — auto-generated from the machine-verifiable corpus. Regenerate with</w:t>
+        <w:t xml:space="preserve">Generated: 2026-09-29T12:17:43Z — auto-generated from the machine-verifiable corpus. Regenerate with</w:t>
       </w:r>
       <w:r>
         <w:rPr>

--- a/docs/artifacts/spec-documents/06-detailed-design-specification.docx
+++ b/docs/artifacts/spec-documents/06-detailed-design-specification.docx
@@ -316,7 +316,7 @@
               <w:jc w:val="left"/>
             </w:pPr>
             <w:r>
-              <w:t xml:space="preserve">2026-09-29T12:17:43Z</w:t>
+              <w:t xml:space="preserve">2026-09-29T14:03:49Z</w:t>
             </w:r>
           </w:p>
         </w:tc>
@@ -16836,7 +16836,7 @@
           <w:i/>
           <w:iCs/>
         </w:rPr>
-        <w:t xml:space="preserve">Generated: 2026-09-29T12:17:43Z — auto-generated from the machine-verifiable corpus. Regenerate with</w:t>
+        <w:t xml:space="preserve">Generated: 2026-09-29T14:03:49Z — auto-generated from the machine-verifiable corpus. Regenerate with</w:t>
       </w:r>
       <w:r>
         <w:rPr>

--- a/docs/artifacts/spec-documents/06-detailed-design-specification.docx
+++ b/docs/artifacts/spec-documents/06-detailed-design-specification.docx
@@ -316,7 +316,7 @@
               <w:jc w:val="left"/>
             </w:pPr>
             <w:r>
-              <w:t xml:space="preserve">2026-09-29T14:03:49Z</w:t>
+              <w:t xml:space="preserve">2026-09-29T17:10:59Z</w:t>
             </w:r>
           </w:p>
         </w:tc>
@@ -16836,7 +16836,7 @@
           <w:i/>
           <w:iCs/>
         </w:rPr>
-        <w:t xml:space="preserve">Generated: 2026-09-29T14:03:49Z — auto-generated from the machine-verifiable corpus. Regenerate with</w:t>
+        <w:t xml:space="preserve">Generated: 2026-09-29T17:10:59Z — auto-generated from the machine-verifiable corpus. Regenerate with</w:t>
       </w:r>
       <w:r>
         <w:rPr>

--- a/docs/artifacts/spec-documents/06-detailed-design-specification.docx
+++ b/docs/artifacts/spec-documents/06-detailed-design-specification.docx
@@ -23,7 +23,7 @@
         <w:pStyle w:val="Date"/>
       </w:pPr>
       <w:r>
-        <w:t xml:space="preserve">2026-09-29</w:t>
+        <w:t xml:space="preserve">2026-09-30</w:t>
       </w:r>
     </w:p>
     <w:sdt>
@@ -316,7 +316,7 @@
               <w:jc w:val="left"/>
             </w:pPr>
             <w:r>
-              <w:t xml:space="preserve">2026-09-29T17:10:59Z</w:t>
+              <w:t xml:space="preserve">2026-09-30T01:21:29Z</w:t>
             </w:r>
           </w:p>
         </w:tc>
@@ -16836,7 +16836,7 @@
           <w:i/>
           <w:iCs/>
         </w:rPr>
-        <w:t xml:space="preserve">Generated: 2026-09-29T17:10:59Z — auto-generated from the machine-verifiable corpus. Regenerate with</w:t>
+        <w:t xml:space="preserve">Generated: 2026-09-30T01:21:29Z — auto-generated from the machine-verifiable corpus. Regenerate with</w:t>
       </w:r>
       <w:r>
         <w:rPr>

--- a/docs/artifacts/spec-documents/06-detailed-design-specification.docx
+++ b/docs/artifacts/spec-documents/06-detailed-design-specification.docx
@@ -23,7 +23,7 @@
         <w:pStyle w:val="Date"/>
       </w:pPr>
       <w:r>
-        <w:t xml:space="preserve">2026-09-30</w:t>
+        <w:t xml:space="preserve">2026-10-01</w:t>
       </w:r>
     </w:p>
     <w:sdt>
@@ -316,7 +316,7 @@
               <w:jc w:val="left"/>
             </w:pPr>
             <w:r>
-              <w:t xml:space="preserve">2026-09-30T01:21:29Z</w:t>
+              <w:t xml:space="preserve">2026-10-01T05:09:49Z</w:t>
             </w:r>
           </w:p>
         </w:tc>
@@ -16836,7 +16836,7 @@
           <w:i/>
           <w:iCs/>
         </w:rPr>
-        <w:t xml:space="preserve">Generated: 2026-09-30T01:21:29Z — auto-generated from the machine-verifiable corpus. Regenerate with</w:t>
+        <w:t xml:space="preserve">Generated: 2026-10-01T05:09:49Z — auto-generated from the machine-verifiable corpus. Regenerate with</w:t>
       </w:r>
       <w:r>
         <w:rPr>

--- a/docs/artifacts/spec-documents/06-detailed-design-specification.docx
+++ b/docs/artifacts/spec-documents/06-detailed-design-specification.docx
@@ -52,7 +52,7 @@
         </w:p>
       </w:sdtContent>
     </w:sdt>
-    <w:bookmarkStart w:id="117" w:name="foxbms-2-detailed-design-specification"/>
+    <w:bookmarkStart w:id="144" w:name="foxbms-2-detailed-design-specification"/>
     <w:p>
       <w:pPr>
         <w:pStyle w:val="Heading1"/>
@@ -316,7 +316,7 @@
               <w:jc w:val="left"/>
             </w:pPr>
             <w:r>
-              <w:t xml:space="preserve">2026-10-01T05:09:49Z</w:t>
+              <w:t xml:space="preserve">2026-10-01T13:26:59Z</w:t>
             </w:r>
           </w:p>
         </w:tc>
@@ -16820,6 +16820,5896 @@
         <w:t xml:space="preserve">budgets)</w:t>
       </w:r>
     </w:p>
+    <w:bookmarkEnd w:id="115"/>
+    <w:bookmarkEnd w:id="116"/>
+    <w:bookmarkStart w:id="125" w:name="Xf3bd5d084c7cdeefb4425b9c2be063dd293e3bf"/>
+    <w:p>
+      <w:pPr>
+        <w:pStyle w:val="Heading2"/>
+      </w:pPr>
+      <w:r>
+        <w:t xml:space="preserve">Detailed Design:</w:t>
+      </w:r>
+      <w:r>
+        <w:t xml:space="preserve"> </w:t>
+      </w:r>
+      <w:r>
+        <w:rPr>
+          <w:rStyle w:val="VerbatimChar"/>
+        </w:rPr>
+        <w:t xml:space="preserve">FB2-SW-DSN-000004</w:t>
+      </w:r>
+      <w:r>
+        <w:t xml:space="preserve"> </w:t>
+      </w:r>
+      <w:r>
+        <w:t xml:space="preserve">(synthetic_reference)</w:t>
+      </w:r>
+    </w:p>
+    <w:p>
+      <w:pPr>
+        <w:pStyle w:val="FirstParagraph"/>
+      </w:pPr>
+      <w:r>
+        <w:rPr>
+          <w:b/>
+          <w:bCs/>
+        </w:rPr>
+        <w:t xml:space="preserve">Title</w:t>
+      </w:r>
+      <w:r>
+        <w:t xml:space="preserve">: Detailed Design: LTC 6813-1 AFE measurement driver - internal units, PEC contract, transmission timing and error propagation |</w:t>
+      </w:r>
+      <w:r>
+        <w:t xml:space="preserve"> </w:t>
+      </w:r>
+      <w:r>
+        <w:rPr>
+          <w:b/>
+          <w:bCs/>
+        </w:rPr>
+        <w:t xml:space="preserve">Level</w:t>
+      </w:r>
+      <w:r>
+        <w:t xml:space="preserve">:</w:t>
+      </w:r>
+      <w:r>
+        <w:t xml:space="preserve"> </w:t>
+      </w:r>
+      <w:r>
+        <w:rPr>
+          <w:rStyle w:val="VerbatimChar"/>
+        </w:rPr>
+        <w:t xml:space="preserve">detailed_design</w:t>
+      </w:r>
+    </w:p>
+    <w:bookmarkStart w:id="117" w:name="responsibilities-6"/>
+    <w:p>
+      <w:pPr>
+        <w:pStyle w:val="Heading3"/>
+      </w:pPr>
+      <w:r>
+        <w:t xml:space="preserve">Responsibilities</w:t>
+      </w:r>
+    </w:p>
+    <w:p>
+      <w:pPr>
+        <w:pStyle w:val="Compact"/>
+        <w:numPr>
+          <w:ilvl w:val="0"/>
+          <w:numId w:val="1066"/>
+        </w:numPr>
+      </w:pPr>
+      <w:r>
+        <w:t xml:space="preserve">Accept measurement and maintenance requests from the application layer and convert each into an LTC_STATEMACH_e state request against ltc_stateBase, returning whether the request was accepted (src/app/driver/afe/ltc/api/ltc_afe.c:86-140)</w:t>
+      </w:r>
+    </w:p>
+    <w:p>
+      <w:pPr>
+        <w:pStyle w:val="Compact"/>
+        <w:numPr>
+          <w:ilvl w:val="0"/>
+          <w:numId w:val="1066"/>
+        </w:numPr>
+      </w:pPr>
+      <w:r>
+        <w:t xml:space="preserve">Advance one LTC 6813-1 state machine instance per call from the transmission and receive buffers held in LTC_STATE_s (src/app/driver/afe/ltc/6813-1/ltc_6813-1.c:833-2964)</w:t>
+      </w:r>
+    </w:p>
+    <w:p>
+      <w:pPr>
+        <w:pStyle w:val="Compact"/>
+        <w:numPr>
+          <w:ilvl w:val="0"/>
+          <w:numId w:val="1066"/>
+        </w:numPr>
+      </w:pPr>
+      <w:r>
+        <w:t xml:space="preserve">Verify the LTC 6813-1 packet error code over every received block and record per-device validity in the error table (src/app/driver/afe/ltc/6813-1/ltc_6813-1.c:3838-3878)</w:t>
+      </w:r>
+    </w:p>
+    <w:p>
+      <w:pPr>
+        <w:pStyle w:val="Compact"/>
+        <w:numPr>
+          <w:ilvl w:val="0"/>
+          <w:numId w:val="1066"/>
+        </w:numPr>
+      </w:pPr>
+      <w:r>
+        <w:t xml:space="preserve">Convert validated cell voltages and GPIO temperatures into the database and set the per-cell invalidCellVoltage bits from the error table rather than from a separate plausibility pass (src/app/driver/afe/ltc/6813-1/ltc_6813-1.c:597-654, 3110-3135)</w:t>
+      </w:r>
+    </w:p>
+    <w:p>
+      <w:pPr>
+        <w:pStyle w:val="Compact"/>
+        <w:numPr>
+          <w:ilvl w:val="0"/>
+          <w:numId w:val="1066"/>
+        </w:numPr>
+      </w:pPr>
+      <w:r>
+        <w:t xml:space="preserve">Release the state machine from the SPI DMA completion interrupt that signals the end of a transmission (src/app/driver/afe/ltc/common/ltc_afe_dma.c:88-93)</w:t>
+      </w:r>
+    </w:p>
+    <w:p>
+      <w:pPr>
+        <w:pStyle w:val="Compact"/>
+        <w:numPr>
+          <w:ilvl w:val="0"/>
+          <w:numId w:val="1066"/>
+        </w:numPr>
+      </w:pPr>
+      <w:r>
+        <w:t xml:space="preserve">Compute the CRC-15 packet error code used by the transmit and receive paths (src/app/driver/afe/ltc/common/ltc_pec.c:75-115)</w:t>
+      </w:r>
+    </w:p>
+    <w:bookmarkEnd w:id="117"/>
+    <w:bookmarkStart w:id="118" w:name="decomposition-6"/>
+    <w:p>
+      <w:pPr>
+        <w:pStyle w:val="Heading3"/>
+      </w:pPr>
+      <w:r>
+        <w:t xml:space="preserve">Decomposition</w:t>
+      </w:r>
+    </w:p>
+    <w:p>
+      <w:pPr>
+        <w:pStyle w:val="FirstParagraph"/>
+      </w:pPr>
+      <w:r>
+        <w:rPr>
+          <w:b/>
+          <w:bCs/>
+        </w:rPr>
+        <w:t xml:space="preserve">Caption</w:t>
+      </w:r>
+      <w:r>
+        <w:t xml:space="preserve">: Component decomposition of</w:t>
+      </w:r>
+      <w:r>
+        <w:t xml:space="preserve"> </w:t>
+      </w:r>
+      <w:r>
+        <w:rPr>
+          <w:rStyle w:val="VerbatimChar"/>
+        </w:rPr>
+        <w:t xml:space="preserve">FB2-SW-DSN-000004</w:t>
+      </w:r>
+      <w:r>
+        <w:t xml:space="preserve">.</w:t>
+      </w:r>
+    </w:p>
+    <w:p>
+      <w:pPr>
+        <w:pStyle w:val="SourceCode"/>
+      </w:pPr>
+      <w:r>
+        <w:rPr>
+          <w:rStyle w:val="VerbatimChar"/>
+        </w:rPr>
+        <w:t xml:space="preserve">flowchart TD</w:t>
+      </w:r>
+      <w:r>
+        <w:br/>
+      </w:r>
+      <w:r>
+        <w:rPr>
+          <w:rStyle w:val="VerbatimChar"/>
+        </w:rPr>
+        <w:t xml:space="preserve">    D["FB2-SW-DSN-000004"]</w:t>
+      </w:r>
+      <w:r>
+        <w:br/>
+      </w:r>
+      <w:r>
+        <w:rPr>
+          <w:rStyle w:val="VerbatimChar"/>
+        </w:rPr>
+        <w:t xml:space="preserve">    C0["C0"]</w:t>
+      </w:r>
+      <w:r>
+        <w:br/>
+      </w:r>
+      <w:r>
+        <w:rPr>
+          <w:rStyle w:val="VerbatimChar"/>
+        </w:rPr>
+        <w:t xml:space="preserve">    D --&gt; C0</w:t>
+      </w:r>
+      <w:r>
+        <w:br/>
+      </w:r>
+      <w:r>
+        <w:rPr>
+          <w:rStyle w:val="VerbatimChar"/>
+        </w:rPr>
+        <w:t xml:space="preserve">    C1["C1"]</w:t>
+      </w:r>
+      <w:r>
+        <w:br/>
+      </w:r>
+      <w:r>
+        <w:rPr>
+          <w:rStyle w:val="VerbatimChar"/>
+        </w:rPr>
+        <w:t xml:space="preserve">    D --&gt; C1</w:t>
+      </w:r>
+      <w:r>
+        <w:br/>
+      </w:r>
+      <w:r>
+        <w:rPr>
+          <w:rStyle w:val="VerbatimChar"/>
+        </w:rPr>
+        <w:t xml:space="preserve">    C2["C2"]</w:t>
+      </w:r>
+      <w:r>
+        <w:br/>
+      </w:r>
+      <w:r>
+        <w:rPr>
+          <w:rStyle w:val="VerbatimChar"/>
+        </w:rPr>
+        <w:t xml:space="preserve">    D --&gt; C2</w:t>
+      </w:r>
+      <w:r>
+        <w:br/>
+      </w:r>
+      <w:r>
+        <w:rPr>
+          <w:rStyle w:val="VerbatimChar"/>
+        </w:rPr>
+        <w:t xml:space="preserve">    C3["C3"]</w:t>
+      </w:r>
+      <w:r>
+        <w:br/>
+      </w:r>
+      <w:r>
+        <w:rPr>
+          <w:rStyle w:val="VerbatimChar"/>
+        </w:rPr>
+        <w:t xml:space="preserve">    D --&gt; C3</w:t>
+      </w:r>
+      <w:r>
+        <w:br/>
+      </w:r>
+      <w:r>
+        <w:rPr>
+          <w:rStyle w:val="VerbatimChar"/>
+        </w:rPr>
+        <w:t xml:space="preserve">    C4["C4"]</w:t>
+      </w:r>
+      <w:r>
+        <w:br/>
+      </w:r>
+      <w:r>
+        <w:rPr>
+          <w:rStyle w:val="VerbatimChar"/>
+        </w:rPr>
+        <w:t xml:space="preserve">    D --&gt; C4</w:t>
+      </w:r>
+      <w:r>
+        <w:br/>
+      </w:r>
+      <w:r>
+        <w:rPr>
+          <w:rStyle w:val="VerbatimChar"/>
+        </w:rPr>
+        <w:t xml:space="preserve">    C5["C5"]</w:t>
+      </w:r>
+      <w:r>
+        <w:br/>
+      </w:r>
+      <w:r>
+        <w:rPr>
+          <w:rStyle w:val="VerbatimChar"/>
+        </w:rPr>
+        <w:t xml:space="preserve">    D --&gt; C5</w:t>
+      </w:r>
+      <w:r>
+        <w:br/>
+      </w:r>
+      <w:r>
+        <w:rPr>
+          <w:rStyle w:val="VerbatimChar"/>
+        </w:rPr>
+        <w:t xml:space="preserve">    C6["C6"]</w:t>
+      </w:r>
+      <w:r>
+        <w:br/>
+      </w:r>
+      <w:r>
+        <w:rPr>
+          <w:rStyle w:val="VerbatimChar"/>
+        </w:rPr>
+        <w:t xml:space="preserve">    D --&gt; C6</w:t>
+      </w:r>
+      <w:r>
+        <w:br/>
+      </w:r>
+      <w:r>
+        <w:rPr>
+          <w:rStyle w:val="VerbatimChar"/>
+        </w:rPr>
+        <w:t xml:space="preserve">    C7["C7"]</w:t>
+      </w:r>
+      <w:r>
+        <w:br/>
+      </w:r>
+      <w:r>
+        <w:rPr>
+          <w:rStyle w:val="VerbatimChar"/>
+        </w:rPr>
+        <w:t xml:space="preserve">    D --&gt; C7</w:t>
+      </w:r>
+    </w:p>
+    <w:bookmarkEnd w:id="118"/>
+    <w:bookmarkStart w:id="119" w:name="interfaces-6"/>
+    <w:p>
+      <w:pPr>
+        <w:pStyle w:val="Heading3"/>
+      </w:pPr>
+      <w:r>
+        <w:t xml:space="preserve">Interfaces</w:t>
+      </w:r>
+    </w:p>
+    <w:tbl>
+      <w:tblPr>
+        <w:tblStyle w:val="Table"/>
+        <w:tblW w:type="pct" w:w="5000"/>
+        <w:jc w:val="left"/>
+        <w:tblLayout w:type="fixed"/>
+        <w:tblLook w:firstRow="1" w:lastRow="0" w:firstColumn="0" w:lastColumn="0" w:noHBand="0" w:noVBand="0" w:val="0020"/>
+      </w:tblPr>
+      <w:tblGrid>
+        <w:gridCol w:w="2640"/>
+        <w:gridCol w:w="2640"/>
+        <w:gridCol w:w="2640"/>
+      </w:tblGrid>
+      <w:tr>
+        <w:trPr>
+          <w:tblHeader w:val="on"/>
+        </w:trPr>
+        <w:tc>
+          <w:tcPr/>
+          <w:p>
+            <w:pPr>
+              <w:pStyle w:val="Compact"/>
+              <w:jc w:val="left"/>
+            </w:pPr>
+            <w:r>
+              <w:t xml:space="preserve">Interface</w:t>
+            </w:r>
+          </w:p>
+        </w:tc>
+        <w:tc>
+          <w:tcPr/>
+          <w:p>
+            <w:pPr>
+              <w:pStyle w:val="Compact"/>
+              <w:jc w:val="left"/>
+            </w:pPr>
+            <w:r>
+              <w:t xml:space="preserve">Direction</w:t>
+            </w:r>
+          </w:p>
+        </w:tc>
+        <w:tc>
+          <w:tcPr/>
+          <w:p>
+            <w:pPr>
+              <w:pStyle w:val="Compact"/>
+              <w:jc w:val="left"/>
+            </w:pPr>
+            <w:r>
+              <w:t xml:space="preserve">Signals</w:t>
+            </w:r>
+          </w:p>
+        </w:tc>
+      </w:tr>
+      <w:tr>
+        <w:tc>
+          <w:tcPr/>
+          <w:p>
+            <w:pPr>
+              <w:pStyle w:val="Compact"/>
+              <w:jc w:val="left"/>
+            </w:pPr>
+            <w:r>
+              <w:rPr>
+                <w:rStyle w:val="VerbatimChar"/>
+              </w:rPr>
+              <w:t xml:space="preserve">AFE_MEAS_REQUEST</w:t>
+            </w:r>
+          </w:p>
+        </w:tc>
+        <w:tc>
+          <w:tcPr/>
+          <w:p>
+            <w:pPr>
+              <w:pStyle w:val="Compact"/>
+              <w:jc w:val="left"/>
+            </w:pPr>
+            <w:r>
+              <w:t xml:space="preserve">input</w:t>
+            </w:r>
+          </w:p>
+        </w:tc>
+        <w:tc>
+          <w:tcPr/>
+          <w:p>
+            <w:pPr>
+              <w:pStyle w:val="Compact"/>
+              <w:jc w:val="left"/>
+            </w:pPr>
+            <w:r>
+              <w:rPr>
+                <w:rStyle w:val="VerbatimChar"/>
+              </w:rPr>
+              <w:t xml:space="preserve">string</w:t>
+            </w:r>
+            <w:r>
+              <w:t xml:space="preserve"> </w:t>
+            </w:r>
+            <w:r>
+              <w:t xml:space="preserve">(uint8_t, dimensionless, 0 .. BS_NR_OF_STRINGS-1; the source does not state a numeric bound, it asserts string &lt; BS_NR_OF_STRINGS, ?),</w:t>
+            </w:r>
+            <w:r>
+              <w:t xml:space="preserve"> </w:t>
+            </w:r>
+            <w:r>
+              <w:rPr>
+                <w:rStyle w:val="VerbatimChar"/>
+              </w:rPr>
+              <w:t xml:space="preserve">request</w:t>
+            </w:r>
+            <w:r>
+              <w:t xml:space="preserve"> </w:t>
+            </w:r>
+            <w:r>
+              <w:t xml:space="preserve">(LTC_STATE_REQUEST_e, dimensionless, one of LTC_STATE_NO_REQUEST, LTC_STATE_INIT_REQUEST, LTC_STATE_EEPROM_READ_REQUEST, LTC_STATE_EEPROM_WRITE_RE…</w:t>
+            </w:r>
+          </w:p>
+        </w:tc>
+      </w:tr>
+      <w:tr>
+        <w:tc>
+          <w:tcPr/>
+          <w:p>
+            <w:pPr>
+              <w:pStyle w:val="Compact"/>
+              <w:jc w:val="left"/>
+            </w:pPr>
+            <w:r>
+              <w:rPr>
+                <w:rStyle w:val="VerbatimChar"/>
+              </w:rPr>
+              <w:t xml:space="preserve">AFE_DIAG_ERROR_ENTRY</w:t>
+            </w:r>
+          </w:p>
+        </w:tc>
+        <w:tc>
+          <w:tcPr/>
+          <w:p>
+            <w:pPr>
+              <w:pStyle w:val="Compact"/>
+              <w:jc w:val="left"/>
+            </w:pPr>
+            <w:r>
+              <w:t xml:space="preserve">output</w:t>
+            </w:r>
+          </w:p>
+        </w:tc>
+        <w:tc>
+          <w:tcPr/>
+          <w:p>
+            <w:pPr>
+              <w:pStyle w:val="Compact"/>
+              <w:jc w:val="left"/>
+            </w:pPr>
+            <w:r>
+              <w:rPr>
+                <w:rStyle w:val="VerbatimChar"/>
+              </w:rPr>
+              <w:t xml:space="preserve">spiDiagErrorEntry</w:t>
+            </w:r>
+            <w:r>
+              <w:t xml:space="preserve"> </w:t>
+            </w:r>
+            <w:r>
+              <w:t xml:space="preserve">(DIAG_ID_e, dimensionless, a diagnosis identifier held in LTC_STATE_s; the source does not bound it and the closed enumeration lives in diag_cfg.h, ?),</w:t>
+            </w:r>
+            <w:r>
+              <w:t xml:space="preserve"> </w:t>
+            </w:r>
+            <w:r>
+              <w:rPr>
+                <w:rStyle w:val="VerbatimChar"/>
+              </w:rPr>
+              <w:t xml:space="preserve">pecDiagErrorEntry</w:t>
+            </w:r>
+            <w:r>
+              <w:t xml:space="preserve"> </w:t>
+            </w:r>
+            <w:r>
+              <w:t xml:space="preserve">(DIAG_ID_e, dimensionless, a diagnosis identifier held in LTC_STATE_s; the source does not bound it, ?)</w:t>
+            </w:r>
+          </w:p>
+        </w:tc>
+      </w:tr>
+      <w:tr>
+        <w:tc>
+          <w:tcPr/>
+          <w:p>
+            <w:pPr>
+              <w:pStyle w:val="Compact"/>
+              <w:jc w:val="left"/>
+            </w:pPr>
+            <w:r>
+              <w:rPr>
+                <w:rStyle w:val="VerbatimChar"/>
+              </w:rPr>
+              <w:t xml:space="preserve">LTC_PEC_15</w:t>
+            </w:r>
+          </w:p>
+        </w:tc>
+        <w:tc>
+          <w:tcPr/>
+          <w:p>
+            <w:pPr>
+              <w:pStyle w:val="Compact"/>
+              <w:jc w:val="left"/>
+            </w:pPr>
+            <w:r>
+              <w:t xml:space="preserve">output</w:t>
+            </w:r>
+          </w:p>
+        </w:tc>
+        <w:tc>
+          <w:tcPr/>
+          <w:p>
+            <w:pPr>
+              <w:pStyle w:val="Compact"/>
+              <w:jc w:val="left"/>
+            </w:pPr>
+            <w:r>
+              <w:rPr>
+                <w:rStyle w:val="VerbatimChar"/>
+              </w:rPr>
+              <w:t xml:space="preserve">pec</w:t>
+            </w:r>
+            <w:r>
+              <w:t xml:space="preserve"> </w:t>
+            </w:r>
+            <w:r>
+              <w:t xml:space="preserve">(uint16_t, dimensionless, 0 .. 0xFFFE as emitted; the value is masked with LTC_PEC15_MASK (0x7FFF) and then shifted left one bit, so the low bit of the returned code is always zero, ?),</w:t>
+            </w:r>
+            <w:r>
+              <w:t xml:space="preserve"> </w:t>
+            </w:r>
+            <w:r>
+              <w:rPr>
+                <w:rStyle w:val="VerbatimChar"/>
+              </w:rPr>
+              <w:t xml:space="preserve">ltc_crc15Table</w:t>
+            </w:r>
+            <w:r>
+              <w:t xml:space="preserve"> </w:t>
+            </w:r>
+            <w:r>
+              <w:t xml:space="preserve">(uint16_t[256], dimensionless, 256 entries indexed by a masked byte position, sized by LTC_…</w:t>
+            </w:r>
+          </w:p>
+        </w:tc>
+      </w:tr>
+      <w:tr>
+        <w:tc>
+          <w:tcPr/>
+          <w:p>
+            <w:pPr>
+              <w:pStyle w:val="Compact"/>
+              <w:jc w:val="left"/>
+            </w:pPr>
+            <w:r>
+              <w:rPr>
+                <w:rStyle w:val="VerbatimChar"/>
+              </w:rPr>
+              <w:t xml:space="preserve">LTC_SAVE_TO_DATABASE</w:t>
+            </w:r>
+          </w:p>
+        </w:tc>
+        <w:tc>
+          <w:tcPr/>
+          <w:p>
+            <w:pPr>
+              <w:pStyle w:val="Compact"/>
+              <w:jc w:val="left"/>
+            </w:pPr>
+            <w:r>
+              <w:t xml:space="preserve">output</w:t>
+            </w:r>
+          </w:p>
+        </w:tc>
+        <w:tc>
+          <w:tcPr/>
+          <w:p>
+            <w:pPr>
+              <w:pStyle w:val="Compact"/>
+              <w:jc w:val="left"/>
+            </w:pPr>
+            <w:r>
+              <w:rPr>
+                <w:rStyle w:val="VerbatimChar"/>
+              </w:rPr>
+              <w:t xml:space="preserve">cellVoltage_mV</w:t>
+            </w:r>
+            <w:r>
+              <w:t xml:space="preserve"> </w:t>
+            </w:r>
+            <w:r>
+              <w:t xml:space="preserve">(int16_t, mV, not bounded by the driver. The conversion performed is ((val_ui) * 100e-6f * 1000.0f), i.e. the LTC register LSB scaled to mV, and the result is stored without a range check., ?),</w:t>
+            </w:r>
+            <w:r>
+              <w:t xml:space="preserve"> </w:t>
+            </w:r>
+            <w:r>
+              <w:rPr>
+                <w:rStyle w:val="VerbatimChar"/>
+              </w:rPr>
+              <w:t xml:space="preserve">invalidCellVoltage</w:t>
+            </w:r>
+            <w:r>
+              <w:t xml:space="preserve"> </w:t>
+            </w:r>
+            <w:r>
+              <w:t xml:space="preserve">(uint8_t, dimensionless, 0 or 1; 0 means valid, 1 means invalid, ?)</w:t>
+            </w:r>
+          </w:p>
+        </w:tc>
+      </w:tr>
+      <w:tr>
+        <w:tc>
+          <w:tcPr/>
+          <w:p>
+            <w:pPr>
+              <w:pStyle w:val="Compact"/>
+              <w:jc w:val="left"/>
+            </w:pPr>
+            <w:r>
+              <w:rPr>
+                <w:rStyle w:val="VerbatimChar"/>
+              </w:rPr>
+              <w:t xml:space="preserve">SPI_DMA_TRANSMIT_OWNERSHIP</w:t>
+            </w:r>
+          </w:p>
+        </w:tc>
+        <w:tc>
+          <w:tcPr/>
+          <w:p>
+            <w:pPr>
+              <w:pStyle w:val="Compact"/>
+              <w:jc w:val="left"/>
+            </w:pPr>
+            <w:r>
+              <w:t xml:space="preserve">bidirectional</w:t>
+            </w:r>
+          </w:p>
+        </w:tc>
+        <w:tc>
+          <w:tcPr/>
+          <w:p>
+            <w:pPr>
+              <w:pStyle w:val="Compact"/>
+              <w:jc w:val="left"/>
+            </w:pPr>
+            <w:r>
+              <w:rPr>
+                <w:rStyle w:val="VerbatimChar"/>
+              </w:rPr>
+              <w:t xml:space="preserve">transmit_ongoing</w:t>
+            </w:r>
+            <w:r>
+              <w:t xml:space="preserve"> </w:t>
+            </w:r>
+            <w:r>
+              <w:t xml:space="preserve">(bool, dimensionless, true or false, ?),</w:t>
+            </w:r>
+            <w:r>
+              <w:t xml:space="preserve"> </w:t>
+            </w:r>
+            <w:r>
+              <w:rPr>
+                <w:rStyle w:val="VerbatimChar"/>
+              </w:rPr>
+              <w:t xml:space="preserve">spiIndex</w:t>
+            </w:r>
+            <w:r>
+              <w:t xml:space="preserve"> </w:t>
+            </w:r>
+            <w:r>
+              <w:t xml:space="preserve">(uint8_t, dimensionless, asserted to equal SPI_GetSpiIndex(spiREG1) or SPI_GetSpiIndex(spiREG4), ?)</w:t>
+            </w:r>
+          </w:p>
+        </w:tc>
+      </w:tr>
+    </w:tbl>
+    <w:bookmarkEnd w:id="119"/>
+    <w:bookmarkStart w:id="120" w:name="constraints-6"/>
+    <w:p>
+      <w:pPr>
+        <w:pStyle w:val="Heading3"/>
+      </w:pPr>
+      <w:r>
+        <w:t xml:space="preserve">Constraints</w:t>
+      </w:r>
+    </w:p>
+    <w:p>
+      <w:pPr>
+        <w:pStyle w:val="Compact"/>
+        <w:numPr>
+          <w:ilvl w:val="0"/>
+          <w:numId w:val="1067"/>
+        </w:numPr>
+      </w:pPr>
+      <w:r>
+        <w:t xml:space="preserve">Transmission budget per command: LTC_TRANSMISSION_TIMEOUT is 10 and is added to LTC_STATE_s-&gt;commandDataTransferTime for each armed transition (src/app/driver/afe/ltc/6813-1/config/ltc_6813-1_cfg.h:162).</w:t>
+      </w:r>
+    </w:p>
+    <w:p>
+      <w:pPr>
+        <w:pStyle w:val="Compact"/>
+        <w:numPr>
+          <w:ilvl w:val="0"/>
+          <w:numId w:val="1067"/>
+        </w:numPr>
+      </w:pPr>
+      <w:r>
+        <w:t xml:space="preserve">Daisy-chain frame geometry: LTC_N_BYTES_FOR_DATA_TRANSMISSION is 4 + 8 * LTC_N_LTC and LTC_N_LTC resolves to BS_NR_OF_MODULES_PER_STRING (src/app/driver/afe/ltc/common/config/ltc_cfg.h:68,79). LTC_CheckPec indexes the received buffer at 4 + (i * 8) t…</w:t>
+      </w:r>
+    </w:p>
+    <w:p>
+      <w:pPr>
+        <w:pStyle w:val="Compact"/>
+        <w:numPr>
+          <w:ilvl w:val="0"/>
+          <w:numId w:val="1067"/>
+        </w:numPr>
+      </w:pPr>
+      <w:r>
+        <w:t xml:space="preserve">PEC payload length is fixed: LTC_DATA_SIZE_IN_BYTES is 6 and LTC_CheckPec copies exactly six bytes into PEC_Check before computing (src/app/driver/afe/ltc/common/ltc_defs.h:87, src/app/driver/afe/ltc/6813-1/ltc_6813-1.c:3838-3878).</w:t>
+      </w:r>
+    </w:p>
+    <w:p>
+      <w:pPr>
+        <w:pStyle w:val="Compact"/>
+        <w:numPr>
+          <w:ilvl w:val="0"/>
+          <w:numId w:val="1067"/>
+        </w:numPr>
+      </w:pPr>
+      <w:r>
+        <w:t xml:space="preserve">CRC table bound: LTC_PEC_PRECOMPUTED_TABLE_SIZE is 256 and the index is masked with LTC_PEC_ONE_BYTE_MASK (src/app/driver/afe/ltc/common/ltc_pec.h:66-68).</w:t>
+      </w:r>
+    </w:p>
+    <w:p>
+      <w:pPr>
+        <w:pStyle w:val="Compact"/>
+        <w:numPr>
+          <w:ilvl w:val="0"/>
+          <w:numId w:val="1067"/>
+        </w:numPr>
+      </w:pPr>
+      <w:r>
+        <w:t xml:space="preserve">PEC accumulator bound: the accumulator is masked with LTC_PEC15_MASK (0x7FFF) and shifted left one, so it cannot exceed 0xFFFE (src/app/driver/afe/ltc/common/ltc_pec.h:70-72).</w:t>
+      </w:r>
+    </w:p>
+    <w:p>
+      <w:pPr>
+        <w:pStyle w:val="Compact"/>
+        <w:numPr>
+          <w:ilvl w:val="0"/>
+          <w:numId w:val="1067"/>
+        </w:numPr>
+      </w:pPr>
+      <w:r>
+        <w:t xml:space="preserve">Per-device array bounds: the error table is indexed [BS_NR_OF_STRINGS][LTC_N_LTC] and every write to PEC_valid is inside a loop bounded by LTC_N_LTC (src/app/driver/afe/ltc/common/ltc_defs.h:74-81, src/app/driver/afe/ltc/6813-1/ltc_6813-1.c:3850-3876…</w:t>
+      </w:r>
+    </w:p>
+    <w:p>
+      <w:pPr>
+        <w:pStyle w:val="Compact"/>
+        <w:numPr>
+          <w:ilvl w:val="0"/>
+          <w:numId w:val="1067"/>
+        </w:numPr>
+      </w:pPr>
+      <w:r>
+        <w:t xml:space="preserve">Invalidation granularity: a PEC failure invalidates exactly LTC_NUMBER_OF_CELL_VOLTAGES_PER_REGISTER cells, so the validity of one cell is decided by the integrity of a whole register (src/app/driver/afe/ltc/6813-1/config/ltc_6813-1_cfg.h:130, src/ap…</w:t>
+      </w:r>
+    </w:p>
+    <w:p>
+      <w:pPr>
+        <w:pStyle w:val="Compact"/>
+        <w:numPr>
+          <w:ilvl w:val="0"/>
+          <w:numId w:val="1067"/>
+        </w:numPr>
+      </w:pPr>
+      <w:r>
+        <w:t xml:space="preserve">Concurrency: AFE_DmaCallback runs in SPI DMA complete interrupt context and writes LTC_STATE_s-&gt;transmit_ongoing on the global ltc_stateBase, while AFE_SetTransmitOngoing and AFE_IsTransmitOngoing read and write the same field from task context. No c…</w:t>
+      </w:r>
+    </w:p>
+    <w:p>
+      <w:pPr>
+        <w:pStyle w:val="Compact"/>
+        <w:numPr>
+          <w:ilvl w:val="0"/>
+          <w:numId w:val="1067"/>
+        </w:numPr>
+      </w:pPr>
+      <w:r>
+        <w:t xml:space="preserve">Re-entrance: LTC_Trigger and BMS_Trigger both implement their own re-entrance counter (ltc_state-&gt;triggerentry) and return early when it is exceeded; the counters are independent and are not synchronised with each other.</w:t>
+      </w:r>
+    </w:p>
+    <w:p>
+      <w:pPr>
+        <w:pStyle w:val="Compact"/>
+        <w:numPr>
+          <w:ilvl w:val="0"/>
+          <w:numId w:val="1067"/>
+        </w:numPr>
+      </w:pPr>
+      <w:r>
+        <w:t xml:space="preserve">Trigger cadence is build-configuration dependent, not fixed by the driver source. For the LTC family the build tool sets FOXBMS_AFE_DRIVER_TYPE_FSM because afe_driver_type defaults to</w:t>
+      </w:r>
+      <w:r>
+        <w:t xml:space="preserve"> </w:t>
+      </w:r>
+      <w:r>
+        <w:t xml:space="preserve">“</w:t>
+      </w:r>
+      <w:r>
+        <w:t xml:space="preserve">fsm</w:t>
+      </w:r>
+      <w:r>
+        <w:t xml:space="preserve">”</w:t>
+      </w:r>
+      <w:r>
+        <w:t xml:space="preserve"> </w:t>
+      </w:r>
+      <w:r>
+        <w:t xml:space="preserve">and the ltc branch does not change it, which places MEAS_Con…</w:t>
+      </w:r>
+    </w:p>
+    <w:p>
+      <w:pPr>
+        <w:pStyle w:val="Compact"/>
+        <w:numPr>
+          <w:ilvl w:val="0"/>
+          <w:numId w:val="1067"/>
+        </w:numPr>
+      </w:pPr>
+      <w:r>
+        <w:t xml:space="preserve">Interface identity restriction: AFE_DmaCallback asserts that spiIndex is one of exactly two SPI peripherals, so the driver cannot be moved to a third SPI peripheral without changing the assertion.</w:t>
+      </w:r>
+    </w:p>
+    <w:bookmarkEnd w:id="120"/>
+    <w:bookmarkStart w:id="121" w:name="budgets-6"/>
+    <w:p>
+      <w:pPr>
+        <w:pStyle w:val="Heading3"/>
+      </w:pPr>
+      <w:r>
+        <w:t xml:space="preserve">Budgets</w:t>
+      </w:r>
+    </w:p>
+    <w:p>
+      <w:pPr>
+        <w:pStyle w:val="Compact"/>
+        <w:numPr>
+          <w:ilvl w:val="0"/>
+          <w:numId w:val="1068"/>
+        </w:numPr>
+      </w:pPr>
+      <w:r>
+        <w:rPr>
+          <w:b/>
+          <w:bCs/>
+        </w:rPr>
+        <w:t xml:space="preserve">cpu_time_ms</w:t>
+      </w:r>
+      <w:r>
+        <w:t xml:space="preserve">: 10</w:t>
+      </w:r>
+    </w:p>
+    <w:p>
+      <w:pPr>
+        <w:pStyle w:val="Compact"/>
+        <w:numPr>
+          <w:ilvl w:val="0"/>
+          <w:numId w:val="1068"/>
+        </w:numPr>
+      </w:pPr>
+      <w:r>
+        <w:rPr>
+          <w:b/>
+          <w:bCs/>
+        </w:rPr>
+        <w:t xml:space="preserve">memory_bytes</w:t>
+      </w:r>
+      <w:r>
+        <w:t xml:space="preserve">: 48</w:t>
+      </w:r>
+    </w:p>
+    <w:p>
+      <w:pPr>
+        <w:pStyle w:val="Compact"/>
+        <w:numPr>
+          <w:ilvl w:val="0"/>
+          <w:numId w:val="1068"/>
+        </w:numPr>
+      </w:pPr>
+      <w:r>
+        <w:rPr>
+          <w:b/>
+          <w:bCs/>
+        </w:rPr>
+        <w:t xml:space="preserve">stack_bytes</w:t>
+      </w:r>
+      <w:r>
+        <w:t xml:space="preserve">: 4096</w:t>
+      </w:r>
+    </w:p>
+    <w:bookmarkEnd w:id="121"/>
+    <w:bookmarkStart w:id="122" w:name="failure-response-6"/>
+    <w:p>
+      <w:pPr>
+        <w:pStyle w:val="Heading3"/>
+      </w:pPr>
+      <w:r>
+        <w:t xml:space="preserve">Failure Response</w:t>
+      </w:r>
+    </w:p>
+    <w:tbl>
+      <w:tblPr>
+        <w:tblStyle w:val="Table"/>
+        <w:tblW w:type="pct" w:w="5000"/>
+        <w:jc w:val="left"/>
+        <w:tblLayout w:type="fixed"/>
+        <w:tblLook w:firstRow="1" w:lastRow="0" w:firstColumn="0" w:lastColumn="0" w:noHBand="0" w:noVBand="0" w:val="0020"/>
+      </w:tblPr>
+      <w:tblGrid>
+        <w:gridCol w:w="2640"/>
+        <w:gridCol w:w="2640"/>
+        <w:gridCol w:w="2640"/>
+      </w:tblGrid>
+      <w:tr>
+        <w:trPr>
+          <w:tblHeader w:val="on"/>
+        </w:trPr>
+        <w:tc>
+          <w:tcPr/>
+          <w:p>
+            <w:pPr>
+              <w:pStyle w:val="Compact"/>
+              <w:jc w:val="left"/>
+            </w:pPr>
+            <w:r>
+              <w:t xml:space="preserve">Failure mode</w:t>
+            </w:r>
+          </w:p>
+        </w:tc>
+        <w:tc>
+          <w:tcPr/>
+          <w:p>
+            <w:pPr>
+              <w:pStyle w:val="Compact"/>
+              <w:jc w:val="left"/>
+            </w:pPr>
+            <w:r>
+              <w:t xml:space="preserve">Detection</w:t>
+            </w:r>
+          </w:p>
+        </w:tc>
+        <w:tc>
+          <w:tcPr/>
+          <w:p>
+            <w:pPr>
+              <w:pStyle w:val="Compact"/>
+              <w:jc w:val="left"/>
+            </w:pPr>
+            <w:r>
+              <w:t xml:space="preserve">Reaction</w:t>
+            </w:r>
+          </w:p>
+        </w:tc>
+      </w:tr>
+      <w:tr>
+        <w:tc>
+          <w:tcPr/>
+          <w:p>
+            <w:pPr>
+              <w:pStyle w:val="Compact"/>
+              <w:jc w:val="left"/>
+            </w:pPr>
+            <w:r>
+              <w:t xml:space="preserve">Packet error code mismatch on one device in the daisy chain</w:t>
+            </w:r>
+          </w:p>
+        </w:tc>
+        <w:tc>
+          <w:tcPr/>
+          <w:p>
+            <w:pPr>
+              <w:pStyle w:val="Compact"/>
+              <w:jc w:val="left"/>
+            </w:pPr>
+            <w:r>
+              <w:t xml:space="preserve">LTC_CheckPec recomputes the CRC-15 over the six data bytes of each device block and byte-compares the result against the two received PEC bytes (src/a…</w:t>
+            </w:r>
+          </w:p>
+        </w:tc>
+        <w:tc>
+          <w:tcPr/>
+          <w:p>
+            <w:pPr>
+              <w:pStyle w:val="Compact"/>
+              <w:jc w:val="left"/>
+            </w:pPr>
+            <w:r>
+              <w:t xml:space="preserve">With LTC_DISCARD_PEC false, which is the pinned configuration, PEC_valid[stringNumber][i] is set false and LTC_CheckPec returns STD_NOT_OK. The caller…</w:t>
+            </w:r>
+          </w:p>
+        </w:tc>
+      </w:tr>
+      <w:tr>
+        <w:tc>
+          <w:tcPr/>
+          <w:p>
+            <w:pPr>
+              <w:pStyle w:val="Compact"/>
+              <w:jc w:val="left"/>
+            </w:pPr>
+            <w:r>
+              <w:t xml:space="preserve">PEC check compiled out</w:t>
+            </w:r>
+          </w:p>
+        </w:tc>
+        <w:tc>
+          <w:tcPr/>
+          <w:p>
+            <w:pPr>
+              <w:pStyle w:val="Compact"/>
+              <w:jc w:val="left"/>
+            </w:pPr>
+            <w:r>
+              <w:t xml:space="preserve">The LTC_DISCARD_PEC macro is a compile-time switch, so the condition is not detected at runtime; the alternative branch is visible in the source (src/…</w:t>
+            </w:r>
+          </w:p>
+        </w:tc>
+        <w:tc>
+          <w:tcPr/>
+          <w:p>
+            <w:pPr>
+              <w:pStyle w:val="Compact"/>
+              <w:jc w:val="left"/>
+            </w:pPr>
+            <w:r>
+              <w:t xml:space="preserve">With LTC_DISCARD_PEC true the source sets PEC_valid true on a mismatch and leaves retVal at STD_OK, so a corrupted block is accepted and no diagnosis …</w:t>
+            </w:r>
+          </w:p>
+        </w:tc>
+      </w:tr>
+      <w:tr>
+        <w:tc>
+          <w:tcPr/>
+          <w:p>
+            <w:pPr>
+              <w:pStyle w:val="Compact"/>
+              <w:jc w:val="left"/>
+            </w:pPr>
+            <w:r>
+              <w:t xml:space="preserve">SPI operation returns a non-STD_OK value, including a transmission that does not complete within LTC_TRANSMISSION_TIMEOUT</w:t>
+            </w:r>
+          </w:p>
+        </w:tc>
+        <w:tc>
+          <w:tcPr/>
+          <w:p>
+            <w:pPr>
+              <w:pStyle w:val="Compact"/>
+              <w:jc w:val="left"/>
+            </w:pPr>
+            <w:r>
+              <w:t xml:space="preserve">The return value of the SPI operation is tested in LTC_CondBasedStateTransition, and independently LTC_Trigger skips its state switch while the armed …</w:t>
+            </w:r>
+          </w:p>
+        </w:tc>
+        <w:tc>
+          <w:tcPr/>
+          <w:p>
+            <w:pPr>
+              <w:pStyle w:val="Compact"/>
+              <w:jc w:val="left"/>
+            </w:pPr>
+            <w:r>
+              <w:t xml:space="preserve">LTC_CondBasedStateTransition calls DIAG_Handler with DIAG_EVENT_NOT_OK at DIAG_STRING impact for the current string and transitions to the caller-supp…</w:t>
+            </w:r>
+          </w:p>
+        </w:tc>
+      </w:tr>
+      <w:tr>
+        <w:tc>
+          <w:tcPr/>
+          <w:p>
+            <w:pPr>
+              <w:pStyle w:val="Compact"/>
+              <w:jc w:val="left"/>
+            </w:pPr>
+            <w:r>
+              <w:t xml:space="preserve">DMA completion interrupt arrives for a different SPI peripheral</w:t>
+            </w:r>
+          </w:p>
+        </w:tc>
+        <w:tc>
+          <w:tcPr/>
+          <w:p>
+            <w:pPr>
+              <w:pStyle w:val="Compact"/>
+              <w:jc w:val="left"/>
+            </w:pPr>
+            <w:r>
+              <w:t xml:space="preserve">AFE_DmaCallback compares the completing spiIndex against SPI_GetSpiIndex(ltc_stateBase.ltcData.pSpiInterface-&gt;pNode) before clearing the flag (src/app…</w:t>
+            </w:r>
+          </w:p>
+        </w:tc>
+        <w:tc>
+          <w:tcPr/>
+          <w:p>
+            <w:pPr>
+              <w:pStyle w:val="Compact"/>
+              <w:jc w:val="left"/>
+            </w:pPr>
+            <w:r>
+              <w:t xml:space="preserve">The flag is left set. No diagnosis entry is raised and no error is reported; the consequence is that LTC_Trigger continues to skip its state switch un…</w:t>
+            </w:r>
+          </w:p>
+        </w:tc>
+      </w:tr>
+      <w:tr>
+        <w:tc>
+          <w:tcPr/>
+          <w:p>
+            <w:pPr>
+              <w:pStyle w:val="Compact"/>
+              <w:jc w:val="left"/>
+            </w:pPr>
+            <w:r>
+              <w:t xml:space="preserve">Out-of-range or null pointer reaches a driver entry point</w:t>
+            </w:r>
+          </w:p>
+        </w:tc>
+        <w:tc>
+          <w:tcPr/>
+          <w:p>
+            <w:pPr>
+              <w:pStyle w:val="Compact"/>
+              <w:jc w:val="left"/>
+            </w:pPr>
+            <w:r>
+              <w:t xml:space="preserve">FAS_ASSERT at the top of each entry point: string &lt; BS_NR_OF_STRINGS on every request function, length &gt; 0 and data != NULL_PTR on LTC_CalculatePec15,…</w:t>
+            </w:r>
+          </w:p>
+        </w:tc>
+        <w:tc>
+          <w:tcPr/>
+          <w:p>
+            <w:pPr>
+              <w:pStyle w:val="Compact"/>
+              <w:jc w:val="left"/>
+            </w:pPr>
+            <w:r>
+              <w:t xml:space="preserve">The assertion traps. There is no return path for a rejected argument and no error code for it.</w:t>
+            </w:r>
+          </w:p>
+        </w:tc>
+      </w:tr>
+      <w:tr>
+        <w:tc>
+          <w:tcPr/>
+          <w:p>
+            <w:pPr>
+              <w:pStyle w:val="Compact"/>
+              <w:jc w:val="left"/>
+            </w:pPr>
+            <w:r>
+              <w:t xml:space="preserve">Received cell voltage outside the plausible cell range</w:t>
+            </w:r>
+          </w:p>
+        </w:tc>
+        <w:tc>
+          <w:tcPr/>
+          <w:p>
+            <w:pPr>
+              <w:pStyle w:val="Compact"/>
+              <w:jc w:val="left"/>
+            </w:pPr>
+            <w:r>
+              <w:t xml:space="preserve">The driver performs no range check. The pinned source contains no plausibility comparison on the converted cell voltage in the LTC path; plausibility …</w:t>
+            </w:r>
+          </w:p>
+        </w:tc>
+        <w:tc>
+          <w:tcPr/>
+          <w:p>
+            <w:pPr>
+              <w:pStyle w:val="Compact"/>
+              <w:jc w:val="left"/>
+            </w:pPr>
+            <w:r>
+              <w:t xml:space="preserve">None in the driver. The value is stored and published with invalidCellVoltage false, so an out-of-range but correctly-PEC-checked value is published a…</w:t>
+            </w:r>
+          </w:p>
+        </w:tc>
+      </w:tr>
+    </w:tbl>
+    <w:bookmarkEnd w:id="122"/>
+    <w:bookmarkStart w:id="123" w:name="dynamic-diagram-6"/>
+    <w:p>
+      <w:pPr>
+        <w:pStyle w:val="Heading3"/>
+      </w:pPr>
+      <w:r>
+        <w:t xml:space="preserve">Dynamic Diagram</w:t>
+      </w:r>
+    </w:p>
+    <w:p>
+      <w:pPr>
+        <w:pStyle w:val="FirstParagraph"/>
+      </w:pPr>
+      <w:r>
+        <w:rPr>
+          <w:b/>
+          <w:bCs/>
+        </w:rPr>
+        <w:t xml:space="preserve">Caption</w:t>
+      </w:r>
+      <w:r>
+        <w:t xml:space="preserve">: State machine of</w:t>
+      </w:r>
+      <w:r>
+        <w:t xml:space="preserve"> </w:t>
+      </w:r>
+      <w:r>
+        <w:rPr>
+          <w:rStyle w:val="VerbatimChar"/>
+        </w:rPr>
+        <w:t xml:space="preserve">FB2-SW-DSN-000004</w:t>
+      </w:r>
+      <w:r>
+        <w:t xml:space="preserve">.</w:t>
+      </w:r>
+    </w:p>
+    <w:p>
+      <w:pPr>
+        <w:pStyle w:val="SourceCode"/>
+      </w:pPr>
+      <w:r>
+        <w:rPr>
+          <w:rStyle w:val="VerbatimChar"/>
+        </w:rPr>
+        <w:t xml:space="preserve">stateDiagram-v2</w:t>
+      </w:r>
+      <w:r>
+        <w:br/>
+      </w:r>
+      <w:r>
+        <w:rPr>
+          <w:rStyle w:val="VerbatimChar"/>
+        </w:rPr>
+        <w:t xml:space="preserve">    [*] --&gt; LTC_STATEMACH_UNINITIALIZED</w:t>
+      </w:r>
+      <w:r>
+        <w:br/>
+      </w:r>
+      <w:r>
+        <w:rPr>
+          <w:rStyle w:val="VerbatimChar"/>
+        </w:rPr>
+        <w:t xml:space="preserve">    LTC_STATEMACH_UNINITIALIZED --&gt; LTC_STATEMACH_INITIALIZATION : LTC_Trigger entry with substat...</w:t>
+      </w:r>
+      <w:r>
+        <w:br/>
+      </w:r>
+      <w:r>
+        <w:rPr>
+          <w:rStyle w:val="VerbatimChar"/>
+        </w:rPr>
+        <w:t xml:space="preserve">    LTC_STATEMACH_INITIALIZATION --&gt; LTC_STATEMACH_INITIALIZATION : LTC_CHECK_INITIALIZATION</w:t>
+      </w:r>
+      <w:r>
+        <w:br/>
+      </w:r>
+      <w:r>
+        <w:rPr>
+          <w:rStyle w:val="VerbatimChar"/>
+        </w:rPr>
+        <w:t xml:space="preserve">    LTC_STATEMACH_INITIALIZATION --&gt; LTC_STATEMACH_INITIALIZATION : LTC_EXIT_INITIALIZATION</w:t>
+      </w:r>
+      <w:r>
+        <w:br/>
+      </w:r>
+      <w:r>
+        <w:rPr>
+          <w:rStyle w:val="VerbatimChar"/>
+        </w:rPr>
+        <w:t xml:space="preserve">    any state with a non-STD_OK operation result --&gt; LTC_STATEMACH_ERROR_SPIFAILED : LTC_CondBasedStateTransition w...</w:t>
+      </w:r>
+      <w:r>
+        <w:br/>
+      </w:r>
+      <w:r>
+        <w:rPr>
+          <w:rStyle w:val="VerbatimChar"/>
+        </w:rPr>
+        <w:t xml:space="preserve">    any state with a STD_OK operation result --&gt; caller-supplied state_ok : LTC_CondBasedStateTransition w...</w:t>
+      </w:r>
+      <w:r>
+        <w:br/>
+      </w:r>
+      <w:r>
+        <w:rPr>
+          <w:rStyle w:val="VerbatimChar"/>
+        </w:rPr>
+        <w:t xml:space="preserve">    LTC_STATEMACH_MEASCYCLE_FINISHED --&gt; LTC_STATEMACH_IDLE : completion of a measurement cy...</w:t>
+      </w:r>
+      <w:r>
+        <w:br/>
+      </w:r>
+      <w:r>
+        <w:rPr>
+          <w:rStyle w:val="VerbatimChar"/>
+        </w:rPr>
+        <w:t xml:space="preserve">    any state, on every LTC_Trigger entry --&gt; unchanged : entry-time timer gate</w:t>
+      </w:r>
+      <w:r>
+        <w:br/>
+      </w:r>
+      <w:r>
+        <w:rPr>
+          <w:rStyle w:val="VerbatimChar"/>
+        </w:rPr>
+        <w:t xml:space="preserve">    LTC_STATEMACH_UNINITIALIZED</w:t>
+      </w:r>
+      <w:r>
+        <w:br/>
+      </w:r>
+      <w:r>
+        <w:rPr>
+          <w:rStyle w:val="VerbatimChar"/>
+        </w:rPr>
+        <w:t xml:space="preserve">    LTC_STATEMACH_INITIALIZATION</w:t>
+      </w:r>
+      <w:r>
+        <w:br/>
+      </w:r>
+      <w:r>
+        <w:rPr>
+          <w:rStyle w:val="VerbatimChar"/>
+        </w:rPr>
+        <w:t xml:space="preserve">    LTC_STATEMACH_REINIT</w:t>
+      </w:r>
+      <w:r>
+        <w:br/>
+      </w:r>
+      <w:r>
+        <w:rPr>
+          <w:rStyle w:val="VerbatimChar"/>
+        </w:rPr>
+        <w:t xml:space="preserve">    LTC_STATEMACH_INITIALIZED</w:t>
+      </w:r>
+      <w:r>
+        <w:br/>
+      </w:r>
+      <w:r>
+        <w:rPr>
+          <w:rStyle w:val="VerbatimChar"/>
+        </w:rPr>
+        <w:t xml:space="preserve">    LTC_STATEMACH_IDLE</w:t>
+      </w:r>
+      <w:r>
+        <w:br/>
+      </w:r>
+      <w:r>
+        <w:rPr>
+          <w:rStyle w:val="VerbatimChar"/>
+        </w:rPr>
+        <w:t xml:space="preserve">    LTC_STATEMACH_STARTMEAS</w:t>
+      </w:r>
+      <w:r>
+        <w:br/>
+      </w:r>
+      <w:r>
+        <w:rPr>
+          <w:rStyle w:val="VerbatimChar"/>
+        </w:rPr>
+        <w:t xml:space="preserve">    LTC_STATEMACH_READVOLTAGE</w:t>
+      </w:r>
+      <w:r>
+        <w:br/>
+      </w:r>
+      <w:r>
+        <w:rPr>
+          <w:rStyle w:val="VerbatimChar"/>
+        </w:rPr>
+        <w:t xml:space="preserve">    LTC_STATEMACH_MUXMEASUREMENT</w:t>
+      </w:r>
+      <w:r>
+        <w:br/>
+      </w:r>
+      <w:r>
+        <w:rPr>
+          <w:rStyle w:val="VerbatimChar"/>
+        </w:rPr>
+        <w:t xml:space="preserve">    LTC_STATEMACH_MUXMEASUREMENT_FINISHED</w:t>
+      </w:r>
+      <w:r>
+        <w:br/>
+      </w:r>
+      <w:r>
+        <w:rPr>
+          <w:rStyle w:val="VerbatimChar"/>
+        </w:rPr>
+        <w:t xml:space="preserve">    LTC_STATEMACH_BALANCE_CONTROL</w:t>
+      </w:r>
+      <w:r>
+        <w:br/>
+      </w:r>
+      <w:r>
+        <w:rPr>
+          <w:rStyle w:val="VerbatimChar"/>
+        </w:rPr>
+        <w:t xml:space="preserve">    LTC_STATEMACH_ALL_GPIO_MEASUREMENT</w:t>
+      </w:r>
+      <w:r>
+        <w:br/>
+      </w:r>
+      <w:r>
+        <w:rPr>
+          <w:rStyle w:val="VerbatimChar"/>
+        </w:rPr>
+        <w:t xml:space="preserve">    LTC_STATEMACH_READALLGPIO</w:t>
+      </w:r>
+      <w:r>
+        <w:br/>
+      </w:r>
+      <w:r>
+        <w:rPr>
+          <w:rStyle w:val="VerbatimChar"/>
+        </w:rPr>
+        <w:t xml:space="preserve">    LTC_STATEMACH_READVOLTAGE_2CELLS</w:t>
+      </w:r>
+      <w:r>
+        <w:br/>
+      </w:r>
+      <w:r>
+        <w:rPr>
+          <w:rStyle w:val="VerbatimChar"/>
+        </w:rPr>
+        <w:t xml:space="preserve">    LTC_STATEMACH_STARTMEAS_2CELLS</w:t>
+      </w:r>
+      <w:r>
+        <w:br/>
+      </w:r>
+      <w:r>
+        <w:rPr>
+          <w:rStyle w:val="VerbatimChar"/>
+        </w:rPr>
+        <w:t xml:space="preserve">    LTC_STATEMACH_USER_IO_CONTROL</w:t>
+      </w:r>
+      <w:r>
+        <w:br/>
+      </w:r>
+      <w:r>
+        <w:rPr>
+          <w:rStyle w:val="VerbatimChar"/>
+        </w:rPr>
+        <w:t xml:space="preserve">    LTC_STATEMACH_USER_IO_FEEDBACK</w:t>
+      </w:r>
+      <w:r>
+        <w:br/>
+      </w:r>
+      <w:r>
+        <w:rPr>
+          <w:rStyle w:val="VerbatimChar"/>
+        </w:rPr>
+        <w:t xml:space="preserve">    LTC_STATEMACH_EEPROM_READ</w:t>
+      </w:r>
+      <w:r>
+        <w:br/>
+      </w:r>
+      <w:r>
+        <w:rPr>
+          <w:rStyle w:val="VerbatimChar"/>
+        </w:rPr>
+        <w:t xml:space="preserve">    LTC_STATEMACH_EEPROM_WRITE</w:t>
+      </w:r>
+      <w:r>
+        <w:br/>
+      </w:r>
+      <w:r>
+        <w:rPr>
+          <w:rStyle w:val="VerbatimChar"/>
+        </w:rPr>
+        <w:t xml:space="preserve">    LTC_STATEMACH_TEMP_SENS_READ</w:t>
+      </w:r>
+      <w:r>
+        <w:br/>
+      </w:r>
+      <w:r>
+        <w:rPr>
+          <w:rStyle w:val="VerbatimChar"/>
+        </w:rPr>
+        <w:t xml:space="preserve">    LTC_STATEMACH_BALANCE_FEEDBACK</w:t>
+      </w:r>
+      <w:r>
+        <w:br/>
+      </w:r>
+      <w:r>
+        <w:rPr>
+          <w:rStyle w:val="VerbatimChar"/>
+        </w:rPr>
+        <w:t xml:space="preserve">    LTC_STATEMACH_OPENWIRE_CHECK</w:t>
+      </w:r>
+      <w:r>
+        <w:br/>
+      </w:r>
+      <w:r>
+        <w:rPr>
+          <w:rStyle w:val="VerbatimChar"/>
+        </w:rPr>
+        <w:t xml:space="preserve">    LTC_STATEMACH_DEVICE_PARAMETER</w:t>
+      </w:r>
+      <w:r>
+        <w:br/>
+      </w:r>
+      <w:r>
+        <w:rPr>
+          <w:rStyle w:val="VerbatimChar"/>
+        </w:rPr>
+        <w:t xml:space="preserve">    LTC_STATEMACH_ADC_ACCURACY</w:t>
+      </w:r>
+      <w:r>
+        <w:br/>
+      </w:r>
+      <w:r>
+        <w:rPr>
+          <w:rStyle w:val="VerbatimChar"/>
+        </w:rPr>
+        <w:t xml:space="preserve">    LTC_STATEMACH_DIGITAL_FILTER</w:t>
+      </w:r>
+      <w:r>
+        <w:br/>
+      </w:r>
+      <w:r>
+        <w:rPr>
+          <w:rStyle w:val="VerbatimChar"/>
+        </w:rPr>
+        <w:t xml:space="preserve">    LTC_STATEMACH_VOLTAGE_MEASURE_SUM_OF_CELLS</w:t>
+      </w:r>
+      <w:r>
+        <w:br/>
+      </w:r>
+      <w:r>
+        <w:rPr>
+          <w:rStyle w:val="VerbatimChar"/>
+        </w:rPr>
+        <w:t xml:space="preserve">    LTC_STATEMACH_EEPROM_READ_UID</w:t>
+      </w:r>
+      <w:r>
+        <w:br/>
+      </w:r>
+      <w:r>
+        <w:rPr>
+          <w:rStyle w:val="VerbatimChar"/>
+        </w:rPr>
+        <w:t xml:space="preserve">    LTC_STATEMACH_USER_IO_CONTROL_TI</w:t>
+      </w:r>
+      <w:r>
+        <w:br/>
+      </w:r>
+      <w:r>
+        <w:rPr>
+          <w:rStyle w:val="VerbatimChar"/>
+        </w:rPr>
+        <w:t xml:space="preserve">    LTC_STATEMACH_USER_IO_FEEDBACK_TI</w:t>
+      </w:r>
+      <w:r>
+        <w:br/>
+      </w:r>
+      <w:r>
+        <w:rPr>
+          <w:rStyle w:val="VerbatimChar"/>
+        </w:rPr>
+        <w:t xml:space="preserve">    LTC_STATEMACH_STARTMEAS_CONTINUE</w:t>
+      </w:r>
+      <w:r>
+        <w:br/>
+      </w:r>
+      <w:r>
+        <w:rPr>
+          <w:rStyle w:val="VerbatimChar"/>
+        </w:rPr>
+        <w:t xml:space="preserve">    LTC_STATEMACH_MEASCYCLE_FINISHED</w:t>
+      </w:r>
+      <w:r>
+        <w:br/>
+      </w:r>
+      <w:r>
+        <w:rPr>
+          <w:rStyle w:val="VerbatimChar"/>
+        </w:rPr>
+        <w:t xml:space="preserve">    LTC_STATEMACH_UNDEFINED</w:t>
+      </w:r>
+      <w:r>
+        <w:br/>
+      </w:r>
+      <w:r>
+        <w:rPr>
+          <w:rStyle w:val="VerbatimChar"/>
+        </w:rPr>
+        <w:t xml:space="preserve">    LTC_STATEMACH_RESERVED1</w:t>
+      </w:r>
+      <w:r>
+        <w:br/>
+      </w:r>
+      <w:r>
+        <w:rPr>
+          <w:rStyle w:val="VerbatimChar"/>
+        </w:rPr>
+        <w:t xml:space="preserve">    LTC_STATEMACH_ERROR_SPIFAILED</w:t>
+      </w:r>
+      <w:r>
+        <w:br/>
+      </w:r>
+      <w:r>
+        <w:rPr>
+          <w:rStyle w:val="VerbatimChar"/>
+        </w:rPr>
+        <w:t xml:space="preserve">    LTC_STATEMACH_ERROR_PEC_FAILED</w:t>
+      </w:r>
+      <w:r>
+        <w:br/>
+      </w:r>
+      <w:r>
+        <w:rPr>
+          <w:rStyle w:val="VerbatimChar"/>
+        </w:rPr>
+        <w:t xml:space="preserve">    LTC_STATEMACH_ERROR_MULTIPLEXER_FAILED</w:t>
+      </w:r>
+      <w:r>
+        <w:br/>
+      </w:r>
+      <w:r>
+        <w:rPr>
+          <w:rStyle w:val="VerbatimChar"/>
+        </w:rPr>
+        <w:t xml:space="preserve">    LTC_STATEMACH_ERROR_INITIALIZATION</w:t>
+      </w:r>
+    </w:p>
+    <w:bookmarkEnd w:id="123"/>
+    <w:bookmarkStart w:id="124" w:name="implementation-requirements-extracted-6"/>
+    <w:p>
+      <w:pPr>
+        <w:pStyle w:val="Heading3"/>
+      </w:pPr>
+      <w:r>
+        <w:t xml:space="preserve">Implementation Requirements (extracted)</w:t>
+      </w:r>
+    </w:p>
+    <w:p>
+      <w:pPr>
+        <w:pStyle w:val="FirstParagraph"/>
+      </w:pPr>
+      <w:r>
+        <w:t xml:space="preserve">Extracted from</w:t>
+      </w:r>
+      <w:r>
+        <w:t xml:space="preserve"> </w:t>
+      </w:r>
+      <w:r>
+        <w:rPr>
+          <w:rStyle w:val="VerbatimChar"/>
+        </w:rPr>
+        <w:t xml:space="preserve">FB2-SW-DSN-000004</w:t>
+      </w:r>
+      <w:r>
+        <w:t xml:space="preserve"> </w:t>
+      </w:r>
+      <w:r>
+        <w:t xml:space="preserve">design fields:</w:t>
+      </w:r>
+    </w:p>
+    <w:p>
+      <w:pPr>
+        <w:pStyle w:val="Compact"/>
+        <w:numPr>
+          <w:ilvl w:val="0"/>
+          <w:numId w:val="1069"/>
+        </w:numPr>
+      </w:pPr>
+      <w:r>
+        <w:t xml:space="preserve">Transmission budget per command: LTC_TRANSMISSION_TIMEOUT is 10 and is added to LTC_STATE_s-&gt;commandDataTransferTime for each armed transition (src/app/driver/afe/ltc/6813-1/config/ltc_6813-1_cfg.h:16… (source:</w:t>
+      </w:r>
+      <w:r>
+        <w:t xml:space="preserve"> </w:t>
+      </w:r>
+      <w:r>
+        <w:rPr>
+          <w:rStyle w:val="VerbatimChar"/>
+        </w:rPr>
+        <w:t xml:space="preserve">FB2-SW-DSN-000004</w:t>
+      </w:r>
+      <w:r>
+        <w:t xml:space="preserve"> </w:t>
+      </w:r>
+      <w:r>
+        <w:t xml:space="preserve">constraints)</w:t>
+      </w:r>
+    </w:p>
+    <w:p>
+      <w:pPr>
+        <w:pStyle w:val="Compact"/>
+        <w:numPr>
+          <w:ilvl w:val="0"/>
+          <w:numId w:val="1069"/>
+        </w:numPr>
+      </w:pPr>
+      <w:r>
+        <w:t xml:space="preserve">Daisy-chain frame geometry: LTC_N_BYTES_FOR_DATA_TRANSMISSION is 4 + 8 * LTC_N_LTC and LTC_N_LTC resolves to BS_NR_OF_MODULES_PER_STRING (src/app/driver/afe/ltc/common/config/ltc_cfg.h:68,79). LTC_Che… (source:</w:t>
+      </w:r>
+      <w:r>
+        <w:t xml:space="preserve"> </w:t>
+      </w:r>
+      <w:r>
+        <w:rPr>
+          <w:rStyle w:val="VerbatimChar"/>
+        </w:rPr>
+        <w:t xml:space="preserve">FB2-SW-DSN-000004</w:t>
+      </w:r>
+      <w:r>
+        <w:t xml:space="preserve"> </w:t>
+      </w:r>
+      <w:r>
+        <w:t xml:space="preserve">constraints)</w:t>
+      </w:r>
+    </w:p>
+    <w:p>
+      <w:pPr>
+        <w:pStyle w:val="Compact"/>
+        <w:numPr>
+          <w:ilvl w:val="0"/>
+          <w:numId w:val="1069"/>
+        </w:numPr>
+      </w:pPr>
+      <w:r>
+        <w:t xml:space="preserve">PEC payload length is fixed: LTC_DATA_SIZE_IN_BYTES is 6 and LTC_CheckPec copies exactly six bytes into PEC_Check before computing (src/app/driver/afe/ltc/common/ltc_defs.h:87, src/app/driver/afe/ltc/… (source:</w:t>
+      </w:r>
+      <w:r>
+        <w:t xml:space="preserve"> </w:t>
+      </w:r>
+      <w:r>
+        <w:rPr>
+          <w:rStyle w:val="VerbatimChar"/>
+        </w:rPr>
+        <w:t xml:space="preserve">FB2-SW-DSN-000004</w:t>
+      </w:r>
+      <w:r>
+        <w:t xml:space="preserve"> </w:t>
+      </w:r>
+      <w:r>
+        <w:t xml:space="preserve">constraints)</w:t>
+      </w:r>
+    </w:p>
+    <w:p>
+      <w:pPr>
+        <w:pStyle w:val="Compact"/>
+        <w:numPr>
+          <w:ilvl w:val="0"/>
+          <w:numId w:val="1069"/>
+        </w:numPr>
+      </w:pPr>
+      <w:r>
+        <w:t xml:space="preserve">CRC table bound: LTC_PEC_PRECOMPUTED_TABLE_SIZE is 256 and the index is masked with LTC_PEC_ONE_BYTE_MASK (src/app/driver/afe/ltc/common/ltc_pec.h:66-68). (source:</w:t>
+      </w:r>
+      <w:r>
+        <w:t xml:space="preserve"> </w:t>
+      </w:r>
+      <w:r>
+        <w:rPr>
+          <w:rStyle w:val="VerbatimChar"/>
+        </w:rPr>
+        <w:t xml:space="preserve">FB2-SW-DSN-000004</w:t>
+      </w:r>
+      <w:r>
+        <w:t xml:space="preserve"> </w:t>
+      </w:r>
+      <w:r>
+        <w:t xml:space="preserve">constraints)</w:t>
+      </w:r>
+    </w:p>
+    <w:p>
+      <w:pPr>
+        <w:pStyle w:val="Compact"/>
+        <w:numPr>
+          <w:ilvl w:val="0"/>
+          <w:numId w:val="1069"/>
+        </w:numPr>
+      </w:pPr>
+      <w:r>
+        <w:t xml:space="preserve">PEC accumulator bound: the accumulator is masked with LTC_PEC15_MASK (0x7FFF) and shifted left one, so it cannot exceed 0xFFFE (src/app/driver/afe/ltc/common/ltc_pec.h:70-72). (source:</w:t>
+      </w:r>
+      <w:r>
+        <w:t xml:space="preserve"> </w:t>
+      </w:r>
+      <w:r>
+        <w:rPr>
+          <w:rStyle w:val="VerbatimChar"/>
+        </w:rPr>
+        <w:t xml:space="preserve">FB2-SW-DSN-000004</w:t>
+      </w:r>
+      <w:r>
+        <w:t xml:space="preserve"> </w:t>
+      </w:r>
+      <w:r>
+        <w:t xml:space="preserve">constraints)</w:t>
+      </w:r>
+    </w:p>
+    <w:p>
+      <w:pPr>
+        <w:pStyle w:val="Compact"/>
+        <w:numPr>
+          <w:ilvl w:val="0"/>
+          <w:numId w:val="1069"/>
+        </w:numPr>
+      </w:pPr>
+      <w:r>
+        <w:t xml:space="preserve">Per-device array bounds: the error table is indexed [BS_NR_OF_STRINGS][LTC_N_LTC] and every write to PEC_valid is inside a loop bounded by LTC_N_LTC (src/app/driver/afe/ltc/common/ltc_defs.h:74-81, sr… (source:</w:t>
+      </w:r>
+      <w:r>
+        <w:t xml:space="preserve"> </w:t>
+      </w:r>
+      <w:r>
+        <w:rPr>
+          <w:rStyle w:val="VerbatimChar"/>
+        </w:rPr>
+        <w:t xml:space="preserve">FB2-SW-DSN-000004</w:t>
+      </w:r>
+      <w:r>
+        <w:t xml:space="preserve"> </w:t>
+      </w:r>
+      <w:r>
+        <w:t xml:space="preserve">constraints)</w:t>
+      </w:r>
+    </w:p>
+    <w:p>
+      <w:pPr>
+        <w:pStyle w:val="Compact"/>
+        <w:numPr>
+          <w:ilvl w:val="0"/>
+          <w:numId w:val="1069"/>
+        </w:numPr>
+      </w:pPr>
+      <w:r>
+        <w:t xml:space="preserve">Invalidation granularity: a PEC failure invalidates exactly LTC_NUMBER_OF_CELL_VOLTAGES_PER_REGISTER cells, so the validity of one cell is decided by the integrity of a whole register (src/app/driver/… (source:</w:t>
+      </w:r>
+      <w:r>
+        <w:t xml:space="preserve"> </w:t>
+      </w:r>
+      <w:r>
+        <w:rPr>
+          <w:rStyle w:val="VerbatimChar"/>
+        </w:rPr>
+        <w:t xml:space="preserve">FB2-SW-DSN-000004</w:t>
+      </w:r>
+      <w:r>
+        <w:t xml:space="preserve"> </w:t>
+      </w:r>
+      <w:r>
+        <w:t xml:space="preserve">constraints)</w:t>
+      </w:r>
+    </w:p>
+    <w:p>
+      <w:pPr>
+        <w:pStyle w:val="Compact"/>
+        <w:numPr>
+          <w:ilvl w:val="0"/>
+          <w:numId w:val="1069"/>
+        </w:numPr>
+      </w:pPr>
+      <w:r>
+        <w:t xml:space="preserve">Concurrency: AFE_DmaCallback runs in SPI DMA complete interrupt context and writes LTC_STATE_s-&gt;transmit_ongoing on the global ltc_stateBase, while AFE_SetTransmitOngoing and AFE_IsTransmitOngoing rea… (source:</w:t>
+      </w:r>
+      <w:r>
+        <w:t xml:space="preserve"> </w:t>
+      </w:r>
+      <w:r>
+        <w:rPr>
+          <w:rStyle w:val="VerbatimChar"/>
+        </w:rPr>
+        <w:t xml:space="preserve">FB2-SW-DSN-000004</w:t>
+      </w:r>
+      <w:r>
+        <w:t xml:space="preserve"> </w:t>
+      </w:r>
+      <w:r>
+        <w:t xml:space="preserve">constraints)</w:t>
+      </w:r>
+    </w:p>
+    <w:p>
+      <w:pPr>
+        <w:pStyle w:val="Compact"/>
+        <w:numPr>
+          <w:ilvl w:val="0"/>
+          <w:numId w:val="1069"/>
+        </w:numPr>
+      </w:pPr>
+      <w:r>
+        <w:t xml:space="preserve">Re-entrance: LTC_Trigger and BMS_Trigger both implement their own re-entrance counter (ltc_state-&gt;triggerentry) and return early when it is exceeded; the counters are independent and are not synchroni… (source:</w:t>
+      </w:r>
+      <w:r>
+        <w:t xml:space="preserve"> </w:t>
+      </w:r>
+      <w:r>
+        <w:rPr>
+          <w:rStyle w:val="VerbatimChar"/>
+        </w:rPr>
+        <w:t xml:space="preserve">FB2-SW-DSN-000004</w:t>
+      </w:r>
+      <w:r>
+        <w:t xml:space="preserve"> </w:t>
+      </w:r>
+      <w:r>
+        <w:t xml:space="preserve">constraints)</w:t>
+      </w:r>
+    </w:p>
+    <w:p>
+      <w:pPr>
+        <w:pStyle w:val="Compact"/>
+        <w:numPr>
+          <w:ilvl w:val="0"/>
+          <w:numId w:val="1069"/>
+        </w:numPr>
+      </w:pPr>
+      <w:r>
+        <w:t xml:space="preserve">Trigger cadence is build-configuration dependent, not fixed by the driver source. For the LTC family the build tool sets FOXBMS_AFE_DRIVER_TYPE_FSM because afe_driver_type defaults to</w:t>
+      </w:r>
+      <w:r>
+        <w:t xml:space="preserve"> </w:t>
+      </w:r>
+      <w:r>
+        <w:t xml:space="preserve">“</w:t>
+      </w:r>
+      <w:r>
+        <w:t xml:space="preserve">fsm</w:t>
+      </w:r>
+      <w:r>
+        <w:t xml:space="preserve">”</w:t>
+      </w:r>
+      <w:r>
+        <w:t xml:space="preserve"> </w:t>
+      </w:r>
+      <w:r>
+        <w:t xml:space="preserve">and the lt… (source:</w:t>
+      </w:r>
+      <w:r>
+        <w:t xml:space="preserve"> </w:t>
+      </w:r>
+      <w:r>
+        <w:rPr>
+          <w:rStyle w:val="VerbatimChar"/>
+        </w:rPr>
+        <w:t xml:space="preserve">FB2-SW-DSN-000004</w:t>
+      </w:r>
+      <w:r>
+        <w:t xml:space="preserve"> </w:t>
+      </w:r>
+      <w:r>
+        <w:t xml:space="preserve">constraints)</w:t>
+      </w:r>
+    </w:p>
+    <w:p>
+      <w:pPr>
+        <w:pStyle w:val="Compact"/>
+        <w:numPr>
+          <w:ilvl w:val="0"/>
+          <w:numId w:val="1069"/>
+        </w:numPr>
+      </w:pPr>
+      <w:r>
+        <w:t xml:space="preserve">Interface identity restriction: AFE_DmaCallback asserts that spiIndex is one of exactly two SPI peripherals, so the driver cannot be moved to a third SPI peripheral without changing the assertion. (source:</w:t>
+      </w:r>
+      <w:r>
+        <w:t xml:space="preserve"> </w:t>
+      </w:r>
+      <w:r>
+        <w:rPr>
+          <w:rStyle w:val="VerbatimChar"/>
+        </w:rPr>
+        <w:t xml:space="preserve">FB2-SW-DSN-000004</w:t>
+      </w:r>
+      <w:r>
+        <w:t xml:space="preserve"> </w:t>
+      </w:r>
+      <w:r>
+        <w:t xml:space="preserve">constraints)</w:t>
+      </w:r>
+    </w:p>
+    <w:p>
+      <w:pPr>
+        <w:pStyle w:val="Compact"/>
+        <w:numPr>
+          <w:ilvl w:val="0"/>
+          <w:numId w:val="1069"/>
+        </w:numPr>
+      </w:pPr>
+      <w:r>
+        <w:t xml:space="preserve">Budget</w:t>
+      </w:r>
+      <w:r>
+        <w:t xml:space="preserve"> </w:t>
+      </w:r>
+      <w:r>
+        <w:rPr>
+          <w:rStyle w:val="VerbatimChar"/>
+        </w:rPr>
+        <w:t xml:space="preserve">cpu_time_ms</w:t>
+      </w:r>
+      <w:r>
+        <w:t xml:space="preserve"> </w:t>
+      </w:r>
+      <w:r>
+        <w:t xml:space="preserve">= 10 (source:</w:t>
+      </w:r>
+      <w:r>
+        <w:t xml:space="preserve"> </w:t>
+      </w:r>
+      <w:r>
+        <w:rPr>
+          <w:rStyle w:val="VerbatimChar"/>
+        </w:rPr>
+        <w:t xml:space="preserve">FB2-SW-DSN-000004</w:t>
+      </w:r>
+      <w:r>
+        <w:t xml:space="preserve"> </w:t>
+      </w:r>
+      <w:r>
+        <w:t xml:space="preserve">budgets)</w:t>
+      </w:r>
+    </w:p>
+    <w:p>
+      <w:pPr>
+        <w:pStyle w:val="Compact"/>
+        <w:numPr>
+          <w:ilvl w:val="0"/>
+          <w:numId w:val="1069"/>
+        </w:numPr>
+      </w:pPr>
+      <w:r>
+        <w:t xml:space="preserve">Budget</w:t>
+      </w:r>
+      <w:r>
+        <w:t xml:space="preserve"> </w:t>
+      </w:r>
+      <w:r>
+        <w:rPr>
+          <w:rStyle w:val="VerbatimChar"/>
+        </w:rPr>
+        <w:t xml:space="preserve">memory_bytes</w:t>
+      </w:r>
+      <w:r>
+        <w:t xml:space="preserve"> </w:t>
+      </w:r>
+      <w:r>
+        <w:t xml:space="preserve">= 48 (source:</w:t>
+      </w:r>
+      <w:r>
+        <w:t xml:space="preserve"> </w:t>
+      </w:r>
+      <w:r>
+        <w:rPr>
+          <w:rStyle w:val="VerbatimChar"/>
+        </w:rPr>
+        <w:t xml:space="preserve">FB2-SW-DSN-000004</w:t>
+      </w:r>
+      <w:r>
+        <w:t xml:space="preserve"> </w:t>
+      </w:r>
+      <w:r>
+        <w:t xml:space="preserve">budgets)</w:t>
+      </w:r>
+    </w:p>
+    <w:p>
+      <w:pPr>
+        <w:pStyle w:val="Compact"/>
+        <w:numPr>
+          <w:ilvl w:val="0"/>
+          <w:numId w:val="1069"/>
+        </w:numPr>
+      </w:pPr>
+      <w:r>
+        <w:t xml:space="preserve">Budget</w:t>
+      </w:r>
+      <w:r>
+        <w:t xml:space="preserve"> </w:t>
+      </w:r>
+      <w:r>
+        <w:rPr>
+          <w:rStyle w:val="VerbatimChar"/>
+        </w:rPr>
+        <w:t xml:space="preserve">stack_bytes</w:t>
+      </w:r>
+      <w:r>
+        <w:t xml:space="preserve"> </w:t>
+      </w:r>
+      <w:r>
+        <w:t xml:space="preserve">= 4096 (source:</w:t>
+      </w:r>
+      <w:r>
+        <w:t xml:space="preserve"> </w:t>
+      </w:r>
+      <w:r>
+        <w:rPr>
+          <w:rStyle w:val="VerbatimChar"/>
+        </w:rPr>
+        <w:t xml:space="preserve">FB2-SW-DSN-000004</w:t>
+      </w:r>
+      <w:r>
+        <w:t xml:space="preserve"> </w:t>
+      </w:r>
+      <w:r>
+        <w:t xml:space="preserve">budgets)</w:t>
+      </w:r>
+    </w:p>
+    <w:bookmarkEnd w:id="124"/>
+    <w:bookmarkEnd w:id="125"/>
+    <w:bookmarkStart w:id="134" w:name="X688f1ea3cbc0cb7db1d79f739933407b7742ce6"/>
+    <w:p>
+      <w:pPr>
+        <w:pStyle w:val="Heading2"/>
+      </w:pPr>
+      <w:r>
+        <w:t xml:space="preserve">Detailed Design:</w:t>
+      </w:r>
+      <w:r>
+        <w:t xml:space="preserve"> </w:t>
+      </w:r>
+      <w:r>
+        <w:rPr>
+          <w:rStyle w:val="VerbatimChar"/>
+        </w:rPr>
+        <w:t xml:space="preserve">FB2-SW-DSN-000005</w:t>
+      </w:r>
+      <w:r>
+        <w:t xml:space="preserve"> </w:t>
+      </w:r>
+      <w:r>
+        <w:t xml:space="preserve">(synthetic_reference)</w:t>
+      </w:r>
+    </w:p>
+    <w:p>
+      <w:pPr>
+        <w:pStyle w:val="FirstParagraph"/>
+      </w:pPr>
+      <w:r>
+        <w:rPr>
+          <w:b/>
+          <w:bCs/>
+        </w:rPr>
+        <w:t xml:space="preserve">Title</w:t>
+      </w:r>
+      <w:r>
+        <w:t xml:space="preserve">: Detailed Design: SOA monitoring - tiered limit evaluation, limit-provider split, validity gating and the unimplemented slave-temperature entry point |</w:t>
+      </w:r>
+      <w:r>
+        <w:t xml:space="preserve"> </w:t>
+      </w:r>
+      <w:r>
+        <w:rPr>
+          <w:b/>
+          <w:bCs/>
+        </w:rPr>
+        <w:t xml:space="preserve">Level</w:t>
+      </w:r>
+      <w:r>
+        <w:t xml:space="preserve">:</w:t>
+      </w:r>
+      <w:r>
+        <w:t xml:space="preserve"> </w:t>
+      </w:r>
+      <w:r>
+        <w:rPr>
+          <w:rStyle w:val="VerbatimChar"/>
+        </w:rPr>
+        <w:t xml:space="preserve">detailed_design</w:t>
+      </w:r>
+    </w:p>
+    <w:bookmarkStart w:id="126" w:name="responsibilities-7"/>
+    <w:p>
+      <w:pPr>
+        <w:pStyle w:val="Heading3"/>
+      </w:pPr>
+      <w:r>
+        <w:t xml:space="preserve">Responsibilities</w:t>
+      </w:r>
+    </w:p>
+    <w:p>
+      <w:pPr>
+        <w:pStyle w:val="Compact"/>
+        <w:numPr>
+          <w:ilvl w:val="0"/>
+          <w:numId w:val="1070"/>
+        </w:numPr>
+      </w:pPr>
+      <w:r>
+        <w:t xml:space="preserve">Compare the per-string minimum and maximum cell voltage against three ordered over-voltage limits and three ordered under-voltage limits, raising or clearing one diagnosis entry per limit actually crossed (src/app/application/soa/soa.c:81-146)</w:t>
+      </w:r>
+    </w:p>
+    <w:p>
+      <w:pPr>
+        <w:pStyle w:val="Compact"/>
+        <w:numPr>
+          <w:ilvl w:val="0"/>
+          <w:numId w:val="1070"/>
+        </w:numPr>
+      </w:pPr>
+      <w:r>
+        <w:t xml:space="preserve">Select the over-temperature and under-temperature limit set from the measured current direction, so that charging and discharging are evaluated against different thresholds, and raise or clear one diagnosis entry per limit crossed (src/app/applicatio…</w:t>
+      </w:r>
+    </w:p>
+    <w:p>
+      <w:pPr>
+        <w:pStyle w:val="Compact"/>
+        <w:numPr>
+          <w:ilvl w:val="0"/>
+          <w:numId w:val="1070"/>
+        </w:numPr>
+      </w:pPr>
+      <w:r>
+        <w:t xml:space="preserve">Gate the current evaluation on the per-string and pack validity bits before comparing against string, cell and pack current limits, and additionally test for current flowing on a string whose contactors report open (src/app/application/soa/soa.c:271-…</w:t>
+      </w:r>
+    </w:p>
+    <w:p>
+      <w:pPr>
+        <w:pStyle w:val="Compact"/>
+        <w:numPr>
+          <w:ilvl w:val="0"/>
+          <w:numId w:val="1070"/>
+        </w:numPr>
+      </w:pPr>
+      <w:r>
+        <w:t xml:space="preserve">Supply the numeric current limits and the current-on-open-string predicate to the evaluator, keeping the thresholds out of the evaluation code (src/app/application/config/soa_cfg.c:76-129)</w:t>
+      </w:r>
+    </w:p>
+    <w:p>
+      <w:pPr>
+        <w:pStyle w:val="Compact"/>
+        <w:numPr>
+          <w:ilvl w:val="0"/>
+          <w:numId w:val="1070"/>
+        </w:numPr>
+      </w:pPr>
+      <w:r>
+        <w:t xml:space="preserve">Quantise a signed current to a three-valued flow direction so that a current below the rest threshold is neither charge nor discharge and is therefore exempt from every over-current limit (src/app/application/bms/bms.c:1697-1719)</w:t>
+      </w:r>
+    </w:p>
+    <w:bookmarkEnd w:id="126"/>
+    <w:bookmarkStart w:id="127" w:name="decomposition-7"/>
+    <w:p>
+      <w:pPr>
+        <w:pStyle w:val="Heading3"/>
+      </w:pPr>
+      <w:r>
+        <w:t xml:space="preserve">Decomposition</w:t>
+      </w:r>
+    </w:p>
+    <w:p>
+      <w:pPr>
+        <w:pStyle w:val="FirstParagraph"/>
+      </w:pPr>
+      <w:r>
+        <w:rPr>
+          <w:b/>
+          <w:bCs/>
+        </w:rPr>
+        <w:t xml:space="preserve">Caption</w:t>
+      </w:r>
+      <w:r>
+        <w:t xml:space="preserve">: Component decomposition of</w:t>
+      </w:r>
+      <w:r>
+        <w:t xml:space="preserve"> </w:t>
+      </w:r>
+      <w:r>
+        <w:rPr>
+          <w:rStyle w:val="VerbatimChar"/>
+        </w:rPr>
+        <w:t xml:space="preserve">FB2-SW-DSN-000005</w:t>
+      </w:r>
+      <w:r>
+        <w:t xml:space="preserve">.</w:t>
+      </w:r>
+    </w:p>
+    <w:p>
+      <w:pPr>
+        <w:pStyle w:val="SourceCode"/>
+      </w:pPr>
+      <w:r>
+        <w:rPr>
+          <w:rStyle w:val="VerbatimChar"/>
+        </w:rPr>
+        <w:t xml:space="preserve">flowchart TD</w:t>
+      </w:r>
+      <w:r>
+        <w:br/>
+      </w:r>
+      <w:r>
+        <w:rPr>
+          <w:rStyle w:val="VerbatimChar"/>
+        </w:rPr>
+        <w:t xml:space="preserve">    D["FB2-SW-DSN-000005"]</w:t>
+      </w:r>
+      <w:r>
+        <w:br/>
+      </w:r>
+      <w:r>
+        <w:rPr>
+          <w:rStyle w:val="VerbatimChar"/>
+        </w:rPr>
+        <w:t xml:space="preserve">    C0["C0"]</w:t>
+      </w:r>
+      <w:r>
+        <w:br/>
+      </w:r>
+      <w:r>
+        <w:rPr>
+          <w:rStyle w:val="VerbatimChar"/>
+        </w:rPr>
+        <w:t xml:space="preserve">    D --&gt; C0</w:t>
+      </w:r>
+      <w:r>
+        <w:br/>
+      </w:r>
+      <w:r>
+        <w:rPr>
+          <w:rStyle w:val="VerbatimChar"/>
+        </w:rPr>
+        <w:t xml:space="preserve">    C1["C1"]</w:t>
+      </w:r>
+      <w:r>
+        <w:br/>
+      </w:r>
+      <w:r>
+        <w:rPr>
+          <w:rStyle w:val="VerbatimChar"/>
+        </w:rPr>
+        <w:t xml:space="preserve">    D --&gt; C1</w:t>
+      </w:r>
+      <w:r>
+        <w:br/>
+      </w:r>
+      <w:r>
+        <w:rPr>
+          <w:rStyle w:val="VerbatimChar"/>
+        </w:rPr>
+        <w:t xml:space="preserve">    C2["C2"]</w:t>
+      </w:r>
+      <w:r>
+        <w:br/>
+      </w:r>
+      <w:r>
+        <w:rPr>
+          <w:rStyle w:val="VerbatimChar"/>
+        </w:rPr>
+        <w:t xml:space="preserve">    D --&gt; C2</w:t>
+      </w:r>
+      <w:r>
+        <w:br/>
+      </w:r>
+      <w:r>
+        <w:rPr>
+          <w:rStyle w:val="VerbatimChar"/>
+        </w:rPr>
+        <w:t xml:space="preserve">    C3["C3"]</w:t>
+      </w:r>
+      <w:r>
+        <w:br/>
+      </w:r>
+      <w:r>
+        <w:rPr>
+          <w:rStyle w:val="VerbatimChar"/>
+        </w:rPr>
+        <w:t xml:space="preserve">    D --&gt; C3</w:t>
+      </w:r>
+      <w:r>
+        <w:br/>
+      </w:r>
+      <w:r>
+        <w:rPr>
+          <w:rStyle w:val="VerbatimChar"/>
+        </w:rPr>
+        <w:t xml:space="preserve">    C4["C4"]</w:t>
+      </w:r>
+      <w:r>
+        <w:br/>
+      </w:r>
+      <w:r>
+        <w:rPr>
+          <w:rStyle w:val="VerbatimChar"/>
+        </w:rPr>
+        <w:t xml:space="preserve">    D --&gt; C4</w:t>
+      </w:r>
+      <w:r>
+        <w:br/>
+      </w:r>
+      <w:r>
+        <w:rPr>
+          <w:rStyle w:val="VerbatimChar"/>
+        </w:rPr>
+        <w:t xml:space="preserve">    C5["C5"]</w:t>
+      </w:r>
+      <w:r>
+        <w:br/>
+      </w:r>
+      <w:r>
+        <w:rPr>
+          <w:rStyle w:val="VerbatimChar"/>
+        </w:rPr>
+        <w:t xml:space="preserve">    D --&gt; C5</w:t>
+      </w:r>
+      <w:r>
+        <w:br/>
+      </w:r>
+      <w:r>
+        <w:rPr>
+          <w:rStyle w:val="VerbatimChar"/>
+        </w:rPr>
+        <w:t xml:space="preserve">    C6["C6"]</w:t>
+      </w:r>
+      <w:r>
+        <w:br/>
+      </w:r>
+      <w:r>
+        <w:rPr>
+          <w:rStyle w:val="VerbatimChar"/>
+        </w:rPr>
+        <w:t xml:space="preserve">    D --&gt; C6</w:t>
+      </w:r>
+      <w:r>
+        <w:br/>
+      </w:r>
+      <w:r>
+        <w:rPr>
+          <w:rStyle w:val="VerbatimChar"/>
+        </w:rPr>
+        <w:t xml:space="preserve">    C7["C7"]</w:t>
+      </w:r>
+      <w:r>
+        <w:br/>
+      </w:r>
+      <w:r>
+        <w:rPr>
+          <w:rStyle w:val="VerbatimChar"/>
+        </w:rPr>
+        <w:t xml:space="preserve">    D --&gt; C7</w:t>
+      </w:r>
+    </w:p>
+    <w:bookmarkEnd w:id="127"/>
+    <w:bookmarkStart w:id="128" w:name="interfaces-7"/>
+    <w:p>
+      <w:pPr>
+        <w:pStyle w:val="Heading3"/>
+      </w:pPr>
+      <w:r>
+        <w:t xml:space="preserve">Interfaces</w:t>
+      </w:r>
+    </w:p>
+    <w:tbl>
+      <w:tblPr>
+        <w:tblStyle w:val="Table"/>
+        <w:tblW w:type="pct" w:w="5000"/>
+        <w:jc w:val="left"/>
+        <w:tblLayout w:type="fixed"/>
+        <w:tblLook w:firstRow="1" w:lastRow="0" w:firstColumn="0" w:lastColumn="0" w:noHBand="0" w:noVBand="0" w:val="0020"/>
+      </w:tblPr>
+      <w:tblGrid>
+        <w:gridCol w:w="2640"/>
+        <w:gridCol w:w="2640"/>
+        <w:gridCol w:w="2640"/>
+      </w:tblGrid>
+      <w:tr>
+        <w:trPr>
+          <w:tblHeader w:val="on"/>
+        </w:trPr>
+        <w:tc>
+          <w:tcPr/>
+          <w:p>
+            <w:pPr>
+              <w:pStyle w:val="Compact"/>
+              <w:jc w:val="left"/>
+            </w:pPr>
+            <w:r>
+              <w:t xml:space="preserve">Interface</w:t>
+            </w:r>
+          </w:p>
+        </w:tc>
+        <w:tc>
+          <w:tcPr/>
+          <w:p>
+            <w:pPr>
+              <w:pStyle w:val="Compact"/>
+              <w:jc w:val="left"/>
+            </w:pPr>
+            <w:r>
+              <w:t xml:space="preserve">Direction</w:t>
+            </w:r>
+          </w:p>
+        </w:tc>
+        <w:tc>
+          <w:tcPr/>
+          <w:p>
+            <w:pPr>
+              <w:pStyle w:val="Compact"/>
+              <w:jc w:val="left"/>
+            </w:pPr>
+            <w:r>
+              <w:t xml:space="preserve">Signals</w:t>
+            </w:r>
+          </w:p>
+        </w:tc>
+      </w:tr>
+      <w:tr>
+        <w:tc>
+          <w:tcPr/>
+          <w:p>
+            <w:pPr>
+              <w:pStyle w:val="Compact"/>
+              <w:jc w:val="left"/>
+            </w:pPr>
+            <w:r>
+              <w:rPr>
+                <w:rStyle w:val="VerbatimChar"/>
+              </w:rPr>
+              <w:t xml:space="preserve">SOA_INPUT_MIN_MAX</w:t>
+            </w:r>
+          </w:p>
+        </w:tc>
+        <w:tc>
+          <w:tcPr/>
+          <w:p>
+            <w:pPr>
+              <w:pStyle w:val="Compact"/>
+              <w:jc w:val="left"/>
+            </w:pPr>
+            <w:r>
+              <w:t xml:space="preserve">input</w:t>
+            </w:r>
+          </w:p>
+        </w:tc>
+        <w:tc>
+          <w:tcPr/>
+          <w:p>
+            <w:pPr>
+              <w:pStyle w:val="Compact"/>
+              <w:jc w:val="left"/>
+            </w:pPr>
+            <w:r>
+              <w:rPr>
+                <w:rStyle w:val="VerbatimChar"/>
+              </w:rPr>
+              <w:t xml:space="preserve">minimumCellVoltage_mV, maximumCellVoltage_mV</w:t>
+            </w:r>
+            <w:r>
+              <w:t xml:space="preserve"> </w:t>
+            </w:r>
+            <w:r>
+              <w:t xml:space="preserve">(int16_t, mV, not bounded by this module. The declared element type is int16_t, so the representable range is -32768..32767 mV, and the evaluator applies no further check of its own., ?),</w:t>
+            </w:r>
+            <w:r>
+              <w:t xml:space="preserve"> </w:t>
+            </w:r>
+            <w:r>
+              <w:rPr>
+                <w:rStyle w:val="VerbatimChar"/>
+              </w:rPr>
+              <w:t xml:space="preserve">minimumTemperature_ddegC, maximumTemperature_ddegC</w:t>
+            </w:r>
+            <w:r>
+              <w:t xml:space="preserve"> </w:t>
+            </w:r>
+            <w:r>
+              <w:t xml:space="preserve">(int16_t, 0….</w:t>
+            </w:r>
+          </w:p>
+        </w:tc>
+      </w:tr>
+      <w:tr>
+        <w:tc>
+          <w:tcPr/>
+          <w:p>
+            <w:pPr>
+              <w:pStyle w:val="Compact"/>
+              <w:jc w:val="left"/>
+            </w:pPr>
+            <w:r>
+              <w:rPr>
+                <w:rStyle w:val="VerbatimChar"/>
+              </w:rPr>
+              <w:t xml:space="preserve">SOA_INPUT_PACK_VALUES</w:t>
+            </w:r>
+          </w:p>
+        </w:tc>
+        <w:tc>
+          <w:tcPr/>
+          <w:p>
+            <w:pPr>
+              <w:pStyle w:val="Compact"/>
+              <w:jc w:val="left"/>
+            </w:pPr>
+            <w:r>
+              <w:t xml:space="preserve">input</w:t>
+            </w:r>
+          </w:p>
+        </w:tc>
+        <w:tc>
+          <w:tcPr/>
+          <w:p>
+            <w:pPr>
+              <w:pStyle w:val="Compact"/>
+              <w:jc w:val="left"/>
+            </w:pPr>
+            <w:r>
+              <w:rPr>
+                <w:rStyle w:val="VerbatimChar"/>
+              </w:rPr>
+              <w:t xml:space="preserve">invalidStringCurrent</w:t>
+            </w:r>
+            <w:r>
+              <w:t xml:space="preserve"> </w:t>
+            </w:r>
+            <w:r>
+              <w:t xml:space="preserve">(uint8_t[BS_NR_OF_STRINGS], dimensionless, 0 or 1; the header comment states 0 means valid and 1 means invalid, ?),</w:t>
+            </w:r>
+            <w:r>
+              <w:t xml:space="preserve"> </w:t>
+            </w:r>
+            <w:r>
+              <w:rPr>
+                <w:rStyle w:val="VerbatimChar"/>
+              </w:rPr>
+              <w:t xml:space="preserve">invalidPackCurrent</w:t>
+            </w:r>
+            <w:r>
+              <w:t xml:space="preserve"> </w:t>
+            </w:r>
+            <w:r>
+              <w:t xml:space="preserve">(uint8_t, dimensionless, 0 or 1; the header comment states 0 means valid, 1 means invalid, ?),</w:t>
+            </w:r>
+            <w:r>
+              <w:t xml:space="preserve"> </w:t>
+            </w:r>
+            <w:r>
+              <w:rPr>
+                <w:rStyle w:val="VerbatimChar"/>
+              </w:rPr>
+              <w:t xml:space="preserve">stringCurrent_mA</w:t>
+            </w:r>
+            <w:r>
+              <w:t xml:space="preserve"> </w:t>
+            </w:r>
+            <w:r>
+              <w:t xml:space="preserve">(int32_t, mA, not bounded …</w:t>
+            </w:r>
+          </w:p>
+        </w:tc>
+      </w:tr>
+      <w:tr>
+        <w:tc>
+          <w:tcPr/>
+          <w:p>
+            <w:pPr>
+              <w:pStyle w:val="Compact"/>
+              <w:jc w:val="left"/>
+            </w:pPr>
+            <w:r>
+              <w:rPr>
+                <w:rStyle w:val="VerbatimChar"/>
+              </w:rPr>
+              <w:t xml:space="preserve">SOA_LIMIT_PROVIDER</w:t>
+            </w:r>
+          </w:p>
+        </w:tc>
+        <w:tc>
+          <w:tcPr/>
+          <w:p>
+            <w:pPr>
+              <w:pStyle w:val="Compact"/>
+              <w:jc w:val="left"/>
+            </w:pPr>
+            <w:r>
+              <w:t xml:space="preserve">output</w:t>
+            </w:r>
+          </w:p>
+        </w:tc>
+        <w:tc>
+          <w:tcPr/>
+          <w:p>
+            <w:pPr>
+              <w:pStyle w:val="Compact"/>
+              <w:jc w:val="left"/>
+            </w:pPr>
+            <w:r>
+              <w:rPr>
+                <w:rStyle w:val="VerbatimChar"/>
+              </w:rPr>
+              <w:t xml:space="preserve">current_mA</w:t>
+            </w:r>
+            <w:r>
+              <w:t xml:space="preserve"> </w:t>
+            </w:r>
+            <w:r>
+              <w:t xml:space="preserve">(uint32_t, mA, 0 .. 2147483647 mA as the largest value a correctly behaving abs() of an int32_t can produce; the cell-current provider multiplies a named per-cell limit by BS_NR_OF_PARALLEL_CELLS_PER_CELL_BLOCK, which is 1 in the pinned configuration, so the effective cell limit equals …</w:t>
+            </w:r>
+          </w:p>
+        </w:tc>
+      </w:tr>
+      <w:tr>
+        <w:tc>
+          <w:tcPr/>
+          <w:p>
+            <w:pPr>
+              <w:pStyle w:val="Compact"/>
+              <w:jc w:val="left"/>
+            </w:pPr>
+            <w:r>
+              <w:rPr>
+                <w:rStyle w:val="VerbatimChar"/>
+              </w:rPr>
+              <w:t xml:space="preserve">SOA_DIAG_OUTPUT</w:t>
+            </w:r>
+          </w:p>
+        </w:tc>
+        <w:tc>
+          <w:tcPr/>
+          <w:p>
+            <w:pPr>
+              <w:pStyle w:val="Compact"/>
+              <w:jc w:val="left"/>
+            </w:pPr>
+            <w:r>
+              <w:t xml:space="preserve">output</w:t>
+            </w:r>
+          </w:p>
+        </w:tc>
+        <w:tc>
+          <w:tcPr/>
+          <w:p>
+            <w:pPr>
+              <w:pStyle w:val="Compact"/>
+              <w:jc w:val="left"/>
+            </w:pPr>
+            <w:r>
+              <w:rPr>
+                <w:rStyle w:val="VerbatimChar"/>
+              </w:rPr>
+              <w:t xml:space="preserve">DIAG_RETURNTYPE_e returned by DIAG_Handler</w:t>
+            </w:r>
+            <w:r>
+              <w:t xml:space="preserve"> </w:t>
+            </w:r>
+            <w:r>
+              <w:t xml:space="preserve">(DIAG_RETURNTYPE_e, dimensionless, DIAG_HANDLER_RETURN_OK, DIAG_HANDLER_RETURN_ERR_OCCURRED, DIAG_HANDLER_RETURN_WARNING_OCCURRED, DIAG_HANDLER_RETURN_WRONG_ID, DIAG_HANDLER_RETURN_UNKNOWN, DIAG_HANDLER_INVALID_TYPE, DIAG_HANDLER_INVALID_DATA, DIAG_HANDLE…</w:t>
+            </w:r>
+          </w:p>
+        </w:tc>
+      </w:tr>
+    </w:tbl>
+    <w:bookmarkEnd w:id="128"/>
+    <w:bookmarkStart w:id="129" w:name="constraints-7"/>
+    <w:p>
+      <w:pPr>
+        <w:pStyle w:val="Heading3"/>
+      </w:pPr>
+      <w:r>
+        <w:t xml:space="preserve">Constraints</w:t>
+      </w:r>
+    </w:p>
+    <w:p>
+      <w:pPr>
+        <w:pStyle w:val="Compact"/>
+        <w:numPr>
+          <w:ilvl w:val="0"/>
+          <w:numId w:val="1071"/>
+        </w:numPr>
+      </w:pPr>
+      <w:r>
+        <w:t xml:space="preserve">Evaluation period: all four entry points are called from BMS_Trigger at lines 913 to 916, and BMS_Trigger is called at the end of FTSK_RunUserCodeCyclic10ms. The SOA evaluation therefore runs at 10 ms in the pinned configuration (src/app/application/…</w:t>
+      </w:r>
+    </w:p>
+    <w:p>
+      <w:pPr>
+        <w:pStyle w:val="Compact"/>
+        <w:numPr>
+          <w:ilvl w:val="0"/>
+          <w:numId w:val="1071"/>
+        </w:numPr>
+      </w:pPr>
+      <w:r>
+        <w:t xml:space="preserve">Loop bound: every evaluator iterates s from 0 to BS_NR_OF_STRINGS, which is 1 in the pinned configuration. The arrays indexed by s are declared with the same macro, so the loop cannot exceed the array (src/app/application/soa/soa.c:85 and 154 and 275…</w:t>
+      </w:r>
+    </w:p>
+    <w:p>
+      <w:pPr>
+        <w:pStyle w:val="Compact"/>
+        <w:numPr>
+          <w:ilvl w:val="0"/>
+          <w:numId w:val="1071"/>
+        </w:numPr>
+      </w:pPr>
+      <w:r>
+        <w:t xml:space="preserve">Comparison granularity: an entry is raised or cleared only when the value is on the far side of a named threshold, so the module’s resolution is the spacing between MSL, RSL and MOL. In the pinned configuration that spacing is 80 mV between MOL and R…</w:t>
+      </w:r>
+    </w:p>
+    <w:p>
+      <w:pPr>
+        <w:pStyle w:val="Compact"/>
+        <w:numPr>
+          <w:ilvl w:val="0"/>
+          <w:numId w:val="1071"/>
+        </w:numPr>
+      </w:pPr>
+      <w:r>
+        <w:t xml:space="preserve">Direction quantisation: a current whose magnitude is below BS_REST_CURRENT_mA, which is 200 mA, is reported as at rest and is therefore exempt from every current limit and from the current-on-open-string check. This is a resolution limit on the direc…</w:t>
+      </w:r>
+    </w:p>
+    <w:p>
+      <w:pPr>
+        <w:pStyle w:val="Compact"/>
+        <w:numPr>
+          <w:ilvl w:val="0"/>
+          <w:numId w:val="1071"/>
+        </w:numPr>
+      </w:pPr>
+      <w:r>
+        <w:t xml:space="preserve">Sign convention dependency: the mapping from a signed current to a direction is inverted by BS_POSITIVE_DISCHARGE_CURRENT, so the meaning of a positive stringCurrent_mA is a configuration decision and the limit sets applied follow from it (src/app/ap…</w:t>
+      </w:r>
+    </w:p>
+    <w:p>
+      <w:pPr>
+        <w:pStyle w:val="Compact"/>
+        <w:numPr>
+          <w:ilvl w:val="0"/>
+          <w:numId w:val="1071"/>
+        </w:numPr>
+      </w:pPr>
+      <w:r>
+        <w:t xml:space="preserve">Cell-current limit derivation: SOA_IsCellCurrentLimitViolated compares against BS_NR_OF_PARALLEL_CELLS_PER_CELL_BLOCK multiplied by the per-cell MSL macro rather than against a configured pack-level current, so changing the parallelism silently chang…</w:t>
+      </w:r>
+    </w:p>
+    <w:p>
+      <w:pPr>
+        <w:pStyle w:val="Compact"/>
+        <w:numPr>
+          <w:ilvl w:val="0"/>
+          <w:numId w:val="1071"/>
+        </w:numPr>
+      </w:pPr>
+      <w:r>
+        <w:t xml:space="preserve">Contactors crossed: SOA_IsCurrentOnOpenString reaches into the BMS layer for BMS_IsStringClosed and BMS_IsStringPrecharging, so the SOA evaluation is not a function of its arguments alone and its result depends on contactor state that the contactor d…</w:t>
+      </w:r>
+    </w:p>
+    <w:p>
+      <w:pPr>
+        <w:pStyle w:val="Compact"/>
+        <w:numPr>
+          <w:ilvl w:val="0"/>
+          <w:numId w:val="1071"/>
+        </w:numPr>
+      </w:pPr>
+      <w:r>
+        <w:t xml:space="preserve">Ordering: the three populated evaluators run in the fixed order voltages, temperatures, current, and each raises or clears entries rather than accumulating, so within one pass a later evaluator cannot change an entry raised by an earlier one.</w:t>
+      </w:r>
+    </w:p>
+    <w:p>
+      <w:pPr>
+        <w:pStyle w:val="Compact"/>
+        <w:numPr>
+          <w:ilvl w:val="0"/>
+          <w:numId w:val="1071"/>
+        </w:numPr>
+      </w:pPr>
+      <w:r>
+        <w:t xml:space="preserve">No debouncing in this module: every conclusion is published on the evaluation that reaches it. Any persistence across evaluations is a property of the diagnosis subsystem, not of the SOA module.</w:t>
+      </w:r>
+    </w:p>
+    <w:bookmarkEnd w:id="129"/>
+    <w:bookmarkStart w:id="130" w:name="budgets-7"/>
+    <w:p>
+      <w:pPr>
+        <w:pStyle w:val="Heading3"/>
+      </w:pPr>
+      <w:r>
+        <w:t xml:space="preserve">Budgets</w:t>
+      </w:r>
+    </w:p>
+    <w:p>
+      <w:pPr>
+        <w:pStyle w:val="Compact"/>
+        <w:numPr>
+          <w:ilvl w:val="0"/>
+          <w:numId w:val="1072"/>
+        </w:numPr>
+      </w:pPr>
+      <w:r>
+        <w:rPr>
+          <w:b/>
+          <w:bCs/>
+        </w:rPr>
+        <w:t xml:space="preserve">cpu_time_ms</w:t>
+      </w:r>
+      <w:r>
+        <w:t xml:space="preserve">: 10</w:t>
+      </w:r>
+    </w:p>
+    <w:p>
+      <w:pPr>
+        <w:pStyle w:val="Compact"/>
+        <w:numPr>
+          <w:ilvl w:val="0"/>
+          <w:numId w:val="1072"/>
+        </w:numPr>
+      </w:pPr>
+      <w:r>
+        <w:rPr>
+          <w:b/>
+          <w:bCs/>
+        </w:rPr>
+        <w:t xml:space="preserve">memory_bytes</w:t>
+      </w:r>
+      <w:r>
+        <w:t xml:space="preserve">: 0</w:t>
+      </w:r>
+    </w:p>
+    <w:p>
+      <w:pPr>
+        <w:pStyle w:val="Compact"/>
+        <w:numPr>
+          <w:ilvl w:val="0"/>
+          <w:numId w:val="1072"/>
+        </w:numPr>
+      </w:pPr>
+      <w:r>
+        <w:rPr>
+          <w:b/>
+          <w:bCs/>
+        </w:rPr>
+        <w:t xml:space="preserve">stack_bytes</w:t>
+      </w:r>
+      <w:r>
+        <w:t xml:space="preserve">: 0</w:t>
+      </w:r>
+    </w:p>
+    <w:bookmarkEnd w:id="130"/>
+    <w:bookmarkStart w:id="131" w:name="failure-response-7"/>
+    <w:p>
+      <w:pPr>
+        <w:pStyle w:val="Heading3"/>
+      </w:pPr>
+      <w:r>
+        <w:t xml:space="preserve">Failure Response</w:t>
+      </w:r>
+    </w:p>
+    <w:tbl>
+      <w:tblPr>
+        <w:tblStyle w:val="Table"/>
+        <w:tblW w:type="pct" w:w="5000"/>
+        <w:jc w:val="left"/>
+        <w:tblLayout w:type="fixed"/>
+        <w:tblLook w:firstRow="1" w:lastRow="0" w:firstColumn="0" w:lastColumn="0" w:noHBand="0" w:noVBand="0" w:val="0020"/>
+      </w:tblPr>
+      <w:tblGrid>
+        <w:gridCol w:w="2640"/>
+        <w:gridCol w:w="2640"/>
+        <w:gridCol w:w="2640"/>
+      </w:tblGrid>
+      <w:tr>
+        <w:trPr>
+          <w:tblHeader w:val="on"/>
+        </w:trPr>
+        <w:tc>
+          <w:tcPr/>
+          <w:p>
+            <w:pPr>
+              <w:pStyle w:val="Compact"/>
+              <w:jc w:val="left"/>
+            </w:pPr>
+            <w:r>
+              <w:t xml:space="preserve">Failure mode</w:t>
+            </w:r>
+          </w:p>
+        </w:tc>
+        <w:tc>
+          <w:tcPr/>
+          <w:p>
+            <w:pPr>
+              <w:pStyle w:val="Compact"/>
+              <w:jc w:val="left"/>
+            </w:pPr>
+            <w:r>
+              <w:t xml:space="preserve">Detection</w:t>
+            </w:r>
+          </w:p>
+        </w:tc>
+        <w:tc>
+          <w:tcPr/>
+          <w:p>
+            <w:pPr>
+              <w:pStyle w:val="Compact"/>
+              <w:jc w:val="left"/>
+            </w:pPr>
+            <w:r>
+              <w:t xml:space="preserve">Reaction</w:t>
+            </w:r>
+          </w:p>
+        </w:tc>
+      </w:tr>
+      <w:tr>
+        <w:tc>
+          <w:tcPr/>
+          <w:p>
+            <w:pPr>
+              <w:pStyle w:val="Compact"/>
+              <w:jc w:val="left"/>
+            </w:pPr>
+            <w:r>
+              <w:t xml:space="preserve">Null structure pointer passed to any evaluator</w:t>
+            </w:r>
+          </w:p>
+        </w:tc>
+        <w:tc>
+          <w:tcPr/>
+          <w:p>
+            <w:pPr>
+              <w:pStyle w:val="Compact"/>
+              <w:jc w:val="left"/>
+            </w:pPr>
+            <w:r>
+              <w:t xml:space="preserve">FAS_ASSERT on the pointer at the top of each entry point</w:t>
+            </w:r>
+          </w:p>
+        </w:tc>
+        <w:tc>
+          <w:tcPr/>
+          <w:p>
+            <w:pPr>
+              <w:pStyle w:val="Compact"/>
+              <w:jc w:val="left"/>
+            </w:pPr>
+            <w:r>
+              <w:t xml:space="preserve">The assertion traps. There is no return code and no skip path; the 10 ms pass stops at that call.</w:t>
+            </w:r>
+          </w:p>
+        </w:tc>
+      </w:tr>
+      <w:tr>
+        <w:tc>
+          <w:tcPr/>
+          <w:p>
+            <w:pPr>
+              <w:pStyle w:val="Compact"/>
+              <w:jc w:val="left"/>
+            </w:pPr>
+            <w:r>
+              <w:t xml:space="preserve">String index at or beyond BS_NR_OF_STRINGS reaches SOA_IsCurrentOnOpenString</w:t>
+            </w:r>
+          </w:p>
+        </w:tc>
+        <w:tc>
+          <w:tcPr/>
+          <w:p>
+            <w:pPr>
+              <w:pStyle w:val="Compact"/>
+              <w:jc w:val="left"/>
+            </w:pPr>
+            <w:r>
+              <w:t xml:space="preserve">FAS_ASSERT(stringNumber &lt; BS_NR_OF_STRINGS) at the top of that provider</w:t>
+            </w:r>
+          </w:p>
+        </w:tc>
+        <w:tc>
+          <w:tcPr/>
+          <w:p>
+            <w:pPr>
+              <w:pStyle w:val="Compact"/>
+              <w:jc w:val="left"/>
+            </w:pPr>
+            <w:r>
+              <w:t xml:space="preserve">The assertion traps. The evaluator’s own loop cannot produce such an index, so the only way to reach this is a caller outside the module.</w:t>
+            </w:r>
+          </w:p>
+        </w:tc>
+      </w:tr>
+      <w:tr>
+        <w:tc>
+          <w:tcPr/>
+          <w:p>
+            <w:pPr>
+              <w:pStyle w:val="Compact"/>
+              <w:jc w:val="left"/>
+            </w:pPr>
+            <w:r>
+              <w:t xml:space="preserve">String or pack current is invalid</w:t>
+            </w:r>
+          </w:p>
+        </w:tc>
+        <w:tc>
+          <w:tcPr/>
+          <w:p>
+            <w:pPr>
+              <w:pStyle w:val="Compact"/>
+              <w:jc w:val="left"/>
+            </w:pPr>
+            <w:r>
+              <w:t xml:space="preserve">The invalidStringCurrent and invalidPackCurrent bits read from the pack-values structure</w:t>
+            </w:r>
+          </w:p>
+        </w:tc>
+        <w:tc>
+          <w:tcPr/>
+          <w:p>
+            <w:pPr>
+              <w:pStyle w:val="Compact"/>
+              <w:jc w:val="left"/>
+            </w:pPr>
+            <w:r>
+              <w:t xml:space="preserve">The corresponding block is skipped. No entry is raised, so an invalid current cannot raise a fault; and no entry is cleared, so an entry raised by an …</w:t>
+            </w:r>
+          </w:p>
+        </w:tc>
+      </w:tr>
+      <w:tr>
+        <w:tc>
+          <w:tcPr/>
+          <w:p>
+            <w:pPr>
+              <w:pStyle w:val="Compact"/>
+              <w:jc w:val="left"/>
+            </w:pPr>
+            <w:r>
+              <w:t xml:space="preserve">Diagnosis subsystem refuses an entry</w:t>
+            </w:r>
+          </w:p>
+        </w:tc>
+        <w:tc>
+          <w:tcPr/>
+          <w:p>
+            <w:pPr>
+              <w:pStyle w:val="Compact"/>
+              <w:jc w:val="left"/>
+            </w:pPr>
+            <w:r>
+              <w:t xml:space="preserve">DIAG_Handler returns one of DIAG_HANDLER_RETURN_NOT_READY, DIAG_HANDLER_INVALID_TYPE, DIAG_HANDLER_RETURN_WRONG_ID or DIAG_HANDLER_RETURN_UNKNOWN</w:t>
+            </w:r>
+          </w:p>
+        </w:tc>
+        <w:tc>
+          <w:tcPr/>
+          <w:p>
+            <w:pPr>
+              <w:pStyle w:val="Compact"/>
+              <w:jc w:val="left"/>
+            </w:pPr>
+            <w:r>
+              <w:t xml:space="preserve">Ignored, with one exception. Every call except the under-voltage MSL call discards the return. The under-voltage MSL call’s return is compared against…</w:t>
+            </w:r>
+          </w:p>
+        </w:tc>
+      </w:tr>
+      <w:tr>
+        <w:tc>
+          <w:tcPr/>
+          <w:p>
+            <w:pPr>
+              <w:pStyle w:val="Compact"/>
+              <w:jc w:val="left"/>
+            </w:pPr>
+            <w:r>
+              <w:t xml:space="preserve">A measured value lies outside the representable range of its element type</w:t>
+            </w:r>
+          </w:p>
+        </w:tc>
+        <w:tc>
+          <w:tcPr/>
+          <w:p>
+            <w:pPr>
+              <w:pStyle w:val="Compact"/>
+              <w:jc w:val="left"/>
+            </w:pPr>
+            <w:r>
+              <w:t xml:space="preserve">Not detected. The module casts the absolute current to uint32_t without checking, and applies no range check to voltage or temperature at all.</w:t>
+            </w:r>
+          </w:p>
+        </w:tc>
+        <w:tc>
+          <w:tcPr/>
+          <w:p>
+            <w:pPr>
+              <w:pStyle w:val="Compact"/>
+              <w:jc w:val="left"/>
+            </w:pPr>
+            <w:r>
+              <w:t xml:space="preserve">None. The comparison proceeds on the cast value.</w:t>
+            </w:r>
+          </w:p>
+        </w:tc>
+      </w:tr>
+      <w:tr>
+        <w:tc>
+          <w:tcPr/>
+          <w:p>
+            <w:pPr>
+              <w:pStyle w:val="Compact"/>
+              <w:jc w:val="left"/>
+            </w:pPr>
+            <w:r>
+              <w:t xml:space="preserve">A slave temperature exceeds its limit</w:t>
+            </w:r>
+          </w:p>
+        </w:tc>
+        <w:tc>
+          <w:tcPr/>
+          <w:p>
+            <w:pPr>
+              <w:pStyle w:val="Compact"/>
+              <w:jc w:val="left"/>
+            </w:pPr>
+            <w:r>
+              <w:t xml:space="preserve">Not detected. SOA_CheckSlaveTemperatures has an empty body.</w:t>
+            </w:r>
+          </w:p>
+        </w:tc>
+        <w:tc>
+          <w:tcPr/>
+          <w:p>
+            <w:pPr>
+              <w:pStyle w:val="Compact"/>
+              <w:jc w:val="left"/>
+            </w:pPr>
+            <w:r>
+              <w:t xml:space="preserve">None. No slave-temperature limit is evaluated at any point.</w:t>
+            </w:r>
+          </w:p>
+        </w:tc>
+      </w:tr>
+      <w:tr>
+        <w:tc>
+          <w:tcPr/>
+          <w:p>
+            <w:pPr>
+              <w:pStyle w:val="Compact"/>
+              <w:jc w:val="left"/>
+            </w:pPr>
+            <w:r>
+              <w:t xml:space="preserve">A limit is violated but no action follows inside the module</w:t>
+            </w:r>
+          </w:p>
+        </w:tc>
+        <w:tc>
+          <w:tcPr/>
+          <w:p>
+            <w:pPr>
+              <w:pStyle w:val="Compact"/>
+              <w:jc w:val="left"/>
+            </w:pPr>
+            <w:r>
+              <w:t xml:space="preserve">The module’s only action is to raise a diagnosis entry; it contains no contactor, no derating and no shutdown logic</w:t>
+            </w:r>
+          </w:p>
+        </w:tc>
+        <w:tc>
+          <w:tcPr/>
+          <w:p>
+            <w:pPr>
+              <w:pStyle w:val="Compact"/>
+              <w:jc w:val="left"/>
+            </w:pPr>
+            <w:r>
+              <w:t xml:space="preserve">None inside the module. The reaction to a raised entry is whatever the diagnosis subsystem and the BMS state machine are separately configured to perf…</w:t>
+            </w:r>
+          </w:p>
+        </w:tc>
+      </w:tr>
+    </w:tbl>
+    <w:bookmarkEnd w:id="131"/>
+    <w:bookmarkStart w:id="132" w:name="dynamic-diagram-7"/>
+    <w:p>
+      <w:pPr>
+        <w:pStyle w:val="Heading3"/>
+      </w:pPr>
+      <w:r>
+        <w:t xml:space="preserve">Dynamic Diagram</w:t>
+      </w:r>
+    </w:p>
+    <w:p>
+      <w:pPr>
+        <w:pStyle w:val="FirstParagraph"/>
+      </w:pPr>
+      <w:r>
+        <w:rPr>
+          <w:b/>
+          <w:bCs/>
+        </w:rPr>
+        <w:t xml:space="preserve">Caption</w:t>
+      </w:r>
+      <w:r>
+        <w:t xml:space="preserve">: State machine of</w:t>
+      </w:r>
+      <w:r>
+        <w:t xml:space="preserve"> </w:t>
+      </w:r>
+      <w:r>
+        <w:rPr>
+          <w:rStyle w:val="VerbatimChar"/>
+        </w:rPr>
+        <w:t xml:space="preserve">FB2-SW-DSN-000005</w:t>
+      </w:r>
+      <w:r>
+        <w:t xml:space="preserve">.</w:t>
+      </w:r>
+    </w:p>
+    <w:p>
+      <w:pPr>
+        <w:pStyle w:val="SourceCode"/>
+      </w:pPr>
+      <w:r>
+        <w:rPr>
+          <w:rStyle w:val="VerbatimChar"/>
+        </w:rPr>
+        <w:t xml:space="preserve">stateDiagram-v2</w:t>
+      </w:r>
+      <w:r>
+        <w:br/>
+      </w:r>
+      <w:r>
+        <w:rPr>
+          <w:rStyle w:val="VerbatimChar"/>
+        </w:rPr>
+        <w:t xml:space="preserve">    [*] --&gt; string voltage evaluated</w:t>
+      </w:r>
+      <w:r>
+        <w:br/>
+      </w:r>
+      <w:r>
+        <w:rPr>
+          <w:rStyle w:val="VerbatimChar"/>
+        </w:rPr>
+        <w:t xml:space="preserve">    string voltage evaluated --&gt; string voltage evaluated : maximumCellVoltage_mV &gt;= BC_VO...</w:t>
+      </w:r>
+      <w:r>
+        <w:br/>
+      </w:r>
+      <w:r>
+        <w:rPr>
+          <w:rStyle w:val="VerbatimChar"/>
+        </w:rPr>
+        <w:t xml:space="preserve">    string voltage evaluated --&gt; string voltage evaluated : maximumCellVoltage_mV &lt; BC_VOL...</w:t>
+      </w:r>
+      <w:r>
+        <w:br/>
+      </w:r>
+      <w:r>
+        <w:rPr>
+          <w:rStyle w:val="VerbatimChar"/>
+        </w:rPr>
+        <w:t xml:space="preserve">    string voltage evaluated --&gt; string voltage evaluated : minimumCellVoltage_mV &lt;= BC_VO...</w:t>
+      </w:r>
+      <w:r>
+        <w:br/>
+      </w:r>
+      <w:r>
+        <w:rPr>
+          <w:rStyle w:val="VerbatimChar"/>
+        </w:rPr>
+        <w:t xml:space="preserve">    string voltage evaluated --&gt; string voltage evaluated : minimumCellVoltage_mV &lt;= BC_VO...</w:t>
+      </w:r>
+      <w:r>
+        <w:br/>
+      </w:r>
+      <w:r>
+        <w:rPr>
+          <w:rStyle w:val="VerbatimChar"/>
+        </w:rPr>
+        <w:t xml:space="preserve">    string temperature evaluated against the discharge limit set --&gt; string temperature evaluated against the charge limit set : BMS_GetCurrentFlowDirection(st...</w:t>
+      </w:r>
+      <w:r>
+        <w:br/>
+      </w:r>
+      <w:r>
+        <w:rPr>
+          <w:rStyle w:val="VerbatimChar"/>
+        </w:rPr>
+        <w:t xml:space="preserve">    string current valid and evaluated --&gt; string current valid and evaluated : SOA_IsStringCurrentLimitViolat...</w:t>
+      </w:r>
+      <w:r>
+        <w:br/>
+      </w:r>
+      <w:r>
+        <w:rPr>
+          <w:rStyle w:val="VerbatimChar"/>
+        </w:rPr>
+        <w:t xml:space="preserve">    string current valid and evaluated --&gt; string current valid and evaluated : SOA_IsCurrentOnOpenString(curr...</w:t>
+      </w:r>
+      <w:r>
+        <w:br/>
+      </w:r>
+      <w:r>
+        <w:rPr>
+          <w:rStyle w:val="VerbatimChar"/>
+        </w:rPr>
+        <w:t xml:space="preserve">    string current invalid and skipped --&gt; pack current valid and evaluated : end of the string loop</w:t>
+      </w:r>
+      <w:r>
+        <w:br/>
+      </w:r>
+      <w:r>
+        <w:rPr>
+          <w:rStyle w:val="VerbatimChar"/>
+        </w:rPr>
+        <w:t xml:space="preserve">    any state --&gt; slave temperature not evaluated : BMS_Trigger calls SOA_CheckSla...</w:t>
+      </w:r>
+      <w:r>
+        <w:br/>
+      </w:r>
+      <w:r>
+        <w:rPr>
+          <w:rStyle w:val="VerbatimChar"/>
+        </w:rPr>
+        <w:t xml:space="preserve">    string voltage evaluated</w:t>
+      </w:r>
+      <w:r>
+        <w:br/>
+      </w:r>
+      <w:r>
+        <w:rPr>
+          <w:rStyle w:val="VerbatimChar"/>
+        </w:rPr>
+        <w:t xml:space="preserve">    string temperature evaluated against the discharge limit set</w:t>
+      </w:r>
+      <w:r>
+        <w:br/>
+      </w:r>
+      <w:r>
+        <w:rPr>
+          <w:rStyle w:val="VerbatimChar"/>
+        </w:rPr>
+        <w:t xml:space="preserve">    string temperature evaluated against the charge limit set</w:t>
+      </w:r>
+      <w:r>
+        <w:br/>
+      </w:r>
+      <w:r>
+        <w:rPr>
+          <w:rStyle w:val="VerbatimChar"/>
+        </w:rPr>
+        <w:t xml:space="preserve">    string current valid and evaluated</w:t>
+      </w:r>
+      <w:r>
+        <w:br/>
+      </w:r>
+      <w:r>
+        <w:rPr>
+          <w:rStyle w:val="VerbatimChar"/>
+        </w:rPr>
+        <w:t xml:space="preserve">    string current invalid and skipped</w:t>
+      </w:r>
+      <w:r>
+        <w:br/>
+      </w:r>
+      <w:r>
+        <w:rPr>
+          <w:rStyle w:val="VerbatimChar"/>
+        </w:rPr>
+        <w:t xml:space="preserve">    pack current valid and evaluated</w:t>
+      </w:r>
+      <w:r>
+        <w:br/>
+      </w:r>
+      <w:r>
+        <w:rPr>
+          <w:rStyle w:val="VerbatimChar"/>
+        </w:rPr>
+        <w:t xml:space="preserve">    pack current invalid and skipped</w:t>
+      </w:r>
+      <w:r>
+        <w:br/>
+      </w:r>
+      <w:r>
+        <w:rPr>
+          <w:rStyle w:val="VerbatimChar"/>
+        </w:rPr>
+        <w:t xml:space="preserve">    current direction unresolved at rest and exempt from all current limits</w:t>
+      </w:r>
+      <w:r>
+        <w:br/>
+      </w:r>
+      <w:r>
+        <w:rPr>
+          <w:rStyle w:val="VerbatimChar"/>
+        </w:rPr>
+        <w:t xml:space="preserve">    slave temperature not evaluated</w:t>
+      </w:r>
+    </w:p>
+    <w:bookmarkEnd w:id="132"/>
+    <w:bookmarkStart w:id="133" w:name="implementation-requirements-extracted-7"/>
+    <w:p>
+      <w:pPr>
+        <w:pStyle w:val="Heading3"/>
+      </w:pPr>
+      <w:r>
+        <w:t xml:space="preserve">Implementation Requirements (extracted)</w:t>
+      </w:r>
+    </w:p>
+    <w:p>
+      <w:pPr>
+        <w:pStyle w:val="FirstParagraph"/>
+      </w:pPr>
+      <w:r>
+        <w:t xml:space="preserve">Extracted from</w:t>
+      </w:r>
+      <w:r>
+        <w:t xml:space="preserve"> </w:t>
+      </w:r>
+      <w:r>
+        <w:rPr>
+          <w:rStyle w:val="VerbatimChar"/>
+        </w:rPr>
+        <w:t xml:space="preserve">FB2-SW-DSN-000005</w:t>
+      </w:r>
+      <w:r>
+        <w:t xml:space="preserve"> </w:t>
+      </w:r>
+      <w:r>
+        <w:t xml:space="preserve">design fields:</w:t>
+      </w:r>
+    </w:p>
+    <w:p>
+      <w:pPr>
+        <w:pStyle w:val="Compact"/>
+        <w:numPr>
+          <w:ilvl w:val="0"/>
+          <w:numId w:val="1073"/>
+        </w:numPr>
+      </w:pPr>
+      <w:r>
+        <w:t xml:space="preserve">Evaluation period: all four entry points are called from BMS_Trigger at lines 913 to 916, and BMS_Trigger is called at the end of FTSK_RunUserCodeCyclic10ms. The SOA evaluation therefore runs at 10 ms… (source:</w:t>
+      </w:r>
+      <w:r>
+        <w:t xml:space="preserve"> </w:t>
+      </w:r>
+      <w:r>
+        <w:rPr>
+          <w:rStyle w:val="VerbatimChar"/>
+        </w:rPr>
+        <w:t xml:space="preserve">FB2-SW-DSN-000005</w:t>
+      </w:r>
+      <w:r>
+        <w:t xml:space="preserve"> </w:t>
+      </w:r>
+      <w:r>
+        <w:t xml:space="preserve">constraints)</w:t>
+      </w:r>
+    </w:p>
+    <w:p>
+      <w:pPr>
+        <w:pStyle w:val="Compact"/>
+        <w:numPr>
+          <w:ilvl w:val="0"/>
+          <w:numId w:val="1073"/>
+        </w:numPr>
+      </w:pPr>
+      <w:r>
+        <w:t xml:space="preserve">Loop bound: every evaluator iterates s from 0 to BS_NR_OF_STRINGS, which is 1 in the pinned configuration. The arrays indexed by s are declared with the same macro, so the loop cannot exceed the array… (source:</w:t>
+      </w:r>
+      <w:r>
+        <w:t xml:space="preserve"> </w:t>
+      </w:r>
+      <w:r>
+        <w:rPr>
+          <w:rStyle w:val="VerbatimChar"/>
+        </w:rPr>
+        <w:t xml:space="preserve">FB2-SW-DSN-000005</w:t>
+      </w:r>
+      <w:r>
+        <w:t xml:space="preserve"> </w:t>
+      </w:r>
+      <w:r>
+        <w:t xml:space="preserve">constraints)</w:t>
+      </w:r>
+    </w:p>
+    <w:p>
+      <w:pPr>
+        <w:pStyle w:val="Compact"/>
+        <w:numPr>
+          <w:ilvl w:val="0"/>
+          <w:numId w:val="1073"/>
+        </w:numPr>
+      </w:pPr>
+      <w:r>
+        <w:t xml:space="preserve">Comparison granularity: an entry is raised or cleared only when the value is on the far side of a named threshold, so the module’s resolution is the spacing between MSL, RSL and MOL. In the pinned con… (source:</w:t>
+      </w:r>
+      <w:r>
+        <w:t xml:space="preserve"> </w:t>
+      </w:r>
+      <w:r>
+        <w:rPr>
+          <w:rStyle w:val="VerbatimChar"/>
+        </w:rPr>
+        <w:t xml:space="preserve">FB2-SW-DSN-000005</w:t>
+      </w:r>
+      <w:r>
+        <w:t xml:space="preserve"> </w:t>
+      </w:r>
+      <w:r>
+        <w:t xml:space="preserve">constraints)</w:t>
+      </w:r>
+    </w:p>
+    <w:p>
+      <w:pPr>
+        <w:pStyle w:val="Compact"/>
+        <w:numPr>
+          <w:ilvl w:val="0"/>
+          <w:numId w:val="1073"/>
+        </w:numPr>
+      </w:pPr>
+      <w:r>
+        <w:t xml:space="preserve">Direction quantisation: a current whose magnitude is below BS_REST_CURRENT_mA, which is 200 mA, is reported as at rest and is therefore exempt from every current limit and from the current-on-open-str… (source:</w:t>
+      </w:r>
+      <w:r>
+        <w:t xml:space="preserve"> </w:t>
+      </w:r>
+      <w:r>
+        <w:rPr>
+          <w:rStyle w:val="VerbatimChar"/>
+        </w:rPr>
+        <w:t xml:space="preserve">FB2-SW-DSN-000005</w:t>
+      </w:r>
+      <w:r>
+        <w:t xml:space="preserve"> </w:t>
+      </w:r>
+      <w:r>
+        <w:t xml:space="preserve">constraints)</w:t>
+      </w:r>
+    </w:p>
+    <w:p>
+      <w:pPr>
+        <w:pStyle w:val="Compact"/>
+        <w:numPr>
+          <w:ilvl w:val="0"/>
+          <w:numId w:val="1073"/>
+        </w:numPr>
+      </w:pPr>
+      <w:r>
+        <w:t xml:space="preserve">Sign convention dependency: the mapping from a signed current to a direction is inverted by BS_POSITIVE_DISCHARGE_CURRENT, so the meaning of a positive stringCurrent_mA is a configuration decision and… (source:</w:t>
+      </w:r>
+      <w:r>
+        <w:t xml:space="preserve"> </w:t>
+      </w:r>
+      <w:r>
+        <w:rPr>
+          <w:rStyle w:val="VerbatimChar"/>
+        </w:rPr>
+        <w:t xml:space="preserve">FB2-SW-DSN-000005</w:t>
+      </w:r>
+      <w:r>
+        <w:t xml:space="preserve"> </w:t>
+      </w:r>
+      <w:r>
+        <w:t xml:space="preserve">constraints)</w:t>
+      </w:r>
+    </w:p>
+    <w:p>
+      <w:pPr>
+        <w:pStyle w:val="Compact"/>
+        <w:numPr>
+          <w:ilvl w:val="0"/>
+          <w:numId w:val="1073"/>
+        </w:numPr>
+      </w:pPr>
+      <w:r>
+        <w:t xml:space="preserve">Cell-current limit derivation: SOA_IsCellCurrentLimitViolated compares against BS_NR_OF_PARALLEL_CELLS_PER_CELL_BLOCK multiplied by the per-cell MSL macro rather than against a configured pack-level c… (source:</w:t>
+      </w:r>
+      <w:r>
+        <w:t xml:space="preserve"> </w:t>
+      </w:r>
+      <w:r>
+        <w:rPr>
+          <w:rStyle w:val="VerbatimChar"/>
+        </w:rPr>
+        <w:t xml:space="preserve">FB2-SW-DSN-000005</w:t>
+      </w:r>
+      <w:r>
+        <w:t xml:space="preserve"> </w:t>
+      </w:r>
+      <w:r>
+        <w:t xml:space="preserve">constraints)</w:t>
+      </w:r>
+    </w:p>
+    <w:p>
+      <w:pPr>
+        <w:pStyle w:val="Compact"/>
+        <w:numPr>
+          <w:ilvl w:val="0"/>
+          <w:numId w:val="1073"/>
+        </w:numPr>
+      </w:pPr>
+      <w:r>
+        <w:t xml:space="preserve">Contactors crossed: SOA_IsCurrentOnOpenString reaches into the BMS layer for BMS_IsStringClosed and BMS_IsStringPrecharging, so the SOA evaluation is not a function of its arguments alone and its resu… (source:</w:t>
+      </w:r>
+      <w:r>
+        <w:t xml:space="preserve"> </w:t>
+      </w:r>
+      <w:r>
+        <w:rPr>
+          <w:rStyle w:val="VerbatimChar"/>
+        </w:rPr>
+        <w:t xml:space="preserve">FB2-SW-DSN-000005</w:t>
+      </w:r>
+      <w:r>
+        <w:t xml:space="preserve"> </w:t>
+      </w:r>
+      <w:r>
+        <w:t xml:space="preserve">constraints)</w:t>
+      </w:r>
+    </w:p>
+    <w:p>
+      <w:pPr>
+        <w:pStyle w:val="Compact"/>
+        <w:numPr>
+          <w:ilvl w:val="0"/>
+          <w:numId w:val="1073"/>
+        </w:numPr>
+      </w:pPr>
+      <w:r>
+        <w:t xml:space="preserve">Ordering: the three populated evaluators run in the fixed order voltages, temperatures, current, and each raises or clears entries rather than accumulating, so within one pass a later evaluator cannot… (source:</w:t>
+      </w:r>
+      <w:r>
+        <w:t xml:space="preserve"> </w:t>
+      </w:r>
+      <w:r>
+        <w:rPr>
+          <w:rStyle w:val="VerbatimChar"/>
+        </w:rPr>
+        <w:t xml:space="preserve">FB2-SW-DSN-000005</w:t>
+      </w:r>
+      <w:r>
+        <w:t xml:space="preserve"> </w:t>
+      </w:r>
+      <w:r>
+        <w:t xml:space="preserve">constraints)</w:t>
+      </w:r>
+    </w:p>
+    <w:p>
+      <w:pPr>
+        <w:pStyle w:val="Compact"/>
+        <w:numPr>
+          <w:ilvl w:val="0"/>
+          <w:numId w:val="1073"/>
+        </w:numPr>
+      </w:pPr>
+      <w:r>
+        <w:t xml:space="preserve">No debouncing in this module: every conclusion is published on the evaluation that reaches it. Any persistence across evaluations is a property of the diagnosis subsystem, not of the SOA module. (source:</w:t>
+      </w:r>
+      <w:r>
+        <w:t xml:space="preserve"> </w:t>
+      </w:r>
+      <w:r>
+        <w:rPr>
+          <w:rStyle w:val="VerbatimChar"/>
+        </w:rPr>
+        <w:t xml:space="preserve">FB2-SW-DSN-000005</w:t>
+      </w:r>
+      <w:r>
+        <w:t xml:space="preserve"> </w:t>
+      </w:r>
+      <w:r>
+        <w:t xml:space="preserve">constraints)</w:t>
+      </w:r>
+    </w:p>
+    <w:p>
+      <w:pPr>
+        <w:pStyle w:val="Compact"/>
+        <w:numPr>
+          <w:ilvl w:val="0"/>
+          <w:numId w:val="1073"/>
+        </w:numPr>
+      </w:pPr>
+      <w:r>
+        <w:t xml:space="preserve">Budget</w:t>
+      </w:r>
+      <w:r>
+        <w:t xml:space="preserve"> </w:t>
+      </w:r>
+      <w:r>
+        <w:rPr>
+          <w:rStyle w:val="VerbatimChar"/>
+        </w:rPr>
+        <w:t xml:space="preserve">cpu_time_ms</w:t>
+      </w:r>
+      <w:r>
+        <w:t xml:space="preserve"> </w:t>
+      </w:r>
+      <w:r>
+        <w:t xml:space="preserve">= 10 (source:</w:t>
+      </w:r>
+      <w:r>
+        <w:t xml:space="preserve"> </w:t>
+      </w:r>
+      <w:r>
+        <w:rPr>
+          <w:rStyle w:val="VerbatimChar"/>
+        </w:rPr>
+        <w:t xml:space="preserve">FB2-SW-DSN-000005</w:t>
+      </w:r>
+      <w:r>
+        <w:t xml:space="preserve"> </w:t>
+      </w:r>
+      <w:r>
+        <w:t xml:space="preserve">budgets)</w:t>
+      </w:r>
+    </w:p>
+    <w:p>
+      <w:pPr>
+        <w:pStyle w:val="Compact"/>
+        <w:numPr>
+          <w:ilvl w:val="0"/>
+          <w:numId w:val="1073"/>
+        </w:numPr>
+      </w:pPr>
+      <w:r>
+        <w:t xml:space="preserve">Budget</w:t>
+      </w:r>
+      <w:r>
+        <w:t xml:space="preserve"> </w:t>
+      </w:r>
+      <w:r>
+        <w:rPr>
+          <w:rStyle w:val="VerbatimChar"/>
+        </w:rPr>
+        <w:t xml:space="preserve">memory_bytes</w:t>
+      </w:r>
+      <w:r>
+        <w:t xml:space="preserve"> </w:t>
+      </w:r>
+      <w:r>
+        <w:t xml:space="preserve">= 0 (source:</w:t>
+      </w:r>
+      <w:r>
+        <w:t xml:space="preserve"> </w:t>
+      </w:r>
+      <w:r>
+        <w:rPr>
+          <w:rStyle w:val="VerbatimChar"/>
+        </w:rPr>
+        <w:t xml:space="preserve">FB2-SW-DSN-000005</w:t>
+      </w:r>
+      <w:r>
+        <w:t xml:space="preserve"> </w:t>
+      </w:r>
+      <w:r>
+        <w:t xml:space="preserve">budgets)</w:t>
+      </w:r>
+    </w:p>
+    <w:p>
+      <w:pPr>
+        <w:pStyle w:val="Compact"/>
+        <w:numPr>
+          <w:ilvl w:val="0"/>
+          <w:numId w:val="1073"/>
+        </w:numPr>
+      </w:pPr>
+      <w:r>
+        <w:t xml:space="preserve">Budget</w:t>
+      </w:r>
+      <w:r>
+        <w:t xml:space="preserve"> </w:t>
+      </w:r>
+      <w:r>
+        <w:rPr>
+          <w:rStyle w:val="VerbatimChar"/>
+        </w:rPr>
+        <w:t xml:space="preserve">stack_bytes</w:t>
+      </w:r>
+      <w:r>
+        <w:t xml:space="preserve"> </w:t>
+      </w:r>
+      <w:r>
+        <w:t xml:space="preserve">= 0 (source:</w:t>
+      </w:r>
+      <w:r>
+        <w:t xml:space="preserve"> </w:t>
+      </w:r>
+      <w:r>
+        <w:rPr>
+          <w:rStyle w:val="VerbatimChar"/>
+        </w:rPr>
+        <w:t xml:space="preserve">FB2-SW-DSN-000005</w:t>
+      </w:r>
+      <w:r>
+        <w:t xml:space="preserve"> </w:t>
+      </w:r>
+      <w:r>
+        <w:t xml:space="preserve">budgets)</w:t>
+      </w:r>
+    </w:p>
+    <w:bookmarkEnd w:id="133"/>
+    <w:bookmarkEnd w:id="134"/>
+    <w:bookmarkStart w:id="143" w:name="Xf14f31d8b3c2fb6ecca0b78e9f196a71b2e2e63"/>
+    <w:p>
+      <w:pPr>
+        <w:pStyle w:val="Heading2"/>
+      </w:pPr>
+      <w:r>
+        <w:t xml:space="preserve">Detailed Design:</w:t>
+      </w:r>
+      <w:r>
+        <w:t xml:space="preserve"> </w:t>
+      </w:r>
+      <w:r>
+        <w:rPr>
+          <w:rStyle w:val="VerbatimChar"/>
+        </w:rPr>
+        <w:t xml:space="preserve">FB2-SW-DSN-000006</w:t>
+      </w:r>
+      <w:r>
+        <w:t xml:space="preserve"> </w:t>
+      </w:r>
+      <w:r>
+        <w:t xml:space="preserve">(synthetic_reference)</w:t>
+      </w:r>
+    </w:p>
+    <w:p>
+      <w:pPr>
+        <w:pStyle w:val="FirstParagraph"/>
+      </w:pPr>
+      <w:r>
+        <w:rPr>
+          <w:b/>
+          <w:bCs/>
+        </w:rPr>
+        <w:t xml:space="preserve">Title</w:t>
+      </w:r>
+      <w:r>
+        <w:t xml:space="preserve">: Detailed Design: contactor actuation and auxiliary feedback - registry, command/feedback split, lookup contract and the open-wire TODO |</w:t>
+      </w:r>
+      <w:r>
+        <w:t xml:space="preserve"> </w:t>
+      </w:r>
+      <w:r>
+        <w:rPr>
+          <w:b/>
+          <w:bCs/>
+        </w:rPr>
+        <w:t xml:space="preserve">Level</w:t>
+      </w:r>
+      <w:r>
+        <w:t xml:space="preserve">:</w:t>
+      </w:r>
+      <w:r>
+        <w:t xml:space="preserve"> </w:t>
+      </w:r>
+      <w:r>
+        <w:rPr>
+          <w:rStyle w:val="VerbatimChar"/>
+        </w:rPr>
+        <w:t xml:space="preserve">detailed_design</w:t>
+      </w:r>
+    </w:p>
+    <w:bookmarkStart w:id="135" w:name="responsibilities-8"/>
+    <w:p>
+      <w:pPr>
+        <w:pStyle w:val="Heading3"/>
+      </w:pPr>
+      <w:r>
+        <w:t xml:space="preserve">Responsibilities</w:t>
+      </w:r>
+    </w:p>
+    <w:p>
+      <w:pPr>
+        <w:pStyle w:val="Compact"/>
+        <w:numPr>
+          <w:ilvl w:val="0"/>
+          <w:numId w:val="1074"/>
+        </w:numPr>
+      </w:pPr>
+      <w:r>
+        <w:t xml:space="preserve">Hold the contactor registry: one entry per contactor carrying the commanded state, the last observed feedback, the feedback source kind, the owning string, the contactor type, the switch-peripheral channel and the preferred breaking direction (src/ap…</w:t>
+      </w:r>
+    </w:p>
+    <w:p>
+      <w:pPr>
+        <w:pStyle w:val="Compact"/>
+        <w:numPr>
+          <w:ilvl w:val="0"/>
+          <w:numId w:val="1074"/>
+        </w:numPr>
+      </w:pPr>
+      <w:r>
+        <w:t xml:space="preserve">Translate a request to open or close a named contactor on a named string into a switch-peripheral channel request, and report whether the registry contained a matching entry (src/app/driver/contactor/contactor.c:165-201)</w:t>
+      </w:r>
+    </w:p>
+    <w:p>
+      <w:pPr>
+        <w:pStyle w:val="Compact"/>
+        <w:numPr>
+          <w:ilvl w:val="0"/>
+          <w:numId w:val="1074"/>
+        </w:numPr>
+      </w:pPr>
+      <w:r>
+        <w:t xml:space="preserve">Sample the auxiliary feedback of every contactor from whichever of the four configured feedback sources that contactor uses, and publish it into the registry (src/app/driver/contactor/contactor.c:86-106)</w:t>
+      </w:r>
+    </w:p>
+    <w:p>
+      <w:pPr>
+        <w:pStyle w:val="Compact"/>
+        <w:numPr>
+          <w:ilvl w:val="0"/>
+          <w:numId w:val="1074"/>
+        </w:numPr>
+      </w:pPr>
+      <w:r>
+        <w:t xml:space="preserve">Compare commanded state against sampled feedback per contactor and raise or clear one diagnosis entry per contactor type (src/app/driver/contactor/contactor.c:125-163)</w:t>
+      </w:r>
+    </w:p>
+    <w:p>
+      <w:pPr>
+        <w:pStyle w:val="Compact"/>
+        <w:numPr>
+          <w:ilvl w:val="0"/>
+          <w:numId w:val="1074"/>
+        </w:numPr>
+      </w:pPr>
+      <w:r>
+        <w:t xml:space="preserve">Gate the precharge-specific open and close calls on the string actually having a precharge contactor configured (src/app/driver/contactor/contactor.c:203-221)</w:t>
+      </w:r>
+    </w:p>
+    <w:p>
+      <w:pPr>
+        <w:pStyle w:val="Compact"/>
+        <w:numPr>
+          <w:ilvl w:val="0"/>
+          <w:numId w:val="1074"/>
+        </w:numPr>
+      </w:pPr>
+      <w:r>
+        <w:t xml:space="preserve">Open every contactor unconditionally as a safe-state sweep, without consulting the current state (src/app/driver/contactor/contactor.c:236-244)</w:t>
+      </w:r>
+    </w:p>
+    <w:p>
+      <w:pPr>
+        <w:pStyle w:val="Compact"/>
+        <w:numPr>
+          <w:ilvl w:val="0"/>
+          <w:numId w:val="1074"/>
+        </w:numPr>
+      </w:pPr>
+      <w:r>
+        <w:t xml:space="preserve">Validate the registry once at initialisation: every configured channel must exist and every channel must be affiliated to a contactor (src/app/driver/contactor/contactor.c:108-122)</w:t>
+      </w:r>
+    </w:p>
+    <w:bookmarkEnd w:id="135"/>
+    <w:bookmarkStart w:id="136" w:name="decomposition-8"/>
+    <w:p>
+      <w:pPr>
+        <w:pStyle w:val="Heading3"/>
+      </w:pPr>
+      <w:r>
+        <w:t xml:space="preserve">Decomposition</w:t>
+      </w:r>
+    </w:p>
+    <w:p>
+      <w:pPr>
+        <w:pStyle w:val="FirstParagraph"/>
+      </w:pPr>
+      <w:r>
+        <w:rPr>
+          <w:b/>
+          <w:bCs/>
+        </w:rPr>
+        <w:t xml:space="preserve">Caption</w:t>
+      </w:r>
+      <w:r>
+        <w:t xml:space="preserve">: Component decomposition of</w:t>
+      </w:r>
+      <w:r>
+        <w:t xml:space="preserve"> </w:t>
+      </w:r>
+      <w:r>
+        <w:rPr>
+          <w:rStyle w:val="VerbatimChar"/>
+        </w:rPr>
+        <w:t xml:space="preserve">FB2-SW-DSN-000006</w:t>
+      </w:r>
+      <w:r>
+        <w:t xml:space="preserve">.</w:t>
+      </w:r>
+    </w:p>
+    <w:p>
+      <w:pPr>
+        <w:pStyle w:val="SourceCode"/>
+      </w:pPr>
+      <w:r>
+        <w:rPr>
+          <w:rStyle w:val="VerbatimChar"/>
+        </w:rPr>
+        <w:t xml:space="preserve">flowchart TD</w:t>
+      </w:r>
+      <w:r>
+        <w:br/>
+      </w:r>
+      <w:r>
+        <w:rPr>
+          <w:rStyle w:val="VerbatimChar"/>
+        </w:rPr>
+        <w:t xml:space="preserve">    D["FB2-SW-DSN-000006"]</w:t>
+      </w:r>
+      <w:r>
+        <w:br/>
+      </w:r>
+      <w:r>
+        <w:rPr>
+          <w:rStyle w:val="VerbatimChar"/>
+        </w:rPr>
+        <w:t xml:space="preserve">    C0["C0"]</w:t>
+      </w:r>
+      <w:r>
+        <w:br/>
+      </w:r>
+      <w:r>
+        <w:rPr>
+          <w:rStyle w:val="VerbatimChar"/>
+        </w:rPr>
+        <w:t xml:space="preserve">    D --&gt; C0</w:t>
+      </w:r>
+      <w:r>
+        <w:br/>
+      </w:r>
+      <w:r>
+        <w:rPr>
+          <w:rStyle w:val="VerbatimChar"/>
+        </w:rPr>
+        <w:t xml:space="preserve">    C1["C1"]</w:t>
+      </w:r>
+      <w:r>
+        <w:br/>
+      </w:r>
+      <w:r>
+        <w:rPr>
+          <w:rStyle w:val="VerbatimChar"/>
+        </w:rPr>
+        <w:t xml:space="preserve">    D --&gt; C1</w:t>
+      </w:r>
+      <w:r>
+        <w:br/>
+      </w:r>
+      <w:r>
+        <w:rPr>
+          <w:rStyle w:val="VerbatimChar"/>
+        </w:rPr>
+        <w:t xml:space="preserve">    C2["C2"]</w:t>
+      </w:r>
+      <w:r>
+        <w:br/>
+      </w:r>
+      <w:r>
+        <w:rPr>
+          <w:rStyle w:val="VerbatimChar"/>
+        </w:rPr>
+        <w:t xml:space="preserve">    D --&gt; C2</w:t>
+      </w:r>
+      <w:r>
+        <w:br/>
+      </w:r>
+      <w:r>
+        <w:rPr>
+          <w:rStyle w:val="VerbatimChar"/>
+        </w:rPr>
+        <w:t xml:space="preserve">    C3["C3"]</w:t>
+      </w:r>
+      <w:r>
+        <w:br/>
+      </w:r>
+      <w:r>
+        <w:rPr>
+          <w:rStyle w:val="VerbatimChar"/>
+        </w:rPr>
+        <w:t xml:space="preserve">    D --&gt; C3</w:t>
+      </w:r>
+      <w:r>
+        <w:br/>
+      </w:r>
+      <w:r>
+        <w:rPr>
+          <w:rStyle w:val="VerbatimChar"/>
+        </w:rPr>
+        <w:t xml:space="preserve">    C4["C4"]</w:t>
+      </w:r>
+      <w:r>
+        <w:br/>
+      </w:r>
+      <w:r>
+        <w:rPr>
+          <w:rStyle w:val="VerbatimChar"/>
+        </w:rPr>
+        <w:t xml:space="preserve">    D --&gt; C4</w:t>
+      </w:r>
+      <w:r>
+        <w:br/>
+      </w:r>
+      <w:r>
+        <w:rPr>
+          <w:rStyle w:val="VerbatimChar"/>
+        </w:rPr>
+        <w:t xml:space="preserve">    C5["C5"]</w:t>
+      </w:r>
+      <w:r>
+        <w:br/>
+      </w:r>
+      <w:r>
+        <w:rPr>
+          <w:rStyle w:val="VerbatimChar"/>
+        </w:rPr>
+        <w:t xml:space="preserve">    D --&gt; C5</w:t>
+      </w:r>
+      <w:r>
+        <w:br/>
+      </w:r>
+      <w:r>
+        <w:rPr>
+          <w:rStyle w:val="VerbatimChar"/>
+        </w:rPr>
+        <w:t xml:space="preserve">    C6["C6"]</w:t>
+      </w:r>
+      <w:r>
+        <w:br/>
+      </w:r>
+      <w:r>
+        <w:rPr>
+          <w:rStyle w:val="VerbatimChar"/>
+        </w:rPr>
+        <w:t xml:space="preserve">    D --&gt; C6</w:t>
+      </w:r>
+      <w:r>
+        <w:br/>
+      </w:r>
+      <w:r>
+        <w:rPr>
+          <w:rStyle w:val="VerbatimChar"/>
+        </w:rPr>
+        <w:t xml:space="preserve">    C7["C7"]</w:t>
+      </w:r>
+      <w:r>
+        <w:br/>
+      </w:r>
+      <w:r>
+        <w:rPr>
+          <w:rStyle w:val="VerbatimChar"/>
+        </w:rPr>
+        <w:t xml:space="preserve">    D --&gt; C7</w:t>
+      </w:r>
+      <w:r>
+        <w:br/>
+      </w:r>
+      <w:r>
+        <w:rPr>
+          <w:rStyle w:val="VerbatimChar"/>
+        </w:rPr>
+        <w:t xml:space="preserve">    C8["C8"]</w:t>
+      </w:r>
+      <w:r>
+        <w:br/>
+      </w:r>
+      <w:r>
+        <w:rPr>
+          <w:rStyle w:val="VerbatimChar"/>
+        </w:rPr>
+        <w:t xml:space="preserve">    D --&gt; C8</w:t>
+      </w:r>
+    </w:p>
+    <w:bookmarkEnd w:id="136"/>
+    <w:bookmarkStart w:id="137" w:name="interfaces-8"/>
+    <w:p>
+      <w:pPr>
+        <w:pStyle w:val="Heading3"/>
+      </w:pPr>
+      <w:r>
+        <w:t xml:space="preserve">Interfaces</w:t>
+      </w:r>
+    </w:p>
+    <w:tbl>
+      <w:tblPr>
+        <w:tblStyle w:val="Table"/>
+        <w:tblW w:type="pct" w:w="5000"/>
+        <w:jc w:val="left"/>
+        <w:tblLayout w:type="fixed"/>
+        <w:tblLook w:firstRow="1" w:lastRow="0" w:firstColumn="0" w:lastColumn="0" w:noHBand="0" w:noVBand="0" w:val="0020"/>
+      </w:tblPr>
+      <w:tblGrid>
+        <w:gridCol w:w="2640"/>
+        <w:gridCol w:w="2640"/>
+        <w:gridCol w:w="2640"/>
+      </w:tblGrid>
+      <w:tr>
+        <w:trPr>
+          <w:tblHeader w:val="on"/>
+        </w:trPr>
+        <w:tc>
+          <w:tcPr/>
+          <w:p>
+            <w:pPr>
+              <w:pStyle w:val="Compact"/>
+              <w:jc w:val="left"/>
+            </w:pPr>
+            <w:r>
+              <w:t xml:space="preserve">Interface</w:t>
+            </w:r>
+          </w:p>
+        </w:tc>
+        <w:tc>
+          <w:tcPr/>
+          <w:p>
+            <w:pPr>
+              <w:pStyle w:val="Compact"/>
+              <w:jc w:val="left"/>
+            </w:pPr>
+            <w:r>
+              <w:t xml:space="preserve">Direction</w:t>
+            </w:r>
+          </w:p>
+        </w:tc>
+        <w:tc>
+          <w:tcPr/>
+          <w:p>
+            <w:pPr>
+              <w:pStyle w:val="Compact"/>
+              <w:jc w:val="left"/>
+            </w:pPr>
+            <w:r>
+              <w:t xml:space="preserve">Signals</w:t>
+            </w:r>
+          </w:p>
+        </w:tc>
+      </w:tr>
+      <w:tr>
+        <w:tc>
+          <w:tcPr/>
+          <w:p>
+            <w:pPr>
+              <w:pStyle w:val="Compact"/>
+              <w:jc w:val="left"/>
+            </w:pPr>
+            <w:r>
+              <w:rPr>
+                <w:rStyle w:val="VerbatimChar"/>
+              </w:rPr>
+              <w:t xml:space="preserve">CONT_COMMAND</w:t>
+            </w:r>
+          </w:p>
+        </w:tc>
+        <w:tc>
+          <w:tcPr/>
+          <w:p>
+            <w:pPr>
+              <w:pStyle w:val="Compact"/>
+              <w:jc w:val="left"/>
+            </w:pPr>
+            <w:r>
+              <w:t xml:space="preserve">output</w:t>
+            </w:r>
+          </w:p>
+        </w:tc>
+        <w:tc>
+          <w:tcPr/>
+          <w:p>
+            <w:pPr>
+              <w:pStyle w:val="Compact"/>
+              <w:jc w:val="left"/>
+            </w:pPr>
+            <w:r>
+              <w:rPr>
+                <w:rStyle w:val="VerbatimChar"/>
+              </w:rPr>
+              <w:t xml:space="preserve">stringNumber</w:t>
+            </w:r>
+            <w:r>
+              <w:t xml:space="preserve"> </w:t>
+            </w:r>
+            <w:r>
+              <w:t xml:space="preserve">(uint8_t, dimensionless, asserted stringNumber &lt; BS_NR_OF_STRINGS; the source states no numeric bound, it asserts against the named macro, ?),</w:t>
+            </w:r>
+            <w:r>
+              <w:t xml:space="preserve"> </w:t>
+            </w:r>
+            <w:r>
+              <w:rPr>
+                <w:rStyle w:val="VerbatimChar"/>
+              </w:rPr>
+              <w:t xml:space="preserve">contactor</w:t>
+            </w:r>
+            <w:r>
+              <w:t xml:space="preserve"> </w:t>
+            </w:r>
+            <w:r>
+              <w:t xml:space="preserve">(CONT_TYPE_e, dimensionless, CONT_PLUS, CONT_MINUS or CONT_PRECHARGE accepted; CONT_UNDEFINED rejected, ?),</w:t>
+            </w:r>
+            <w:r>
+              <w:t xml:space="preserve"> </w:t>
+            </w:r>
+            <w:r>
+              <w:rPr>
+                <w:rStyle w:val="VerbatimChar"/>
+              </w:rPr>
+              <w:t xml:space="preserve">currentSet</w:t>
+            </w:r>
+            <w:r>
+              <w:t xml:space="preserve"> </w:t>
+            </w:r>
+            <w:r>
+              <w:t xml:space="preserve">(CONT_ELE…</w:t>
+            </w:r>
+          </w:p>
+        </w:tc>
+      </w:tr>
+      <w:tr>
+        <w:tc>
+          <w:tcPr/>
+          <w:p>
+            <w:pPr>
+              <w:pStyle w:val="Compact"/>
+              <w:jc w:val="left"/>
+            </w:pPr>
+            <w:r>
+              <w:rPr>
+                <w:rStyle w:val="VerbatimChar"/>
+              </w:rPr>
+              <w:t xml:space="preserve">CONT_PRECHARGE_GATE</w:t>
+            </w:r>
+          </w:p>
+        </w:tc>
+        <w:tc>
+          <w:tcPr/>
+          <w:p>
+            <w:pPr>
+              <w:pStyle w:val="Compact"/>
+              <w:jc w:val="left"/>
+            </w:pPr>
+            <w:r>
+              <w:t xml:space="preserve">bidirectional</w:t>
+            </w:r>
+          </w:p>
+        </w:tc>
+        <w:tc>
+          <w:tcPr/>
+          <w:p>
+            <w:pPr>
+              <w:pStyle w:val="Compact"/>
+              <w:jc w:val="left"/>
+            </w:pPr>
+            <w:r>
+              <w:rPr>
+                <w:rStyle w:val="VerbatimChar"/>
+              </w:rPr>
+              <w:t xml:space="preserve">bs_stringsWithPrecharge</w:t>
+            </w:r>
+            <w:r>
+              <w:t xml:space="preserve"> </w:t>
+            </w:r>
+            <w:r>
+              <w:t xml:space="preserve">(per-string precharge configuration, dimensionless, compared against BS_STRING_WITH_PRECHARGE; a string without a precharge contactor takes a different value, ?)</w:t>
+            </w:r>
+          </w:p>
+        </w:tc>
+      </w:tr>
+      <w:tr>
+        <w:tc>
+          <w:tcPr/>
+          <w:p>
+            <w:pPr>
+              <w:pStyle w:val="Compact"/>
+              <w:jc w:val="left"/>
+            </w:pPr>
+            <w:r>
+              <w:rPr>
+                <w:rStyle w:val="VerbatimChar"/>
+              </w:rPr>
+              <w:t xml:space="preserve">CONT_FEEDBACK_ACQUIRE</w:t>
+            </w:r>
+          </w:p>
+        </w:tc>
+        <w:tc>
+          <w:tcPr/>
+          <w:p>
+            <w:pPr>
+              <w:pStyle w:val="Compact"/>
+              <w:jc w:val="left"/>
+            </w:pPr>
+            <w:r>
+              <w:t xml:space="preserve">input</w:t>
+            </w:r>
+          </w:p>
+        </w:tc>
+        <w:tc>
+          <w:tcPr/>
+          <w:p>
+            <w:pPr>
+              <w:pStyle w:val="Compact"/>
+              <w:jc w:val="left"/>
+            </w:pPr>
+            <w:r>
+              <w:rPr>
+                <w:rStyle w:val="VerbatimChar"/>
+              </w:rPr>
+              <w:t xml:space="preserve">feedbackPinType</w:t>
+            </w:r>
+            <w:r>
+              <w:t xml:space="preserve"> </w:t>
+            </w:r>
+            <w:r>
+              <w:t xml:space="preserve">(CONT_FEEDBACK_TYPE_e, dimensionless, CONT_HAS_NO_FEEDBACK, CONT_FEEDBACK_THROUGH_CURRENT, CONT_FEEDBACK_NORMALLY_OPEN, CONT_FEEDBACK_NORMALLY_CLOSED, ?),</w:t>
+            </w:r>
+            <w:r>
+              <w:t xml:space="preserve"> </w:t>
+            </w:r>
+            <w:r>
+              <w:rPr>
+                <w:rStyle w:val="VerbatimChar"/>
+              </w:rPr>
+              <w:t xml:space="preserve">feedback</w:t>
+            </w:r>
+            <w:r>
+              <w:t xml:space="preserve"> </w:t>
+            </w:r>
+            <w:r>
+              <w:t xml:space="preserve">(CONT_ELECTRICAL_STATE_TYPE_e, dimensionless, CONT_SWITCH_OFF or CONT_SWITCH_ON as returned by the peripheral driver…</w:t>
+            </w:r>
+          </w:p>
+        </w:tc>
+      </w:tr>
+      <w:tr>
+        <w:tc>
+          <w:tcPr/>
+          <w:p>
+            <w:pPr>
+              <w:pStyle w:val="Compact"/>
+              <w:jc w:val="left"/>
+            </w:pPr>
+            <w:r>
+              <w:rPr>
+                <w:rStyle w:val="VerbatimChar"/>
+              </w:rPr>
+              <w:t xml:space="preserve">CONT_DIAG_FEEDBACK</w:t>
+            </w:r>
+          </w:p>
+        </w:tc>
+        <w:tc>
+          <w:tcPr/>
+          <w:p>
+            <w:pPr>
+              <w:pStyle w:val="Compact"/>
+              <w:jc w:val="left"/>
+            </w:pPr>
+            <w:r>
+              <w:t xml:space="preserve">output</w:t>
+            </w:r>
+          </w:p>
+        </w:tc>
+        <w:tc>
+          <w:tcPr/>
+          <w:p>
+            <w:pPr>
+              <w:pStyle w:val="Compact"/>
+              <w:jc w:val="left"/>
+            </w:pPr>
+            <w:r>
+              <w:rPr>
+                <w:rStyle w:val="VerbatimChar"/>
+              </w:rPr>
+              <w:t xml:space="preserve">feedbackStatus</w:t>
+            </w:r>
+            <w:r>
+              <w:t xml:space="preserve"> </w:t>
+            </w:r>
+            <w:r>
+              <w:t xml:space="preserve">(DIAG_EVENT_e, dimensionless, DIAG_EVENT_OK when currentSet equals feedback, DIAG_EVENT_NOT_OK otherwise, ?),</w:t>
+            </w:r>
+            <w:r>
+              <w:t xml:space="preserve"> </w:t>
+            </w:r>
+            <w:r>
+              <w:rPr>
+                <w:rStyle w:val="VerbatimChar"/>
+              </w:rPr>
+              <w:t xml:space="preserve">diagnosis identifier by contactor type</w:t>
+            </w:r>
+            <w:r>
+              <w:t xml:space="preserve"> </w:t>
+            </w:r>
+            <w:r>
+              <w:t xml:space="preserve">(DIAG_ID_e, dimensionless, DIAG_ID_STRING_PLUS_CONTACTOR_FEEDBACK, DIAG_ID_STRING_MINUS_CONTACTOR_FEEDBACK or DIAG_ID_PRECHARGE_CONT…</w:t>
+            </w:r>
+          </w:p>
+        </w:tc>
+      </w:tr>
+      <w:tr>
+        <w:tc>
+          <w:tcPr/>
+          <w:p>
+            <w:pPr>
+              <w:pStyle w:val="Compact"/>
+              <w:jc w:val="left"/>
+            </w:pPr>
+            <w:r>
+              <w:rPr>
+                <w:rStyle w:val="VerbatimChar"/>
+              </w:rPr>
+              <w:t xml:space="preserve">CONT_SAFE_STATE_SWEEP</w:t>
+            </w:r>
+          </w:p>
+        </w:tc>
+        <w:tc>
+          <w:tcPr/>
+          <w:p>
+            <w:pPr>
+              <w:pStyle w:val="Compact"/>
+              <w:jc w:val="left"/>
+            </w:pPr>
+            <w:r>
+              <w:t xml:space="preserve">output</w:t>
+            </w:r>
+          </w:p>
+        </w:tc>
+        <w:tc>
+          <w:tcPr/>
+          <w:p>
+            <w:pPr>
+              <w:pStyle w:val="Compact"/>
+              <w:jc w:val="left"/>
+            </w:pPr>
+            <w:r>
+              <w:rPr>
+                <w:rStyle w:val="VerbatimChar"/>
+              </w:rPr>
+              <w:t xml:space="preserve">SPS_CHANNEL_OFF</w:t>
+            </w:r>
+            <w:r>
+              <w:t xml:space="preserve"> </w:t>
+            </w:r>
+            <w:r>
+              <w:t xml:space="preserve">(peripheral channel request, dimensionless, one request per registry entry; CONT_OpenAllContactors issues BS_NR_OF_CONTACTORS of them, ?)</w:t>
+            </w:r>
+          </w:p>
+        </w:tc>
+      </w:tr>
+    </w:tbl>
+    <w:bookmarkEnd w:id="137"/>
+    <w:bookmarkStart w:id="138" w:name="constraints-8"/>
+    <w:p>
+      <w:pPr>
+        <w:pStyle w:val="Heading3"/>
+      </w:pPr>
+      <w:r>
+        <w:t xml:space="preserve">Constraints</w:t>
+      </w:r>
+    </w:p>
+    <w:p>
+      <w:pPr>
+        <w:pStyle w:val="Compact"/>
+        <w:numPr>
+          <w:ilvl w:val="0"/>
+          <w:numId w:val="1075"/>
+        </w:numPr>
+      </w:pPr>
+      <w:r>
+        <w:t xml:space="preserve">Evaluation period: CONT_CheckFeedback is called from BMS_Trigger on every pass, and BMS_Trigger runs at the end of FTSK_RunUserCodeCyclic10ms, so commanded and sampled states are compared at 10 ms in the pinned configuration (src/app/application/bms/…</w:t>
+      </w:r>
+    </w:p>
+    <w:p>
+      <w:pPr>
+        <w:pStyle w:val="Compact"/>
+        <w:numPr>
+          <w:ilvl w:val="0"/>
+          <w:numId w:val="1075"/>
+        </w:numPr>
+      </w:pPr>
+      <w:r>
+        <w:t xml:space="preserve">Registry size: BS_NR_OF_CONTACTORS is defined as 2 * BS_NR_OF_STRINGS plus BS_NR_OF_CONTACTORS_OUTSIDE_STRINGS, which is 1 in the pinned configuration, giving 3 entries for a single-string system. Every loop in the module is bounded by this macro and…</w:t>
+      </w:r>
+    </w:p>
+    <w:p>
+      <w:pPr>
+        <w:pStyle w:val="Compact"/>
+        <w:numPr>
+          <w:ilvl w:val="0"/>
+          <w:numId w:val="1075"/>
+        </w:numPr>
+      </w:pPr>
+      <w:r>
+        <w:t xml:space="preserve">Channel bound: the registry validator asserts spsChannel &lt; SPS_NR_OF_AVAILABLE_SPS_CHANNELS, which is the product of the per-IC contactor channel count and the IC count. The same quantity is the size of the peripheral driver’s channel arrays, so the …</w:t>
+      </w:r>
+    </w:p>
+    <w:p>
+      <w:pPr>
+        <w:pStyle w:val="Compact"/>
+        <w:numPr>
+          <w:ilvl w:val="0"/>
+          <w:numId w:val="1075"/>
+        </w:numPr>
+      </w:pPr>
+      <w:r>
+        <w:t xml:space="preserve">Channel reservation: SPS_NR_OF_REQUIRED_CONTACTOR_CHANNELS is set to BS_NR_OF_CONTACTORS, so the peripheral driver reserves exactly as many channels as the registry needs. The assertion and the reservation agree by construction at the pinned values, …</w:t>
+      </w:r>
+    </w:p>
+    <w:p>
+      <w:pPr>
+        <w:pStyle w:val="Compact"/>
+        <w:numPr>
+          <w:ilvl w:val="0"/>
+          <w:numId w:val="1075"/>
+        </w:numPr>
+      </w:pPr>
+      <w:r>
+        <w:t xml:space="preserve">Lookup complexity: every command and every state query is a linear scan over the registry with an early break, so cost is proportional to BS_NR_OF_CONTACTORS. With 3 entries this is immaterial; the design has no index structure and would degrade line…</w:t>
+      </w:r>
+    </w:p>
+    <w:p>
+      <w:pPr>
+        <w:pStyle w:val="Compact"/>
+        <w:numPr>
+          <w:ilvl w:val="0"/>
+          <w:numId w:val="1075"/>
+        </w:numPr>
+      </w:pPr>
+      <w:r>
+        <w:t xml:space="preserve">Command ordering: currentSet is written before SPS_RequestContactorState is called on both the open and the close path. The registry therefore never claims a commanded state that has not been requested of the peripheral.</w:t>
+      </w:r>
+    </w:p>
+    <w:p>
+      <w:pPr>
+        <w:pStyle w:val="Compact"/>
+        <w:numPr>
+          <w:ilvl w:val="0"/>
+          <w:numId w:val="1075"/>
+        </w:numPr>
+      </w:pPr>
+      <w:r>
+        <w:t xml:space="preserve">Feedback freshness: CONT_CheckFeedback samples every contactor on every pass and immediately compares, so the compared feedback is at most one pass old and there is no separate staleness flag.</w:t>
+      </w:r>
+    </w:p>
+    <w:p>
+      <w:pPr>
+        <w:pStyle w:val="Compact"/>
+        <w:numPr>
+          <w:ilvl w:val="0"/>
+          <w:numId w:val="1075"/>
+        </w:numPr>
+      </w:pPr>
+      <w:r>
+        <w:t xml:space="preserve">Contactor-type uniqueness is not enforced: both CONT_InitializationCheckOfContactorRegistry and CONT_CheckFeedback carry a TODO to add a check that only one contactor of each type is configured per string, so the first-match break in the lookup is cu…</w:t>
+      </w:r>
+    </w:p>
+    <w:p>
+      <w:pPr>
+        <w:pStyle w:val="Compact"/>
+        <w:numPr>
+          <w:ilvl w:val="0"/>
+          <w:numId w:val="1075"/>
+        </w:numPr>
+      </w:pPr>
+      <w:r>
+        <w:t xml:space="preserve">Feedback-source fallback: the feedback dispatch tests three of the four CONT_FEEDBACK_TYPE_e values and treats the remaining else as the normally-closed case, so an unrecognised or corrupted feedback kind reads as normally closed rather than being re…</w:t>
+      </w:r>
+    </w:p>
+    <w:p>
+      <w:pPr>
+        <w:pStyle w:val="Compact"/>
+        <w:numPr>
+          <w:ilvl w:val="0"/>
+          <w:numId w:val="1075"/>
+        </w:numPr>
+      </w:pPr>
+      <w:r>
+        <w:t xml:space="preserve">No latching: a feedback mismatch is re-evaluated from scratch on every pass and the module holds no counter, so a transient mismatch clears on the next agreeing pass.</w:t>
+      </w:r>
+    </w:p>
+    <w:bookmarkEnd w:id="138"/>
+    <w:bookmarkStart w:id="139" w:name="budgets-8"/>
+    <w:p>
+      <w:pPr>
+        <w:pStyle w:val="Heading3"/>
+      </w:pPr>
+      <w:r>
+        <w:t xml:space="preserve">Budgets</w:t>
+      </w:r>
+    </w:p>
+    <w:p>
+      <w:pPr>
+        <w:pStyle w:val="Compact"/>
+        <w:numPr>
+          <w:ilvl w:val="0"/>
+          <w:numId w:val="1076"/>
+        </w:numPr>
+      </w:pPr>
+      <w:r>
+        <w:rPr>
+          <w:b/>
+          <w:bCs/>
+        </w:rPr>
+        <w:t xml:space="preserve">cpu_time_ms</w:t>
+      </w:r>
+      <w:r>
+        <w:t xml:space="preserve">: 10</w:t>
+      </w:r>
+    </w:p>
+    <w:p>
+      <w:pPr>
+        <w:pStyle w:val="Compact"/>
+        <w:numPr>
+          <w:ilvl w:val="0"/>
+          <w:numId w:val="1076"/>
+        </w:numPr>
+      </w:pPr>
+      <w:r>
+        <w:rPr>
+          <w:b/>
+          <w:bCs/>
+        </w:rPr>
+        <w:t xml:space="preserve">memory_bytes</w:t>
+      </w:r>
+      <w:r>
+        <w:t xml:space="preserve">: 0</w:t>
+      </w:r>
+    </w:p>
+    <w:p>
+      <w:pPr>
+        <w:pStyle w:val="Compact"/>
+        <w:numPr>
+          <w:ilvl w:val="0"/>
+          <w:numId w:val="1076"/>
+        </w:numPr>
+      </w:pPr>
+      <w:r>
+        <w:rPr>
+          <w:b/>
+          <w:bCs/>
+        </w:rPr>
+        <w:t xml:space="preserve">stack_bytes</w:t>
+      </w:r>
+      <w:r>
+        <w:t xml:space="preserve">: 0</w:t>
+      </w:r>
+    </w:p>
+    <w:bookmarkEnd w:id="139"/>
+    <w:bookmarkStart w:id="140" w:name="failure-response-8"/>
+    <w:p>
+      <w:pPr>
+        <w:pStyle w:val="Heading3"/>
+      </w:pPr>
+      <w:r>
+        <w:t xml:space="preserve">Failure Response</w:t>
+      </w:r>
+    </w:p>
+    <w:tbl>
+      <w:tblPr>
+        <w:tblStyle w:val="Table"/>
+        <w:tblW w:type="pct" w:w="5000"/>
+        <w:jc w:val="left"/>
+        <w:tblLayout w:type="fixed"/>
+        <w:tblLook w:firstRow="1" w:lastRow="0" w:firstColumn="0" w:lastColumn="0" w:noHBand="0" w:noVBand="0" w:val="0020"/>
+      </w:tblPr>
+      <w:tblGrid>
+        <w:gridCol w:w="2640"/>
+        <w:gridCol w:w="2640"/>
+        <w:gridCol w:w="2640"/>
+      </w:tblGrid>
+      <w:tr>
+        <w:trPr>
+          <w:tblHeader w:val="on"/>
+        </w:trPr>
+        <w:tc>
+          <w:tcPr/>
+          <w:p>
+            <w:pPr>
+              <w:pStyle w:val="Compact"/>
+              <w:jc w:val="left"/>
+            </w:pPr>
+            <w:r>
+              <w:t xml:space="preserve">Failure mode</w:t>
+            </w:r>
+          </w:p>
+        </w:tc>
+        <w:tc>
+          <w:tcPr/>
+          <w:p>
+            <w:pPr>
+              <w:pStyle w:val="Compact"/>
+              <w:jc w:val="left"/>
+            </w:pPr>
+            <w:r>
+              <w:t xml:space="preserve">Detection</w:t>
+            </w:r>
+          </w:p>
+        </w:tc>
+        <w:tc>
+          <w:tcPr/>
+          <w:p>
+            <w:pPr>
+              <w:pStyle w:val="Compact"/>
+              <w:jc w:val="left"/>
+            </w:pPr>
+            <w:r>
+              <w:t xml:space="preserve">Reaction</w:t>
+            </w:r>
+          </w:p>
+        </w:tc>
+      </w:tr>
+      <w:tr>
+        <w:tc>
+          <w:tcPr/>
+          <w:p>
+            <w:pPr>
+              <w:pStyle w:val="Compact"/>
+              <w:jc w:val="left"/>
+            </w:pPr>
+            <w:r>
+              <w:t xml:space="preserve">Configured switch channel does not exist</w:t>
+            </w:r>
+          </w:p>
+        </w:tc>
+        <w:tc>
+          <w:tcPr/>
+          <w:p>
+            <w:pPr>
+              <w:pStyle w:val="Compact"/>
+              <w:jc w:val="left"/>
+            </w:pPr>
+            <w:r>
+              <w:t xml:space="preserve">FAS_ASSERT(cont_contactorStates[contactor].spsChannel &lt; SPS_NR_OF_AVAILABLE_SPS_CHANNELS) in the registry validator</w:t>
+            </w:r>
+          </w:p>
+        </w:tc>
+        <w:tc>
+          <w:tcPr/>
+          <w:p>
+            <w:pPr>
+              <w:pStyle w:val="Compact"/>
+              <w:jc w:val="left"/>
+            </w:pPr>
+            <w:r>
+              <w:t xml:space="preserve">The assertion traps during CONT_Initialize. There is no diagnosis entry and no degraded start; the system does not proceed to operate contactors with …</w:t>
+            </w:r>
+          </w:p>
+        </w:tc>
+      </w:tr>
+      <w:tr>
+        <w:tc>
+          <w:tcPr/>
+          <w:p>
+            <w:pPr>
+              <w:pStyle w:val="Compact"/>
+              <w:jc w:val="left"/>
+            </w:pPr>
+            <w:r>
+              <w:t xml:space="preserve">Configured channel exists but is affiliated to something other than a contactor</w:t>
+            </w:r>
+          </w:p>
+        </w:tc>
+        <w:tc>
+          <w:tcPr/>
+          <w:p>
+            <w:pPr>
+              <w:pStyle w:val="Compact"/>
+              <w:jc w:val="left"/>
+            </w:pPr>
+            <w:r>
+              <w:t xml:space="preserve">FAS_ASSERT(SPS_AFF_CONTACTOR == channelAffiliation), which queries the peripheral driver rather than trusting the configuration</w:t>
+            </w:r>
+          </w:p>
+        </w:tc>
+        <w:tc>
+          <w:tcPr/>
+          <w:p>
+            <w:pPr>
+              <w:pStyle w:val="Compact"/>
+              <w:jc w:val="left"/>
+            </w:pPr>
+            <w:r>
+              <w:t xml:space="preserve">The assertion traps. This check is what catches two contactor entries sharing one channel, because the first entry written would leave the channel cor…</w:t>
+            </w:r>
+          </w:p>
+        </w:tc>
+      </w:tr>
+      <w:tr>
+        <w:tc>
+          <w:tcPr/>
+          <w:p>
+            <w:pPr>
+              <w:pStyle w:val="Compact"/>
+              <w:jc w:val="left"/>
+            </w:pPr>
+            <w:r>
+              <w:t xml:space="preserve">Contactor registry holds a type outside plus, minus and precharge</w:t>
+            </w:r>
+          </w:p>
+        </w:tc>
+        <w:tc>
+          <w:tcPr/>
+          <w:p>
+            <w:pPr>
+              <w:pStyle w:val="Compact"/>
+              <w:jc w:val="left"/>
+            </w:pPr>
+            <w:r>
+              <w:t xml:space="preserve">The default arm of the type switch in CONT_CheckFeedback</w:t>
+            </w:r>
+          </w:p>
+        </w:tc>
+        <w:tc>
+          <w:tcPr/>
+          <w:p>
+            <w:pPr>
+              <w:pStyle w:val="Compact"/>
+              <w:jc w:val="left"/>
+            </w:pPr>
+            <w:r>
+              <w:t xml:space="preserve">FAS_ASSERT(FAS_TRAP) executes and the pass stops. The module treats an unconfigured type as unrecoverable rather than skipping it, which is a delibera…</w:t>
+            </w:r>
+          </w:p>
+        </w:tc>
+      </w:tr>
+      <w:tr>
+        <w:tc>
+          <w:tcPr/>
+          <w:p>
+            <w:pPr>
+              <w:pStyle w:val="Compact"/>
+              <w:jc w:val="left"/>
+            </w:pPr>
+            <w:r>
+              <w:t xml:space="preserve">Command issued for a string and type the registry does not contain</w:t>
+            </w:r>
+          </w:p>
+        </w:tc>
+        <w:tc>
+          <w:tcPr/>
+          <w:p>
+            <w:pPr>
+              <w:pStyle w:val="Compact"/>
+              <w:jc w:val="left"/>
+            </w:pPr>
+            <w:r>
+              <w:t xml:space="preserve">The linear scan completes without a match; the function’s own control flow detects it</w:t>
+            </w:r>
+          </w:p>
+        </w:tc>
+        <w:tc>
+          <w:tcPr/>
+          <w:p>
+            <w:pPr>
+              <w:pStyle w:val="Compact"/>
+              <w:jc w:val="left"/>
+            </w:pPr>
+            <w:r>
+              <w:t xml:space="preserve">STD_NOT_OK is returned, no registry field is written and no peripheral request is issued. The failure is silent at the hardware level and does not rai…</w:t>
+            </w:r>
+          </w:p>
+        </w:tc>
+      </w:tr>
+      <w:tr>
+        <w:tc>
+          <w:tcPr/>
+          <w:p>
+            <w:pPr>
+              <w:pStyle w:val="Compact"/>
+              <w:jc w:val="left"/>
+            </w:pPr>
+            <w:r>
+              <w:t xml:space="preserve">Contactor does not reach the commanded state, for example welded or mechanically stuck</w:t>
+            </w:r>
+          </w:p>
+        </w:tc>
+        <w:tc>
+          <w:tcPr/>
+          <w:p>
+            <w:pPr>
+              <w:pStyle w:val="Compact"/>
+              <w:jc w:val="left"/>
+            </w:pPr>
+            <w:r>
+              <w:t xml:space="preserve">CONT_CheckFeedback compares currentSet against the sampled feedback each pass and finds them unequal</w:t>
+            </w:r>
+          </w:p>
+        </w:tc>
+        <w:tc>
+          <w:tcPr/>
+          <w:p>
+            <w:pPr>
+              <w:pStyle w:val="Compact"/>
+              <w:jc w:val="left"/>
+            </w:pPr>
+            <w:r>
+              <w:t xml:space="preserve">The diagnosis entry for that contactor type is raised with DIAG_EVENT_NOT_OK at DIAG_STRING impact. The module does not retry, does not latch and does…</w:t>
+            </w:r>
+          </w:p>
+        </w:tc>
+      </w:tr>
+      <w:tr>
+        <w:tc>
+          <w:tcPr/>
+          <w:p>
+            <w:pPr>
+              <w:pStyle w:val="Compact"/>
+              <w:jc w:val="left"/>
+            </w:pPr>
+            <w:r>
+              <w:t xml:space="preserve">A contactor has no feedback source configured</w:t>
+            </w:r>
+          </w:p>
+        </w:tc>
+        <w:tc>
+          <w:tcPr/>
+          <w:p>
+            <w:pPr>
+              <w:pStyle w:val="Compact"/>
+              <w:jc w:val="left"/>
+            </w:pPr>
+            <w:r>
+              <w:t xml:space="preserve">Not a failure: the CONT_HAS_NO_FEEDBACK configuration is handled by substituting the commanded state</w:t>
+            </w:r>
+          </w:p>
+        </w:tc>
+        <w:tc>
+          <w:tcPr/>
+          <w:p>
+            <w:pPr>
+              <w:pStyle w:val="Compact"/>
+              <w:jc w:val="left"/>
+            </w:pPr>
+            <w:r>
+              <w:t xml:space="preserve">The comparison is satisfied by construction and the diagnosis entry is always cleared. Such a contactor is permanently reported as healthy.</w:t>
+            </w:r>
+          </w:p>
+        </w:tc>
+      </w:tr>
+      <w:tr>
+        <w:tc>
+          <w:tcPr/>
+          <w:p>
+            <w:pPr>
+              <w:pStyle w:val="Compact"/>
+              <w:jc w:val="left"/>
+            </w:pPr>
+            <w:r>
+              <w:t xml:space="preserve">Loss of the 30 V supply to the contactor electronics</w:t>
+            </w:r>
+          </w:p>
+        </w:tc>
+        <w:tc>
+          <w:tcPr/>
+          <w:p>
+            <w:pPr>
+              <w:pStyle w:val="Compact"/>
+              <w:jc w:val="left"/>
+            </w:pPr>
+            <w:r>
+              <w:t xml:space="preserve">The BMS state machine reaches the substate that handles supply-voltage loss</w:t>
+            </w:r>
+          </w:p>
+        </w:tc>
+        <w:tc>
+          <w:tcPr/>
+          <w:p>
+            <w:pPr>
+              <w:pStyle w:val="Compact"/>
+              <w:jc w:val="left"/>
+            </w:pPr>
+            <w:r>
+              <w:t xml:space="preserve">CONT_OpenAllContactors requests every registry channel off, SPS_SwitchOffAllGeneralIoChannels requests the general IO channels off, and the machine le…</w:t>
+            </w:r>
+          </w:p>
+        </w:tc>
+      </w:tr>
+      <w:tr>
+        <w:tc>
+          <w:tcPr/>
+          <w:p>
+            <w:pPr>
+              <w:pStyle w:val="Compact"/>
+              <w:jc w:val="left"/>
+            </w:pPr>
+            <w:r>
+              <w:t xml:space="preserve">Out-of-range string or undefined contactor type reaches a command entry point</w:t>
+            </w:r>
+          </w:p>
+        </w:tc>
+        <w:tc>
+          <w:tcPr/>
+          <w:p>
+            <w:pPr>
+              <w:pStyle w:val="Compact"/>
+              <w:jc w:val="left"/>
+            </w:pPr>
+            <w:r>
+              <w:t xml:space="preserve">FAS_ASSERT on each argument</w:t>
+            </w:r>
+          </w:p>
+        </w:tc>
+        <w:tc>
+          <w:tcPr/>
+          <w:p>
+            <w:pPr>
+              <w:pStyle w:val="Compact"/>
+              <w:jc w:val="left"/>
+            </w:pPr>
+            <w:r>
+              <w:t xml:space="preserve">The assertion traps before the scan, so the STD_NOT_OK return can never carry this meaning.</w:t>
+            </w:r>
+          </w:p>
+        </w:tc>
+      </w:tr>
+    </w:tbl>
+    <w:bookmarkEnd w:id="140"/>
+    <w:bookmarkStart w:id="141" w:name="dynamic-diagram-8"/>
+    <w:p>
+      <w:pPr>
+        <w:pStyle w:val="Heading3"/>
+      </w:pPr>
+      <w:r>
+        <w:t xml:space="preserve">Dynamic Diagram</w:t>
+      </w:r>
+    </w:p>
+    <w:p>
+      <w:pPr>
+        <w:pStyle w:val="FirstParagraph"/>
+      </w:pPr>
+      <w:r>
+        <w:rPr>
+          <w:b/>
+          <w:bCs/>
+        </w:rPr>
+        <w:t xml:space="preserve">Caption</w:t>
+      </w:r>
+      <w:r>
+        <w:t xml:space="preserve">: State machine of</w:t>
+      </w:r>
+      <w:r>
+        <w:t xml:space="preserve"> </w:t>
+      </w:r>
+      <w:r>
+        <w:rPr>
+          <w:rStyle w:val="VerbatimChar"/>
+        </w:rPr>
+        <w:t xml:space="preserve">FB2-SW-DSN-000006</w:t>
+      </w:r>
+      <w:r>
+        <w:t xml:space="preserve">.</w:t>
+      </w:r>
+    </w:p>
+    <w:p>
+      <w:pPr>
+        <w:pStyle w:val="SourceCode"/>
+      </w:pPr>
+      <w:r>
+        <w:rPr>
+          <w:rStyle w:val="VerbatimChar"/>
+        </w:rPr>
+        <w:t xml:space="preserve">stateDiagram-v2</w:t>
+      </w:r>
+      <w:r>
+        <w:br/>
+      </w:r>
+      <w:r>
+        <w:rPr>
+          <w:rStyle w:val="VerbatimChar"/>
+        </w:rPr>
+        <w:t xml:space="preserve">    [*] --&gt; command recorded, feedback not yet sampled</w:t>
+      </w:r>
+      <w:r>
+        <w:br/>
+      </w:r>
+      <w:r>
+        <w:rPr>
+          <w:rStyle w:val="VerbatimChar"/>
+        </w:rPr>
+        <w:t xml:space="preserve">    command recorded, feedback not yet sampled --&gt; command recorded, feedback sampled and matching : CONT_OpenContactor or CONT_Clo...</w:t>
+      </w:r>
+      <w:r>
+        <w:br/>
+      </w:r>
+      <w:r>
+        <w:rPr>
+          <w:rStyle w:val="VerbatimChar"/>
+        </w:rPr>
+        <w:t xml:space="preserve">    command recorded, feedback not yet sampled --&gt; command recorded, feedback sampled and mismatching : CONT_OpenContactor or CONT_Clo...</w:t>
+      </w:r>
+      <w:r>
+        <w:br/>
+      </w:r>
+      <w:r>
+        <w:rPr>
+          <w:rStyle w:val="VerbatimChar"/>
+        </w:rPr>
+        <w:t xml:space="preserve">    any state --&gt; contactor configured without feedback : CONT_GetFeedbackOfAllContactor...</w:t>
+      </w:r>
+      <w:r>
+        <w:br/>
+      </w:r>
+      <w:r>
+        <w:rPr>
+          <w:rStyle w:val="VerbatimChar"/>
+        </w:rPr>
+        <w:t xml:space="preserve">    no registry entry matched the request --&gt; no registry entry matched the request : the linear scan over BS_NR_OF_...</w:t>
+      </w:r>
+      <w:r>
+        <w:br/>
+      </w:r>
+      <w:r>
+        <w:rPr>
+          <w:rStyle w:val="VerbatimChar"/>
+        </w:rPr>
+        <w:t xml:space="preserve">    string without a precharge contactor --&gt; string without a precharge contactor : CONT_ClosePrecharge or CONT_Op...</w:t>
+      </w:r>
+      <w:r>
+        <w:br/>
+      </w:r>
+      <w:r>
+        <w:rPr>
+          <w:rStyle w:val="VerbatimChar"/>
+        </w:rPr>
+        <w:t xml:space="preserve">    any state --&gt; command recorded, feedback not yet sampled : CONT_OpenAllContactors from th...</w:t>
+      </w:r>
+      <w:r>
+        <w:br/>
+      </w:r>
+      <w:r>
+        <w:rPr>
+          <w:rStyle w:val="VerbatimChar"/>
+        </w:rPr>
+        <w:t xml:space="preserve">    registry unvalidated --&gt; registry validated : CONT_Initialize calls the regi...</w:t>
+      </w:r>
+      <w:r>
+        <w:br/>
+      </w:r>
+      <w:r>
+        <w:rPr>
+          <w:rStyle w:val="VerbatimChar"/>
+        </w:rPr>
+        <w:t xml:space="preserve">    command recorded, feedback not yet sampled</w:t>
+      </w:r>
+      <w:r>
+        <w:br/>
+      </w:r>
+      <w:r>
+        <w:rPr>
+          <w:rStyle w:val="VerbatimChar"/>
+        </w:rPr>
+        <w:t xml:space="preserve">    command recorded, feedback sampled and matching</w:t>
+      </w:r>
+      <w:r>
+        <w:br/>
+      </w:r>
+      <w:r>
+        <w:rPr>
+          <w:rStyle w:val="VerbatimChar"/>
+        </w:rPr>
+        <w:t xml:space="preserve">    command recorded, feedback sampled and mismatching</w:t>
+      </w:r>
+      <w:r>
+        <w:br/>
+      </w:r>
+      <w:r>
+        <w:rPr>
+          <w:rStyle w:val="VerbatimChar"/>
+        </w:rPr>
+        <w:t xml:space="preserve">    contactor configured without feedback</w:t>
+      </w:r>
+      <w:r>
+        <w:br/>
+      </w:r>
+      <w:r>
+        <w:rPr>
+          <w:rStyle w:val="VerbatimChar"/>
+        </w:rPr>
+        <w:t xml:space="preserve">    no registry entry matched the request</w:t>
+      </w:r>
+      <w:r>
+        <w:br/>
+      </w:r>
+      <w:r>
+        <w:rPr>
+          <w:rStyle w:val="VerbatimChar"/>
+        </w:rPr>
+        <w:t xml:space="preserve">    string without a precharge contactor</w:t>
+      </w:r>
+      <w:r>
+        <w:br/>
+      </w:r>
+      <w:r>
+        <w:rPr>
+          <w:rStyle w:val="VerbatimChar"/>
+        </w:rPr>
+        <w:t xml:space="preserve">    registry unvalidated</w:t>
+      </w:r>
+      <w:r>
+        <w:br/>
+      </w:r>
+      <w:r>
+        <w:rPr>
+          <w:rStyle w:val="VerbatimChar"/>
+        </w:rPr>
+        <w:t xml:space="preserve">    registry validated</w:t>
+      </w:r>
+    </w:p>
+    <w:bookmarkEnd w:id="141"/>
+    <w:bookmarkStart w:id="142" w:name="implementation-requirements-extracted-8"/>
+    <w:p>
+      <w:pPr>
+        <w:pStyle w:val="Heading3"/>
+      </w:pPr>
+      <w:r>
+        <w:t xml:space="preserve">Implementation Requirements (extracted)</w:t>
+      </w:r>
+    </w:p>
+    <w:p>
+      <w:pPr>
+        <w:pStyle w:val="FirstParagraph"/>
+      </w:pPr>
+      <w:r>
+        <w:t xml:space="preserve">Extracted from</w:t>
+      </w:r>
+      <w:r>
+        <w:t xml:space="preserve"> </w:t>
+      </w:r>
+      <w:r>
+        <w:rPr>
+          <w:rStyle w:val="VerbatimChar"/>
+        </w:rPr>
+        <w:t xml:space="preserve">FB2-SW-DSN-000006</w:t>
+      </w:r>
+      <w:r>
+        <w:t xml:space="preserve"> </w:t>
+      </w:r>
+      <w:r>
+        <w:t xml:space="preserve">design fields:</w:t>
+      </w:r>
+    </w:p>
+    <w:p>
+      <w:pPr>
+        <w:pStyle w:val="Compact"/>
+        <w:numPr>
+          <w:ilvl w:val="0"/>
+          <w:numId w:val="1077"/>
+        </w:numPr>
+      </w:pPr>
+      <w:r>
+        <w:t xml:space="preserve">Evaluation period: CONT_CheckFeedback is called from BMS_Trigger on every pass, and BMS_Trigger runs at the end of FTSK_RunUserCodeCyclic10ms, so commanded and sampled states are compared at 10 ms in … (source:</w:t>
+      </w:r>
+      <w:r>
+        <w:t xml:space="preserve"> </w:t>
+      </w:r>
+      <w:r>
+        <w:rPr>
+          <w:rStyle w:val="VerbatimChar"/>
+        </w:rPr>
+        <w:t xml:space="preserve">FB2-SW-DSN-000006</w:t>
+      </w:r>
+      <w:r>
+        <w:t xml:space="preserve"> </w:t>
+      </w:r>
+      <w:r>
+        <w:t xml:space="preserve">constraints)</w:t>
+      </w:r>
+    </w:p>
+    <w:p>
+      <w:pPr>
+        <w:pStyle w:val="Compact"/>
+        <w:numPr>
+          <w:ilvl w:val="0"/>
+          <w:numId w:val="1077"/>
+        </w:numPr>
+      </w:pPr>
+      <w:r>
+        <w:t xml:space="preserve">Registry size: BS_NR_OF_CONTACTORS is defined as 2 * BS_NR_OF_STRINGS plus BS_NR_OF_CONTACTORS_OUTSIDE_STRINGS, which is 1 in the pinned configuration, giving 3 entries for a single-string system. Eve… (source:</w:t>
+      </w:r>
+      <w:r>
+        <w:t xml:space="preserve"> </w:t>
+      </w:r>
+      <w:r>
+        <w:rPr>
+          <w:rStyle w:val="VerbatimChar"/>
+        </w:rPr>
+        <w:t xml:space="preserve">FB2-SW-DSN-000006</w:t>
+      </w:r>
+      <w:r>
+        <w:t xml:space="preserve"> </w:t>
+      </w:r>
+      <w:r>
+        <w:t xml:space="preserve">constraints)</w:t>
+      </w:r>
+    </w:p>
+    <w:p>
+      <w:pPr>
+        <w:pStyle w:val="Compact"/>
+        <w:numPr>
+          <w:ilvl w:val="0"/>
+          <w:numId w:val="1077"/>
+        </w:numPr>
+      </w:pPr>
+      <w:r>
+        <w:t xml:space="preserve">Channel bound: the registry validator asserts spsChannel &lt; SPS_NR_OF_AVAILABLE_SPS_CHANNELS, which is the product of the per-IC contactor channel count and the IC count. The same quantity is the size … (source:</w:t>
+      </w:r>
+      <w:r>
+        <w:t xml:space="preserve"> </w:t>
+      </w:r>
+      <w:r>
+        <w:rPr>
+          <w:rStyle w:val="VerbatimChar"/>
+        </w:rPr>
+        <w:t xml:space="preserve">FB2-SW-DSN-000006</w:t>
+      </w:r>
+      <w:r>
+        <w:t xml:space="preserve"> </w:t>
+      </w:r>
+      <w:r>
+        <w:t xml:space="preserve">constraints)</w:t>
+      </w:r>
+    </w:p>
+    <w:p>
+      <w:pPr>
+        <w:pStyle w:val="Compact"/>
+        <w:numPr>
+          <w:ilvl w:val="0"/>
+          <w:numId w:val="1077"/>
+        </w:numPr>
+      </w:pPr>
+      <w:r>
+        <w:t xml:space="preserve">Channel reservation: SPS_NR_OF_REQUIRED_CONTACTOR_CHANNELS is set to BS_NR_OF_CONTACTORS, so the peripheral driver reserves exactly as many channels as the registry needs. The assertion and the reserv… (source:</w:t>
+      </w:r>
+      <w:r>
+        <w:t xml:space="preserve"> </w:t>
+      </w:r>
+      <w:r>
+        <w:rPr>
+          <w:rStyle w:val="VerbatimChar"/>
+        </w:rPr>
+        <w:t xml:space="preserve">FB2-SW-DSN-000006</w:t>
+      </w:r>
+      <w:r>
+        <w:t xml:space="preserve"> </w:t>
+      </w:r>
+      <w:r>
+        <w:t xml:space="preserve">constraints)</w:t>
+      </w:r>
+    </w:p>
+    <w:p>
+      <w:pPr>
+        <w:pStyle w:val="Compact"/>
+        <w:numPr>
+          <w:ilvl w:val="0"/>
+          <w:numId w:val="1077"/>
+        </w:numPr>
+      </w:pPr>
+      <w:r>
+        <w:t xml:space="preserve">Lookup complexity: every command and every state query is a linear scan over the registry with an early break, so cost is proportional to BS_NR_OF_CONTACTORS. With 3 entries this is immaterial; the de… (source:</w:t>
+      </w:r>
+      <w:r>
+        <w:t xml:space="preserve"> </w:t>
+      </w:r>
+      <w:r>
+        <w:rPr>
+          <w:rStyle w:val="VerbatimChar"/>
+        </w:rPr>
+        <w:t xml:space="preserve">FB2-SW-DSN-000006</w:t>
+      </w:r>
+      <w:r>
+        <w:t xml:space="preserve"> </w:t>
+      </w:r>
+      <w:r>
+        <w:t xml:space="preserve">constraints)</w:t>
+      </w:r>
+    </w:p>
+    <w:p>
+      <w:pPr>
+        <w:pStyle w:val="Compact"/>
+        <w:numPr>
+          <w:ilvl w:val="0"/>
+          <w:numId w:val="1077"/>
+        </w:numPr>
+      </w:pPr>
+      <w:r>
+        <w:t xml:space="preserve">Command ordering: currentSet is written before SPS_RequestContactorState is called on both the open and the close path. The registry therefore never claims a commanded state that has not been requeste… (source:</w:t>
+      </w:r>
+      <w:r>
+        <w:t xml:space="preserve"> </w:t>
+      </w:r>
+      <w:r>
+        <w:rPr>
+          <w:rStyle w:val="VerbatimChar"/>
+        </w:rPr>
+        <w:t xml:space="preserve">FB2-SW-DSN-000006</w:t>
+      </w:r>
+      <w:r>
+        <w:t xml:space="preserve"> </w:t>
+      </w:r>
+      <w:r>
+        <w:t xml:space="preserve">constraints)</w:t>
+      </w:r>
+    </w:p>
+    <w:p>
+      <w:pPr>
+        <w:pStyle w:val="Compact"/>
+        <w:numPr>
+          <w:ilvl w:val="0"/>
+          <w:numId w:val="1077"/>
+        </w:numPr>
+      </w:pPr>
+      <w:r>
+        <w:t xml:space="preserve">Feedback freshness: CONT_CheckFeedback samples every contactor on every pass and immediately compares, so the compared feedback is at most one pass old and there is no separate staleness flag. (source:</w:t>
+      </w:r>
+      <w:r>
+        <w:t xml:space="preserve"> </w:t>
+      </w:r>
+      <w:r>
+        <w:rPr>
+          <w:rStyle w:val="VerbatimChar"/>
+        </w:rPr>
+        <w:t xml:space="preserve">FB2-SW-DSN-000006</w:t>
+      </w:r>
+      <w:r>
+        <w:t xml:space="preserve"> </w:t>
+      </w:r>
+      <w:r>
+        <w:t xml:space="preserve">constraints)</w:t>
+      </w:r>
+    </w:p>
+    <w:p>
+      <w:pPr>
+        <w:pStyle w:val="Compact"/>
+        <w:numPr>
+          <w:ilvl w:val="0"/>
+          <w:numId w:val="1077"/>
+        </w:numPr>
+      </w:pPr>
+      <w:r>
+        <w:t xml:space="preserve">Contactor-type uniqueness is not enforced: both CONT_InitializationCheckOfContactorRegistry and CONT_CheckFeedback carry a TODO to add a check that only one contactor of each type is configured per st… (source:</w:t>
+      </w:r>
+      <w:r>
+        <w:t xml:space="preserve"> </w:t>
+      </w:r>
+      <w:r>
+        <w:rPr>
+          <w:rStyle w:val="VerbatimChar"/>
+        </w:rPr>
+        <w:t xml:space="preserve">FB2-SW-DSN-000006</w:t>
+      </w:r>
+      <w:r>
+        <w:t xml:space="preserve"> </w:t>
+      </w:r>
+      <w:r>
+        <w:t xml:space="preserve">constraints)</w:t>
+      </w:r>
+    </w:p>
+    <w:p>
+      <w:pPr>
+        <w:pStyle w:val="Compact"/>
+        <w:numPr>
+          <w:ilvl w:val="0"/>
+          <w:numId w:val="1077"/>
+        </w:numPr>
+      </w:pPr>
+      <w:r>
+        <w:t xml:space="preserve">Feedback-source fallback: the feedback dispatch tests three of the four CONT_FEEDBACK_TYPE_e values and treats the remaining else as the normally-closed case, so an unrecognised or corrupted feedback … (source:</w:t>
+      </w:r>
+      <w:r>
+        <w:t xml:space="preserve"> </w:t>
+      </w:r>
+      <w:r>
+        <w:rPr>
+          <w:rStyle w:val="VerbatimChar"/>
+        </w:rPr>
+        <w:t xml:space="preserve">FB2-SW-DSN-000006</w:t>
+      </w:r>
+      <w:r>
+        <w:t xml:space="preserve"> </w:t>
+      </w:r>
+      <w:r>
+        <w:t xml:space="preserve">constraints)</w:t>
+      </w:r>
+    </w:p>
+    <w:p>
+      <w:pPr>
+        <w:pStyle w:val="Compact"/>
+        <w:numPr>
+          <w:ilvl w:val="0"/>
+          <w:numId w:val="1077"/>
+        </w:numPr>
+      </w:pPr>
+      <w:r>
+        <w:t xml:space="preserve">No latching: a feedback mismatch is re-evaluated from scratch on every pass and the module holds no counter, so a transient mismatch clears on the next agreeing pass. (source:</w:t>
+      </w:r>
+      <w:r>
+        <w:t xml:space="preserve"> </w:t>
+      </w:r>
+      <w:r>
+        <w:rPr>
+          <w:rStyle w:val="VerbatimChar"/>
+        </w:rPr>
+        <w:t xml:space="preserve">FB2-SW-DSN-000006</w:t>
+      </w:r>
+      <w:r>
+        <w:t xml:space="preserve"> </w:t>
+      </w:r>
+      <w:r>
+        <w:t xml:space="preserve">constraints)</w:t>
+      </w:r>
+    </w:p>
+    <w:p>
+      <w:pPr>
+        <w:pStyle w:val="Compact"/>
+        <w:numPr>
+          <w:ilvl w:val="0"/>
+          <w:numId w:val="1077"/>
+        </w:numPr>
+      </w:pPr>
+      <w:r>
+        <w:t xml:space="preserve">Budget</w:t>
+      </w:r>
+      <w:r>
+        <w:t xml:space="preserve"> </w:t>
+      </w:r>
+      <w:r>
+        <w:rPr>
+          <w:rStyle w:val="VerbatimChar"/>
+        </w:rPr>
+        <w:t xml:space="preserve">cpu_time_ms</w:t>
+      </w:r>
+      <w:r>
+        <w:t xml:space="preserve"> </w:t>
+      </w:r>
+      <w:r>
+        <w:t xml:space="preserve">= 10 (source:</w:t>
+      </w:r>
+      <w:r>
+        <w:t xml:space="preserve"> </w:t>
+      </w:r>
+      <w:r>
+        <w:rPr>
+          <w:rStyle w:val="VerbatimChar"/>
+        </w:rPr>
+        <w:t xml:space="preserve">FB2-SW-DSN-000006</w:t>
+      </w:r>
+      <w:r>
+        <w:t xml:space="preserve"> </w:t>
+      </w:r>
+      <w:r>
+        <w:t xml:space="preserve">budgets)</w:t>
+      </w:r>
+    </w:p>
+    <w:p>
+      <w:pPr>
+        <w:pStyle w:val="Compact"/>
+        <w:numPr>
+          <w:ilvl w:val="0"/>
+          <w:numId w:val="1077"/>
+        </w:numPr>
+      </w:pPr>
+      <w:r>
+        <w:t xml:space="preserve">Budget</w:t>
+      </w:r>
+      <w:r>
+        <w:t xml:space="preserve"> </w:t>
+      </w:r>
+      <w:r>
+        <w:rPr>
+          <w:rStyle w:val="VerbatimChar"/>
+        </w:rPr>
+        <w:t xml:space="preserve">memory_bytes</w:t>
+      </w:r>
+      <w:r>
+        <w:t xml:space="preserve"> </w:t>
+      </w:r>
+      <w:r>
+        <w:t xml:space="preserve">= 0 (source:</w:t>
+      </w:r>
+      <w:r>
+        <w:t xml:space="preserve"> </w:t>
+      </w:r>
+      <w:r>
+        <w:rPr>
+          <w:rStyle w:val="VerbatimChar"/>
+        </w:rPr>
+        <w:t xml:space="preserve">FB2-SW-DSN-000006</w:t>
+      </w:r>
+      <w:r>
+        <w:t xml:space="preserve"> </w:t>
+      </w:r>
+      <w:r>
+        <w:t xml:space="preserve">budgets)</w:t>
+      </w:r>
+    </w:p>
+    <w:p>
+      <w:pPr>
+        <w:pStyle w:val="Compact"/>
+        <w:numPr>
+          <w:ilvl w:val="0"/>
+          <w:numId w:val="1077"/>
+        </w:numPr>
+      </w:pPr>
+      <w:r>
+        <w:t xml:space="preserve">Budget</w:t>
+      </w:r>
+      <w:r>
+        <w:t xml:space="preserve"> </w:t>
+      </w:r>
+      <w:r>
+        <w:rPr>
+          <w:rStyle w:val="VerbatimChar"/>
+        </w:rPr>
+        <w:t xml:space="preserve">stack_bytes</w:t>
+      </w:r>
+      <w:r>
+        <w:t xml:space="preserve"> </w:t>
+      </w:r>
+      <w:r>
+        <w:t xml:space="preserve">= 0 (source:</w:t>
+      </w:r>
+      <w:r>
+        <w:t xml:space="preserve"> </w:t>
+      </w:r>
+      <w:r>
+        <w:rPr>
+          <w:rStyle w:val="VerbatimChar"/>
+        </w:rPr>
+        <w:t xml:space="preserve">FB2-SW-DSN-000006</w:t>
+      </w:r>
+      <w:r>
+        <w:t xml:space="preserve"> </w:t>
+      </w:r>
+      <w:r>
+        <w:t xml:space="preserve">budgets)</w:t>
+      </w:r>
+    </w:p>
     <w:p>
       <w:r>
         <w:pict>
@@ -16836,7 +22726,7 @@
           <w:i/>
           <w:iCs/>
         </w:rPr>
-        <w:t xml:space="preserve">Generated: 2026-10-01T05:09:49Z — auto-generated from the machine-verifiable corpus. Regenerate with</w:t>
+        <w:t xml:space="preserve">Generated: 2026-10-01T13:26:59Z — auto-generated from the machine-verifiable corpus. Regenerate with</w:t>
       </w:r>
       <w:r>
         <w:rPr>
@@ -16861,9 +22751,9 @@
         <w:t xml:space="preserve">.</w:t>
       </w:r>
     </w:p>
-    <w:bookmarkEnd w:id="115"/>
-    <w:bookmarkEnd w:id="116"/>
-    <w:bookmarkEnd w:id="117"/>
+    <w:bookmarkEnd w:id="142"/>
+    <w:bookmarkEnd w:id="143"/>
+    <w:bookmarkEnd w:id="144"/>
     <w:sectPr/>
   </w:body>
 </w:document>
@@ -17242,6 +23132,42 @@
     <w:abstractNumId w:val="991"/>
   </w:num>
   <w:num w:numId="1065">
+    <w:abstractNumId w:val="991"/>
+  </w:num>
+  <w:num w:numId="1066">
+    <w:abstractNumId w:val="991"/>
+  </w:num>
+  <w:num w:numId="1067">
+    <w:abstractNumId w:val="991"/>
+  </w:num>
+  <w:num w:numId="1068">
+    <w:abstractNumId w:val="991"/>
+  </w:num>
+  <w:num w:numId="1069">
+    <w:abstractNumId w:val="991"/>
+  </w:num>
+  <w:num w:numId="1070">
+    <w:abstractNumId w:val="991"/>
+  </w:num>
+  <w:num w:numId="1071">
+    <w:abstractNumId w:val="991"/>
+  </w:num>
+  <w:num w:numId="1072">
+    <w:abstractNumId w:val="991"/>
+  </w:num>
+  <w:num w:numId="1073">
+    <w:abstractNumId w:val="991"/>
+  </w:num>
+  <w:num w:numId="1074">
+    <w:abstractNumId w:val="991"/>
+  </w:num>
+  <w:num w:numId="1075">
+    <w:abstractNumId w:val="991"/>
+  </w:num>
+  <w:num w:numId="1076">
+    <w:abstractNumId w:val="991"/>
+  </w:num>
+  <w:num w:numId="1077">
     <w:abstractNumId w:val="991"/>
   </w:num>
 </w:numbering>

--- a/docs/artifacts/spec-documents/06-detailed-design-specification.docx
+++ b/docs/artifacts/spec-documents/06-detailed-design-specification.docx
@@ -316,7 +316,7 @@
               <w:jc w:val="left"/>
             </w:pPr>
             <w:r>
-              <w:t xml:space="preserve">2026-10-01T13:26:59Z</w:t>
+              <w:t xml:space="preserve">2026-10-01T16:36:58Z</w:t>
             </w:r>
           </w:p>
         </w:tc>
@@ -22726,7 +22726,7 @@
           <w:i/>
           <w:iCs/>
         </w:rPr>
-        <w:t xml:space="preserve">Generated: 2026-10-01T13:26:59Z — auto-generated from the machine-verifiable corpus. Regenerate with</w:t>
+        <w:t xml:space="preserve">Generated: 2026-10-01T16:36:58Z — auto-generated from the machine-verifiable corpus. Regenerate with</w:t>
       </w:r>
       <w:r>
         <w:rPr>

--- a/docs/artifacts/spec-documents/06-detailed-design-specification.docx
+++ b/docs/artifacts/spec-documents/06-detailed-design-specification.docx
@@ -316,7 +316,7 @@
               <w:jc w:val="left"/>
             </w:pPr>
             <w:r>
-              <w:t xml:space="preserve">2026-10-01T16:36:58Z</w:t>
+              <w:t xml:space="preserve">2026-10-01T19:25:12Z</w:t>
             </w:r>
           </w:p>
         </w:tc>
@@ -22726,7 +22726,7 @@
           <w:i/>
           <w:iCs/>
         </w:rPr>
-        <w:t xml:space="preserve">Generated: 2026-10-01T16:36:58Z — auto-generated from the machine-verifiable corpus. Regenerate with</w:t>
+        <w:t xml:space="preserve">Generated: 2026-10-01T19:25:12Z — auto-generated from the machine-verifiable corpus. Regenerate with</w:t>
       </w:r>
       <w:r>
         <w:rPr>

--- a/docs/artifacts/spec-documents/06-detailed-design-specification.docx
+++ b/docs/artifacts/spec-documents/06-detailed-design-specification.docx
@@ -23,7 +23,7 @@
         <w:pStyle w:val="Date"/>
       </w:pPr>
       <w:r>
-        <w:t xml:space="preserve">2026-10-01</w:t>
+        <w:t xml:space="preserve">2026-10-02</w:t>
       </w:r>
     </w:p>
     <w:sdt>
@@ -316,7 +316,7 @@
               <w:jc w:val="left"/>
             </w:pPr>
             <w:r>
-              <w:t xml:space="preserve">2026-10-01T19:25:12Z</w:t>
+              <w:t xml:space="preserve">2026-10-02T01:21:37Z</w:t>
             </w:r>
           </w:p>
         </w:tc>
@@ -22726,7 +22726,7 @@
           <w:i/>
           <w:iCs/>
         </w:rPr>
-        <w:t xml:space="preserve">Generated: 2026-10-01T19:25:12Z — auto-generated from the machine-verifiable corpus. Regenerate with</w:t>
+        <w:t xml:space="preserve">Generated: 2026-10-02T01:21:37Z — auto-generated from the machine-verifiable corpus. Regenerate with</w:t>
       </w:r>
       <w:r>
         <w:rPr>

--- a/docs/artifacts/spec-documents/06-detailed-design-specification.docx
+++ b/docs/artifacts/spec-documents/06-detailed-design-specification.docx
@@ -23,7 +23,7 @@
         <w:pStyle w:val="Date"/>
       </w:pPr>
       <w:r>
-        <w:t xml:space="preserve">2026-10-02</w:t>
+        <w:t xml:space="preserve">2026-10-03</w:t>
       </w:r>
     </w:p>
     <w:sdt>
@@ -316,7 +316,7 @@
               <w:jc w:val="left"/>
             </w:pPr>
             <w:r>
-              <w:t xml:space="preserve">2026-10-02T01:21:37Z</w:t>
+              <w:t xml:space="preserve">2026-10-03T11:20:05Z</w:t>
             </w:r>
           </w:p>
         </w:tc>
@@ -22726,7 +22726,7 @@
           <w:i/>
           <w:iCs/>
         </w:rPr>
-        <w:t xml:space="preserve">Generated: 2026-10-02T01:21:37Z — auto-generated from the machine-verifiable corpus. Regenerate with</w:t>
+        <w:t xml:space="preserve">Generated: 2026-10-03T11:20:05Z — auto-generated from the machine-verifiable corpus. Regenerate with</w:t>
       </w:r>
       <w:r>
         <w:rPr>

--- a/docs/artifacts/spec-documents/06-detailed-design-specification.docx
+++ b/docs/artifacts/spec-documents/06-detailed-design-specification.docx
@@ -23,7 +23,7 @@
         <w:pStyle w:val="Date"/>
       </w:pPr>
       <w:r>
-        <w:t xml:space="preserve">2026-10-03</w:t>
+        <w:t xml:space="preserve">2026-10-04</w:t>
       </w:r>
     </w:p>
     <w:sdt>
@@ -316,7 +316,7 @@
               <w:jc w:val="left"/>
             </w:pPr>
             <w:r>
-              <w:t xml:space="preserve">2026-10-03T11:20:05Z</w:t>
+              <w:t xml:space="preserve">2026-10-04T00:17:01Z</w:t>
             </w:r>
           </w:p>
         </w:tc>
@@ -22726,7 +22726,7 @@
           <w:i/>
           <w:iCs/>
         </w:rPr>
-        <w:t xml:space="preserve">Generated: 2026-10-03T11:20:05Z — auto-generated from the machine-verifiable corpus. Regenerate with</w:t>
+        <w:t xml:space="preserve">Generated: 2026-10-04T00:17:01Z — auto-generated from the machine-verifiable corpus. Regenerate with</w:t>
       </w:r>
       <w:r>
         <w:rPr>
